--- a/Projektrapport_rettet.docx
+++ b/Projektrapport_rettet.docx
@@ -249,7 +249,7 @@
           <w:szCs w:val="32"/>
           <w:lang w:val="da-DK"/>
         </w:rPr>
-        <w:t xml:space="preserve">[Antal tegn inkl. mellemrum – 60.000]</w:t>
+        <w:t>[Antal tegn inkl. mellemrum – 60.000]</w:t>
       </w:r>
     </w:p>
     <w:p>
@@ -270,7 +270,7 @@
           <w:szCs w:val="32"/>
           <w:lang w:val="en-US"/>
         </w:rPr>
-        <w:t xml:space="preserve">Softwareingeniør Trainee</w:t>
+        <w:t>Softwareingeniør Trainee</w:t>
       </w:r>
     </w:p>
     <w:p>
@@ -291,7 +291,7 @@
           <w:szCs w:val="32"/>
           <w:lang w:val="en-US"/>
         </w:rPr>
-        <w:t xml:space="preserve">1. semester (SEP1) – reeksamen</w:t>
+        <w:t>1. semester (SEP1) – reeksamen</w:t>
       </w:r>
     </w:p>
     <w:p>
@@ -417,7 +417,17 @@
               <w:lang w:val="da-DK"/>
             </w:rPr>
             <w:fldChar w:fldCharType="begin"/>
+          </w:r>
+          <w:r>
+            <w:rPr>
+              <w:lang w:val="da-DK"/>
+            </w:rPr>
             <w:instrText xml:space="preserve"> TOC \o "1-3" \h \z \u </w:instrText>
+          </w:r>
+          <w:r>
+            <w:rPr>
+              <w:lang w:val="da-DK"/>
+            </w:rPr>
             <w:fldChar w:fldCharType="separate"/>
           </w:r>
           <w:hyperlink w:anchor="_Toc242969354" w:history="1">
@@ -455,10 +465,46 @@
                 <w:webHidden/>
               </w:rPr>
               <w:tab/>
+            </w:r>
+            <w:r>
+              <w:rPr>
+                <w:noProof/>
+                <w:webHidden/>
+              </w:rPr>
               <w:fldChar w:fldCharType="begin"/>
+            </w:r>
+            <w:r>
+              <w:rPr>
+                <w:noProof/>
+                <w:webHidden/>
+              </w:rPr>
               <w:instrText xml:space="preserve"> PAGEREF _Toc242969354 \h </w:instrText>
+            </w:r>
+            <w:r>
+              <w:rPr>
+                <w:noProof/>
+                <w:webHidden/>
+              </w:rPr>
+            </w:r>
+            <w:r>
+              <w:rPr>
+                <w:noProof/>
+                <w:webHidden/>
+              </w:rPr>
               <w:fldChar w:fldCharType="separate"/>
+            </w:r>
+            <w:r>
+              <w:rPr>
+                <w:noProof/>
+                <w:webHidden/>
+              </w:rPr>
               <w:t>1</w:t>
+            </w:r>
+            <w:r>
+              <w:rPr>
+                <w:noProof/>
+                <w:webHidden/>
+              </w:rPr>
               <w:fldChar w:fldCharType="end"/>
             </w:r>
           </w:hyperlink>
@@ -514,10 +560,46 @@
                 <w:webHidden/>
               </w:rPr>
               <w:tab/>
+            </w:r>
+            <w:r>
+              <w:rPr>
+                <w:noProof/>
+                <w:webHidden/>
+              </w:rPr>
               <w:fldChar w:fldCharType="begin"/>
+            </w:r>
+            <w:r>
+              <w:rPr>
+                <w:noProof/>
+                <w:webHidden/>
+              </w:rPr>
               <w:instrText xml:space="preserve"> PAGEREF _Toc242969355 \h </w:instrText>
+            </w:r>
+            <w:r>
+              <w:rPr>
+                <w:noProof/>
+                <w:webHidden/>
+              </w:rPr>
+            </w:r>
+            <w:r>
+              <w:rPr>
+                <w:noProof/>
+                <w:webHidden/>
+              </w:rPr>
               <w:fldChar w:fldCharType="separate"/>
+            </w:r>
+            <w:r>
+              <w:rPr>
+                <w:noProof/>
+                <w:webHidden/>
+              </w:rPr>
               <w:t>2</w:t>
+            </w:r>
+            <w:r>
+              <w:rPr>
+                <w:noProof/>
+                <w:webHidden/>
+              </w:rPr>
               <w:fldChar w:fldCharType="end"/>
             </w:r>
           </w:hyperlink>
@@ -553,10 +635,46 @@
                 <w:webHidden/>
               </w:rPr>
               <w:tab/>
+            </w:r>
+            <w:r>
+              <w:rPr>
+                <w:noProof/>
+                <w:webHidden/>
+              </w:rPr>
               <w:fldChar w:fldCharType="begin"/>
+            </w:r>
+            <w:r>
+              <w:rPr>
+                <w:noProof/>
+                <w:webHidden/>
+              </w:rPr>
               <w:instrText xml:space="preserve"> PAGEREF _Toc242969356 \h </w:instrText>
+            </w:r>
+            <w:r>
+              <w:rPr>
+                <w:noProof/>
+                <w:webHidden/>
+              </w:rPr>
+            </w:r>
+            <w:r>
+              <w:rPr>
+                <w:noProof/>
+                <w:webHidden/>
+              </w:rPr>
               <w:fldChar w:fldCharType="separate"/>
+            </w:r>
+            <w:r>
+              <w:rPr>
+                <w:noProof/>
+                <w:webHidden/>
+              </w:rPr>
               <w:t>2</w:t>
+            </w:r>
+            <w:r>
+              <w:rPr>
+                <w:noProof/>
+                <w:webHidden/>
+              </w:rPr>
               <w:fldChar w:fldCharType="end"/>
             </w:r>
           </w:hyperlink>
@@ -592,10 +710,46 @@
                 <w:webHidden/>
               </w:rPr>
               <w:tab/>
+            </w:r>
+            <w:r>
+              <w:rPr>
+                <w:noProof/>
+                <w:webHidden/>
+              </w:rPr>
               <w:fldChar w:fldCharType="begin"/>
+            </w:r>
+            <w:r>
+              <w:rPr>
+                <w:noProof/>
+                <w:webHidden/>
+              </w:rPr>
               <w:instrText xml:space="preserve"> PAGEREF _Toc242969357 \h </w:instrText>
+            </w:r>
+            <w:r>
+              <w:rPr>
+                <w:noProof/>
+                <w:webHidden/>
+              </w:rPr>
+            </w:r>
+            <w:r>
+              <w:rPr>
+                <w:noProof/>
+                <w:webHidden/>
+              </w:rPr>
               <w:fldChar w:fldCharType="separate"/>
+            </w:r>
+            <w:r>
+              <w:rPr>
+                <w:noProof/>
+                <w:webHidden/>
+              </w:rPr>
               <w:t>3</w:t>
+            </w:r>
+            <w:r>
+              <w:rPr>
+                <w:noProof/>
+                <w:webHidden/>
+              </w:rPr>
               <w:fldChar w:fldCharType="end"/>
             </w:r>
           </w:hyperlink>
@@ -631,10 +785,46 @@
                 <w:webHidden/>
               </w:rPr>
               <w:tab/>
+            </w:r>
+            <w:r>
+              <w:rPr>
+                <w:noProof/>
+                <w:webHidden/>
+              </w:rPr>
               <w:fldChar w:fldCharType="begin"/>
+            </w:r>
+            <w:r>
+              <w:rPr>
+                <w:noProof/>
+                <w:webHidden/>
+              </w:rPr>
               <w:instrText xml:space="preserve"> PAGEREF _Toc242969358 \h </w:instrText>
+            </w:r>
+            <w:r>
+              <w:rPr>
+                <w:noProof/>
+                <w:webHidden/>
+              </w:rPr>
+            </w:r>
+            <w:r>
+              <w:rPr>
+                <w:noProof/>
+                <w:webHidden/>
+              </w:rPr>
               <w:fldChar w:fldCharType="separate"/>
+            </w:r>
+            <w:r>
+              <w:rPr>
+                <w:noProof/>
+                <w:webHidden/>
+              </w:rPr>
               <w:t>3</w:t>
+            </w:r>
+            <w:r>
+              <w:rPr>
+                <w:noProof/>
+                <w:webHidden/>
+              </w:rPr>
               <w:fldChar w:fldCharType="end"/>
             </w:r>
           </w:hyperlink>
@@ -690,10 +880,46 @@
                 <w:webHidden/>
               </w:rPr>
               <w:tab/>
+            </w:r>
+            <w:r>
+              <w:rPr>
+                <w:noProof/>
+                <w:webHidden/>
+              </w:rPr>
               <w:fldChar w:fldCharType="begin"/>
+            </w:r>
+            <w:r>
+              <w:rPr>
+                <w:noProof/>
+                <w:webHidden/>
+              </w:rPr>
               <w:instrText xml:space="preserve"> PAGEREF _Toc242969359 \h </w:instrText>
+            </w:r>
+            <w:r>
+              <w:rPr>
+                <w:noProof/>
+                <w:webHidden/>
+              </w:rPr>
+            </w:r>
+            <w:r>
+              <w:rPr>
+                <w:noProof/>
+                <w:webHidden/>
+              </w:rPr>
               <w:fldChar w:fldCharType="separate"/>
+            </w:r>
+            <w:r>
+              <w:rPr>
+                <w:noProof/>
+                <w:webHidden/>
+              </w:rPr>
               <w:t>5</w:t>
+            </w:r>
+            <w:r>
+              <w:rPr>
+                <w:noProof/>
+                <w:webHidden/>
+              </w:rPr>
               <w:fldChar w:fldCharType="end"/>
             </w:r>
           </w:hyperlink>
@@ -729,10 +955,46 @@
                 <w:webHidden/>
               </w:rPr>
               <w:tab/>
+            </w:r>
+            <w:r>
+              <w:rPr>
+                <w:noProof/>
+                <w:webHidden/>
+              </w:rPr>
               <w:fldChar w:fldCharType="begin"/>
+            </w:r>
+            <w:r>
+              <w:rPr>
+                <w:noProof/>
+                <w:webHidden/>
+              </w:rPr>
               <w:instrText xml:space="preserve"> PAGEREF _Toc242969360 \h </w:instrText>
+            </w:r>
+            <w:r>
+              <w:rPr>
+                <w:noProof/>
+                <w:webHidden/>
+              </w:rPr>
+            </w:r>
+            <w:r>
+              <w:rPr>
+                <w:noProof/>
+                <w:webHidden/>
+              </w:rPr>
               <w:fldChar w:fldCharType="separate"/>
+            </w:r>
+            <w:r>
+              <w:rPr>
+                <w:noProof/>
+                <w:webHidden/>
+              </w:rPr>
               <w:t>5</w:t>
+            </w:r>
+            <w:r>
+              <w:rPr>
+                <w:noProof/>
+                <w:webHidden/>
+              </w:rPr>
               <w:fldChar w:fldCharType="end"/>
             </w:r>
           </w:hyperlink>
@@ -768,10 +1030,46 @@
                 <w:webHidden/>
               </w:rPr>
               <w:tab/>
+            </w:r>
+            <w:r>
+              <w:rPr>
+                <w:noProof/>
+                <w:webHidden/>
+              </w:rPr>
               <w:fldChar w:fldCharType="begin"/>
+            </w:r>
+            <w:r>
+              <w:rPr>
+                <w:noProof/>
+                <w:webHidden/>
+              </w:rPr>
               <w:instrText xml:space="preserve"> PAGEREF _Toc242969361 \h </w:instrText>
+            </w:r>
+            <w:r>
+              <w:rPr>
+                <w:noProof/>
+                <w:webHidden/>
+              </w:rPr>
+            </w:r>
+            <w:r>
+              <w:rPr>
+                <w:noProof/>
+                <w:webHidden/>
+              </w:rPr>
               <w:fldChar w:fldCharType="separate"/>
+            </w:r>
+            <w:r>
+              <w:rPr>
+                <w:noProof/>
+                <w:webHidden/>
+              </w:rPr>
               <w:t>6</w:t>
+            </w:r>
+            <w:r>
+              <w:rPr>
+                <w:noProof/>
+                <w:webHidden/>
+              </w:rPr>
               <w:fldChar w:fldCharType="end"/>
             </w:r>
           </w:hyperlink>
@@ -807,10 +1105,46 @@
                 <w:webHidden/>
               </w:rPr>
               <w:tab/>
+            </w:r>
+            <w:r>
+              <w:rPr>
+                <w:noProof/>
+                <w:webHidden/>
+              </w:rPr>
               <w:fldChar w:fldCharType="begin"/>
+            </w:r>
+            <w:r>
+              <w:rPr>
+                <w:noProof/>
+                <w:webHidden/>
+              </w:rPr>
               <w:instrText xml:space="preserve"> PAGEREF _Toc242969362 \h </w:instrText>
+            </w:r>
+            <w:r>
+              <w:rPr>
+                <w:noProof/>
+                <w:webHidden/>
+              </w:rPr>
+            </w:r>
+            <w:r>
+              <w:rPr>
+                <w:noProof/>
+                <w:webHidden/>
+              </w:rPr>
               <w:fldChar w:fldCharType="separate"/>
+            </w:r>
+            <w:r>
+              <w:rPr>
+                <w:noProof/>
+                <w:webHidden/>
+              </w:rPr>
               <w:t>6</w:t>
+            </w:r>
+            <w:r>
+              <w:rPr>
+                <w:noProof/>
+                <w:webHidden/>
+              </w:rPr>
               <w:fldChar w:fldCharType="end"/>
             </w:r>
           </w:hyperlink>
@@ -866,10 +1200,46 @@
                 <w:webHidden/>
               </w:rPr>
               <w:tab/>
+            </w:r>
+            <w:r>
+              <w:rPr>
+                <w:noProof/>
+                <w:webHidden/>
+              </w:rPr>
               <w:fldChar w:fldCharType="begin"/>
+            </w:r>
+            <w:r>
+              <w:rPr>
+                <w:noProof/>
+                <w:webHidden/>
+              </w:rPr>
               <w:instrText xml:space="preserve"> PAGEREF _Toc242969363 \h </w:instrText>
+            </w:r>
+            <w:r>
+              <w:rPr>
+                <w:noProof/>
+                <w:webHidden/>
+              </w:rPr>
+            </w:r>
+            <w:r>
+              <w:rPr>
+                <w:noProof/>
+                <w:webHidden/>
+              </w:rPr>
               <w:fldChar w:fldCharType="separate"/>
+            </w:r>
+            <w:r>
+              <w:rPr>
+                <w:noProof/>
+                <w:webHidden/>
+              </w:rPr>
               <w:t>7</w:t>
+            </w:r>
+            <w:r>
+              <w:rPr>
+                <w:noProof/>
+                <w:webHidden/>
+              </w:rPr>
               <w:fldChar w:fldCharType="end"/>
             </w:r>
           </w:hyperlink>
@@ -905,10 +1275,46 @@
                 <w:webHidden/>
               </w:rPr>
               <w:tab/>
+            </w:r>
+            <w:r>
+              <w:rPr>
+                <w:noProof/>
+                <w:webHidden/>
+              </w:rPr>
               <w:fldChar w:fldCharType="begin"/>
+            </w:r>
+            <w:r>
+              <w:rPr>
+                <w:noProof/>
+                <w:webHidden/>
+              </w:rPr>
               <w:instrText xml:space="preserve"> PAGEREF _Toc242969364 \h </w:instrText>
+            </w:r>
+            <w:r>
+              <w:rPr>
+                <w:noProof/>
+                <w:webHidden/>
+              </w:rPr>
+            </w:r>
+            <w:r>
+              <w:rPr>
+                <w:noProof/>
+                <w:webHidden/>
+              </w:rPr>
               <w:fldChar w:fldCharType="separate"/>
+            </w:r>
+            <w:r>
+              <w:rPr>
+                <w:noProof/>
+                <w:webHidden/>
+              </w:rPr>
               <w:t>7</w:t>
+            </w:r>
+            <w:r>
+              <w:rPr>
+                <w:noProof/>
+                <w:webHidden/>
+              </w:rPr>
               <w:fldChar w:fldCharType="end"/>
             </w:r>
           </w:hyperlink>
@@ -944,10 +1350,46 @@
                 <w:webHidden/>
               </w:rPr>
               <w:tab/>
+            </w:r>
+            <w:r>
+              <w:rPr>
+                <w:noProof/>
+                <w:webHidden/>
+              </w:rPr>
               <w:fldChar w:fldCharType="begin"/>
+            </w:r>
+            <w:r>
+              <w:rPr>
+                <w:noProof/>
+                <w:webHidden/>
+              </w:rPr>
               <w:instrText xml:space="preserve"> PAGEREF _Toc242969365 \h </w:instrText>
+            </w:r>
+            <w:r>
+              <w:rPr>
+                <w:noProof/>
+                <w:webHidden/>
+              </w:rPr>
+            </w:r>
+            <w:r>
+              <w:rPr>
+                <w:noProof/>
+                <w:webHidden/>
+              </w:rPr>
               <w:fldChar w:fldCharType="separate"/>
+            </w:r>
+            <w:r>
+              <w:rPr>
+                <w:noProof/>
+                <w:webHidden/>
+              </w:rPr>
               <w:t>7</w:t>
+            </w:r>
+            <w:r>
+              <w:rPr>
+                <w:noProof/>
+                <w:webHidden/>
+              </w:rPr>
               <w:fldChar w:fldCharType="end"/>
             </w:r>
           </w:hyperlink>
@@ -983,10 +1425,46 @@
                 <w:webHidden/>
               </w:rPr>
               <w:tab/>
+            </w:r>
+            <w:r>
+              <w:rPr>
+                <w:noProof/>
+                <w:webHidden/>
+              </w:rPr>
               <w:fldChar w:fldCharType="begin"/>
+            </w:r>
+            <w:r>
+              <w:rPr>
+                <w:noProof/>
+                <w:webHidden/>
+              </w:rPr>
               <w:instrText xml:space="preserve"> PAGEREF _Toc242969366 \h </w:instrText>
+            </w:r>
+            <w:r>
+              <w:rPr>
+                <w:noProof/>
+                <w:webHidden/>
+              </w:rPr>
+            </w:r>
+            <w:r>
+              <w:rPr>
+                <w:noProof/>
+                <w:webHidden/>
+              </w:rPr>
               <w:fldChar w:fldCharType="separate"/>
+            </w:r>
+            <w:r>
+              <w:rPr>
+                <w:noProof/>
+                <w:webHidden/>
+              </w:rPr>
               <w:t>9</w:t>
+            </w:r>
+            <w:r>
+              <w:rPr>
+                <w:noProof/>
+                <w:webHidden/>
+              </w:rPr>
               <w:fldChar w:fldCharType="end"/>
             </w:r>
           </w:hyperlink>
@@ -1022,10 +1500,46 @@
                 <w:webHidden/>
               </w:rPr>
               <w:tab/>
+            </w:r>
+            <w:r>
+              <w:rPr>
+                <w:noProof/>
+                <w:webHidden/>
+              </w:rPr>
               <w:fldChar w:fldCharType="begin"/>
+            </w:r>
+            <w:r>
+              <w:rPr>
+                <w:noProof/>
+                <w:webHidden/>
+              </w:rPr>
               <w:instrText xml:space="preserve"> PAGEREF _Toc242969367 \h </w:instrText>
+            </w:r>
+            <w:r>
+              <w:rPr>
+                <w:noProof/>
+                <w:webHidden/>
+              </w:rPr>
+            </w:r>
+            <w:r>
+              <w:rPr>
+                <w:noProof/>
+                <w:webHidden/>
+              </w:rPr>
               <w:fldChar w:fldCharType="separate"/>
+            </w:r>
+            <w:r>
+              <w:rPr>
+                <w:noProof/>
+                <w:webHidden/>
+              </w:rPr>
               <w:t>9</w:t>
+            </w:r>
+            <w:r>
+              <w:rPr>
+                <w:noProof/>
+                <w:webHidden/>
+              </w:rPr>
               <w:fldChar w:fldCharType="end"/>
             </w:r>
           </w:hyperlink>
@@ -1061,10 +1575,46 @@
                 <w:webHidden/>
               </w:rPr>
               <w:tab/>
+            </w:r>
+            <w:r>
+              <w:rPr>
+                <w:noProof/>
+                <w:webHidden/>
+              </w:rPr>
               <w:fldChar w:fldCharType="begin"/>
+            </w:r>
+            <w:r>
+              <w:rPr>
+                <w:noProof/>
+                <w:webHidden/>
+              </w:rPr>
               <w:instrText xml:space="preserve"> PAGEREF _Toc242969368 \h </w:instrText>
+            </w:r>
+            <w:r>
+              <w:rPr>
+                <w:noProof/>
+                <w:webHidden/>
+              </w:rPr>
+            </w:r>
+            <w:r>
+              <w:rPr>
+                <w:noProof/>
+                <w:webHidden/>
+              </w:rPr>
               <w:fldChar w:fldCharType="separate"/>
+            </w:r>
+            <w:r>
+              <w:rPr>
+                <w:noProof/>
+                <w:webHidden/>
+              </w:rPr>
               <w:t>14</w:t>
+            </w:r>
+            <w:r>
+              <w:rPr>
+                <w:noProof/>
+                <w:webHidden/>
+              </w:rPr>
               <w:fldChar w:fldCharType="end"/>
             </w:r>
           </w:hyperlink>
@@ -1100,10 +1650,46 @@
                 <w:webHidden/>
               </w:rPr>
               <w:tab/>
+            </w:r>
+            <w:r>
+              <w:rPr>
+                <w:noProof/>
+                <w:webHidden/>
+              </w:rPr>
               <w:fldChar w:fldCharType="begin"/>
+            </w:r>
+            <w:r>
+              <w:rPr>
+                <w:noProof/>
+                <w:webHidden/>
+              </w:rPr>
               <w:instrText xml:space="preserve"> PAGEREF _Toc242969369 \h </w:instrText>
+            </w:r>
+            <w:r>
+              <w:rPr>
+                <w:noProof/>
+                <w:webHidden/>
+              </w:rPr>
+            </w:r>
+            <w:r>
+              <w:rPr>
+                <w:noProof/>
+                <w:webHidden/>
+              </w:rPr>
               <w:fldChar w:fldCharType="separate"/>
+            </w:r>
+            <w:r>
+              <w:rPr>
+                <w:noProof/>
+                <w:webHidden/>
+              </w:rPr>
               <w:t>15</w:t>
+            </w:r>
+            <w:r>
+              <w:rPr>
+                <w:noProof/>
+                <w:webHidden/>
+              </w:rPr>
               <w:fldChar w:fldCharType="end"/>
             </w:r>
           </w:hyperlink>
@@ -1139,10 +1725,46 @@
                 <w:webHidden/>
               </w:rPr>
               <w:tab/>
+            </w:r>
+            <w:r>
+              <w:rPr>
+                <w:noProof/>
+                <w:webHidden/>
+              </w:rPr>
               <w:fldChar w:fldCharType="begin"/>
+            </w:r>
+            <w:r>
+              <w:rPr>
+                <w:noProof/>
+                <w:webHidden/>
+              </w:rPr>
               <w:instrText xml:space="preserve"> PAGEREF _Toc242969370 \h </w:instrText>
+            </w:r>
+            <w:r>
+              <w:rPr>
+                <w:noProof/>
+                <w:webHidden/>
+              </w:rPr>
+            </w:r>
+            <w:r>
+              <w:rPr>
+                <w:noProof/>
+                <w:webHidden/>
+              </w:rPr>
               <w:fldChar w:fldCharType="separate"/>
+            </w:r>
+            <w:r>
+              <w:rPr>
+                <w:noProof/>
+                <w:webHidden/>
+              </w:rPr>
               <w:t>17</w:t>
+            </w:r>
+            <w:r>
+              <w:rPr>
+                <w:noProof/>
+                <w:webHidden/>
+              </w:rPr>
               <w:fldChar w:fldCharType="end"/>
             </w:r>
           </w:hyperlink>
@@ -1198,10 +1820,46 @@
                 <w:webHidden/>
               </w:rPr>
               <w:tab/>
+            </w:r>
+            <w:r>
+              <w:rPr>
+                <w:noProof/>
+                <w:webHidden/>
+              </w:rPr>
               <w:fldChar w:fldCharType="begin"/>
+            </w:r>
+            <w:r>
+              <w:rPr>
+                <w:noProof/>
+                <w:webHidden/>
+              </w:rPr>
               <w:instrText xml:space="preserve"> PAGEREF _Toc242969371 \h </w:instrText>
+            </w:r>
+            <w:r>
+              <w:rPr>
+                <w:noProof/>
+                <w:webHidden/>
+              </w:rPr>
+            </w:r>
+            <w:r>
+              <w:rPr>
+                <w:noProof/>
+                <w:webHidden/>
+              </w:rPr>
               <w:fldChar w:fldCharType="separate"/>
+            </w:r>
+            <w:r>
+              <w:rPr>
+                <w:noProof/>
+                <w:webHidden/>
+              </w:rPr>
               <w:t>18</w:t>
+            </w:r>
+            <w:r>
+              <w:rPr>
+                <w:noProof/>
+                <w:webHidden/>
+              </w:rPr>
               <w:fldChar w:fldCharType="end"/>
             </w:r>
           </w:hyperlink>
@@ -1237,10 +1895,46 @@
                 <w:webHidden/>
               </w:rPr>
               <w:tab/>
+            </w:r>
+            <w:r>
+              <w:rPr>
+                <w:noProof/>
+                <w:webHidden/>
+              </w:rPr>
               <w:fldChar w:fldCharType="begin"/>
+            </w:r>
+            <w:r>
+              <w:rPr>
+                <w:noProof/>
+                <w:webHidden/>
+              </w:rPr>
               <w:instrText xml:space="preserve"> PAGEREF _Toc242969372 \h </w:instrText>
+            </w:r>
+            <w:r>
+              <w:rPr>
+                <w:noProof/>
+                <w:webHidden/>
+              </w:rPr>
+            </w:r>
+            <w:r>
+              <w:rPr>
+                <w:noProof/>
+                <w:webHidden/>
+              </w:rPr>
               <w:fldChar w:fldCharType="separate"/>
+            </w:r>
+            <w:r>
+              <w:rPr>
+                <w:noProof/>
+                <w:webHidden/>
+              </w:rPr>
               <w:t>18</w:t>
+            </w:r>
+            <w:r>
+              <w:rPr>
+                <w:noProof/>
+                <w:webHidden/>
+              </w:rPr>
               <w:fldChar w:fldCharType="end"/>
             </w:r>
           </w:hyperlink>
@@ -1276,10 +1970,46 @@
                 <w:webHidden/>
               </w:rPr>
               <w:tab/>
+            </w:r>
+            <w:r>
+              <w:rPr>
+                <w:noProof/>
+                <w:webHidden/>
+              </w:rPr>
               <w:fldChar w:fldCharType="begin"/>
+            </w:r>
+            <w:r>
+              <w:rPr>
+                <w:noProof/>
+                <w:webHidden/>
+              </w:rPr>
               <w:instrText xml:space="preserve"> PAGEREF _Toc242969373 \h </w:instrText>
+            </w:r>
+            <w:r>
+              <w:rPr>
+                <w:noProof/>
+                <w:webHidden/>
+              </w:rPr>
+            </w:r>
+            <w:r>
+              <w:rPr>
+                <w:noProof/>
+                <w:webHidden/>
+              </w:rPr>
               <w:fldChar w:fldCharType="separate"/>
+            </w:r>
+            <w:r>
+              <w:rPr>
+                <w:noProof/>
+                <w:webHidden/>
+              </w:rPr>
               <w:t>18</w:t>
+            </w:r>
+            <w:r>
+              <w:rPr>
+                <w:noProof/>
+                <w:webHidden/>
+              </w:rPr>
               <w:fldChar w:fldCharType="end"/>
             </w:r>
           </w:hyperlink>
@@ -1315,10 +2045,46 @@
                 <w:webHidden/>
               </w:rPr>
               <w:tab/>
+            </w:r>
+            <w:r>
+              <w:rPr>
+                <w:noProof/>
+                <w:webHidden/>
+              </w:rPr>
               <w:fldChar w:fldCharType="begin"/>
+            </w:r>
+            <w:r>
+              <w:rPr>
+                <w:noProof/>
+                <w:webHidden/>
+              </w:rPr>
               <w:instrText xml:space="preserve"> PAGEREF _Toc242969374 \h </w:instrText>
+            </w:r>
+            <w:r>
+              <w:rPr>
+                <w:noProof/>
+                <w:webHidden/>
+              </w:rPr>
+            </w:r>
+            <w:r>
+              <w:rPr>
+                <w:noProof/>
+                <w:webHidden/>
+              </w:rPr>
               <w:fldChar w:fldCharType="separate"/>
+            </w:r>
+            <w:r>
+              <w:rPr>
+                <w:noProof/>
+                <w:webHidden/>
+              </w:rPr>
               <w:t>20</w:t>
+            </w:r>
+            <w:r>
+              <w:rPr>
+                <w:noProof/>
+                <w:webHidden/>
+              </w:rPr>
               <w:fldChar w:fldCharType="end"/>
             </w:r>
           </w:hyperlink>
@@ -1354,10 +2120,46 @@
                 <w:webHidden/>
               </w:rPr>
               <w:tab/>
+            </w:r>
+            <w:r>
+              <w:rPr>
+                <w:noProof/>
+                <w:webHidden/>
+              </w:rPr>
               <w:fldChar w:fldCharType="begin"/>
+            </w:r>
+            <w:r>
+              <w:rPr>
+                <w:noProof/>
+                <w:webHidden/>
+              </w:rPr>
               <w:instrText xml:space="preserve"> PAGEREF _Toc242969375 \h </w:instrText>
+            </w:r>
+            <w:r>
+              <w:rPr>
+                <w:noProof/>
+                <w:webHidden/>
+              </w:rPr>
+            </w:r>
+            <w:r>
+              <w:rPr>
+                <w:noProof/>
+                <w:webHidden/>
+              </w:rPr>
               <w:fldChar w:fldCharType="separate"/>
+            </w:r>
+            <w:r>
+              <w:rPr>
+                <w:noProof/>
+                <w:webHidden/>
+              </w:rPr>
               <w:t>23</w:t>
+            </w:r>
+            <w:r>
+              <w:rPr>
+                <w:noProof/>
+                <w:webHidden/>
+              </w:rPr>
               <w:fldChar w:fldCharType="end"/>
             </w:r>
           </w:hyperlink>
@@ -1393,10 +2195,46 @@
                 <w:webHidden/>
               </w:rPr>
               <w:tab/>
+            </w:r>
+            <w:r>
+              <w:rPr>
+                <w:noProof/>
+                <w:webHidden/>
+              </w:rPr>
               <w:fldChar w:fldCharType="begin"/>
+            </w:r>
+            <w:r>
+              <w:rPr>
+                <w:noProof/>
+                <w:webHidden/>
+              </w:rPr>
               <w:instrText xml:space="preserve"> PAGEREF _Toc242969376 \h </w:instrText>
+            </w:r>
+            <w:r>
+              <w:rPr>
+                <w:noProof/>
+                <w:webHidden/>
+              </w:rPr>
+            </w:r>
+            <w:r>
+              <w:rPr>
+                <w:noProof/>
+                <w:webHidden/>
+              </w:rPr>
               <w:fldChar w:fldCharType="separate"/>
+            </w:r>
+            <w:r>
+              <w:rPr>
+                <w:noProof/>
+                <w:webHidden/>
+              </w:rPr>
               <w:t>25</w:t>
+            </w:r>
+            <w:r>
+              <w:rPr>
+                <w:noProof/>
+                <w:webHidden/>
+              </w:rPr>
               <w:fldChar w:fldCharType="end"/>
             </w:r>
           </w:hyperlink>
@@ -1432,10 +2270,46 @@
                 <w:webHidden/>
               </w:rPr>
               <w:tab/>
+            </w:r>
+            <w:r>
+              <w:rPr>
+                <w:noProof/>
+                <w:webHidden/>
+              </w:rPr>
               <w:fldChar w:fldCharType="begin"/>
+            </w:r>
+            <w:r>
+              <w:rPr>
+                <w:noProof/>
+                <w:webHidden/>
+              </w:rPr>
               <w:instrText xml:space="preserve"> PAGEREF _Toc242969377 \h </w:instrText>
+            </w:r>
+            <w:r>
+              <w:rPr>
+                <w:noProof/>
+                <w:webHidden/>
+              </w:rPr>
+            </w:r>
+            <w:r>
+              <w:rPr>
+                <w:noProof/>
+                <w:webHidden/>
+              </w:rPr>
               <w:fldChar w:fldCharType="separate"/>
+            </w:r>
+            <w:r>
+              <w:rPr>
+                <w:noProof/>
+                <w:webHidden/>
+              </w:rPr>
               <w:t>26</w:t>
+            </w:r>
+            <w:r>
+              <w:rPr>
+                <w:noProof/>
+                <w:webHidden/>
+              </w:rPr>
               <w:fldChar w:fldCharType="end"/>
             </w:r>
           </w:hyperlink>
@@ -1491,10 +2365,46 @@
                 <w:webHidden/>
               </w:rPr>
               <w:tab/>
+            </w:r>
+            <w:r>
+              <w:rPr>
+                <w:noProof/>
+                <w:webHidden/>
+              </w:rPr>
               <w:fldChar w:fldCharType="begin"/>
+            </w:r>
+            <w:r>
+              <w:rPr>
+                <w:noProof/>
+                <w:webHidden/>
+              </w:rPr>
               <w:instrText xml:space="preserve"> PAGEREF _Toc242969378 \h </w:instrText>
+            </w:r>
+            <w:r>
+              <w:rPr>
+                <w:noProof/>
+                <w:webHidden/>
+              </w:rPr>
+            </w:r>
+            <w:r>
+              <w:rPr>
+                <w:noProof/>
+                <w:webHidden/>
+              </w:rPr>
               <w:fldChar w:fldCharType="separate"/>
+            </w:r>
+            <w:r>
+              <w:rPr>
+                <w:noProof/>
+                <w:webHidden/>
+              </w:rPr>
               <w:t>27</w:t>
+            </w:r>
+            <w:r>
+              <w:rPr>
+                <w:noProof/>
+                <w:webHidden/>
+              </w:rPr>
               <w:fldChar w:fldCharType="end"/>
             </w:r>
           </w:hyperlink>
@@ -1530,10 +2440,46 @@
                 <w:webHidden/>
               </w:rPr>
               <w:tab/>
+            </w:r>
+            <w:r>
+              <w:rPr>
+                <w:noProof/>
+                <w:webHidden/>
+              </w:rPr>
               <w:fldChar w:fldCharType="begin"/>
+            </w:r>
+            <w:r>
+              <w:rPr>
+                <w:noProof/>
+                <w:webHidden/>
+              </w:rPr>
               <w:instrText xml:space="preserve"> PAGEREF _Toc242969379 \h </w:instrText>
+            </w:r>
+            <w:r>
+              <w:rPr>
+                <w:noProof/>
+                <w:webHidden/>
+              </w:rPr>
+            </w:r>
+            <w:r>
+              <w:rPr>
+                <w:noProof/>
+                <w:webHidden/>
+              </w:rPr>
               <w:fldChar w:fldCharType="separate"/>
+            </w:r>
+            <w:r>
+              <w:rPr>
+                <w:noProof/>
+                <w:webHidden/>
+              </w:rPr>
               <w:t>27</w:t>
+            </w:r>
+            <w:r>
+              <w:rPr>
+                <w:noProof/>
+                <w:webHidden/>
+              </w:rPr>
               <w:fldChar w:fldCharType="end"/>
             </w:r>
           </w:hyperlink>
@@ -1569,10 +2515,46 @@
                 <w:webHidden/>
               </w:rPr>
               <w:tab/>
+            </w:r>
+            <w:r>
+              <w:rPr>
+                <w:noProof/>
+                <w:webHidden/>
+              </w:rPr>
               <w:fldChar w:fldCharType="begin"/>
+            </w:r>
+            <w:r>
+              <w:rPr>
+                <w:noProof/>
+                <w:webHidden/>
+              </w:rPr>
               <w:instrText xml:space="preserve"> PAGEREF _Toc242969380 \h </w:instrText>
+            </w:r>
+            <w:r>
+              <w:rPr>
+                <w:noProof/>
+                <w:webHidden/>
+              </w:rPr>
+            </w:r>
+            <w:r>
+              <w:rPr>
+                <w:noProof/>
+                <w:webHidden/>
+              </w:rPr>
               <w:fldChar w:fldCharType="separate"/>
+            </w:r>
+            <w:r>
+              <w:rPr>
+                <w:noProof/>
+                <w:webHidden/>
+              </w:rPr>
               <w:t>27</w:t>
+            </w:r>
+            <w:r>
+              <w:rPr>
+                <w:noProof/>
+                <w:webHidden/>
+              </w:rPr>
               <w:fldChar w:fldCharType="end"/>
             </w:r>
           </w:hyperlink>
@@ -1608,10 +2590,46 @@
                 <w:webHidden/>
               </w:rPr>
               <w:tab/>
+            </w:r>
+            <w:r>
+              <w:rPr>
+                <w:noProof/>
+                <w:webHidden/>
+              </w:rPr>
               <w:fldChar w:fldCharType="begin"/>
+            </w:r>
+            <w:r>
+              <w:rPr>
+                <w:noProof/>
+                <w:webHidden/>
+              </w:rPr>
               <w:instrText xml:space="preserve"> PAGEREF _Toc242969381 \h </w:instrText>
+            </w:r>
+            <w:r>
+              <w:rPr>
+                <w:noProof/>
+                <w:webHidden/>
+              </w:rPr>
+            </w:r>
+            <w:r>
+              <w:rPr>
+                <w:noProof/>
+                <w:webHidden/>
+              </w:rPr>
               <w:fldChar w:fldCharType="separate"/>
+            </w:r>
+            <w:r>
+              <w:rPr>
+                <w:noProof/>
+                <w:webHidden/>
+              </w:rPr>
               <w:t>27</w:t>
+            </w:r>
+            <w:r>
+              <w:rPr>
+                <w:noProof/>
+                <w:webHidden/>
+              </w:rPr>
               <w:fldChar w:fldCharType="end"/>
             </w:r>
           </w:hyperlink>
@@ -1647,10 +2665,46 @@
                 <w:webHidden/>
               </w:rPr>
               <w:tab/>
+            </w:r>
+            <w:r>
+              <w:rPr>
+                <w:noProof/>
+                <w:webHidden/>
+              </w:rPr>
               <w:fldChar w:fldCharType="begin"/>
+            </w:r>
+            <w:r>
+              <w:rPr>
+                <w:noProof/>
+                <w:webHidden/>
+              </w:rPr>
               <w:instrText xml:space="preserve"> PAGEREF _Toc242969382 \h </w:instrText>
+            </w:r>
+            <w:r>
+              <w:rPr>
+                <w:noProof/>
+                <w:webHidden/>
+              </w:rPr>
+            </w:r>
+            <w:r>
+              <w:rPr>
+                <w:noProof/>
+                <w:webHidden/>
+              </w:rPr>
               <w:fldChar w:fldCharType="separate"/>
+            </w:r>
+            <w:r>
+              <w:rPr>
+                <w:noProof/>
+                <w:webHidden/>
+              </w:rPr>
               <w:t>28</w:t>
+            </w:r>
+            <w:r>
+              <w:rPr>
+                <w:noProof/>
+                <w:webHidden/>
+              </w:rPr>
               <w:fldChar w:fldCharType="end"/>
             </w:r>
           </w:hyperlink>
@@ -1686,10 +2740,46 @@
                 <w:webHidden/>
               </w:rPr>
               <w:tab/>
+            </w:r>
+            <w:r>
+              <w:rPr>
+                <w:noProof/>
+                <w:webHidden/>
+              </w:rPr>
               <w:fldChar w:fldCharType="begin"/>
+            </w:r>
+            <w:r>
+              <w:rPr>
+                <w:noProof/>
+                <w:webHidden/>
+              </w:rPr>
               <w:instrText xml:space="preserve"> PAGEREF _Toc242969383 \h </w:instrText>
+            </w:r>
+            <w:r>
+              <w:rPr>
+                <w:noProof/>
+                <w:webHidden/>
+              </w:rPr>
+            </w:r>
+            <w:r>
+              <w:rPr>
+                <w:noProof/>
+                <w:webHidden/>
+              </w:rPr>
               <w:fldChar w:fldCharType="separate"/>
+            </w:r>
+            <w:r>
+              <w:rPr>
+                <w:noProof/>
+                <w:webHidden/>
+              </w:rPr>
               <w:t>28</w:t>
+            </w:r>
+            <w:r>
+              <w:rPr>
+                <w:noProof/>
+                <w:webHidden/>
+              </w:rPr>
               <w:fldChar w:fldCharType="end"/>
             </w:r>
           </w:hyperlink>
@@ -1725,10 +2815,46 @@
                 <w:webHidden/>
               </w:rPr>
               <w:tab/>
+            </w:r>
+            <w:r>
+              <w:rPr>
+                <w:noProof/>
+                <w:webHidden/>
+              </w:rPr>
               <w:fldChar w:fldCharType="begin"/>
+            </w:r>
+            <w:r>
+              <w:rPr>
+                <w:noProof/>
+                <w:webHidden/>
+              </w:rPr>
               <w:instrText xml:space="preserve"> PAGEREF _Toc242969384 \h </w:instrText>
+            </w:r>
+            <w:r>
+              <w:rPr>
+                <w:noProof/>
+                <w:webHidden/>
+              </w:rPr>
+            </w:r>
+            <w:r>
+              <w:rPr>
+                <w:noProof/>
+                <w:webHidden/>
+              </w:rPr>
               <w:fldChar w:fldCharType="separate"/>
+            </w:r>
+            <w:r>
+              <w:rPr>
+                <w:noProof/>
+                <w:webHidden/>
+              </w:rPr>
               <w:t>29</w:t>
+            </w:r>
+            <w:r>
+              <w:rPr>
+                <w:noProof/>
+                <w:webHidden/>
+              </w:rPr>
               <w:fldChar w:fldCharType="end"/>
             </w:r>
           </w:hyperlink>
@@ -1784,10 +2910,46 @@
                 <w:webHidden/>
               </w:rPr>
               <w:tab/>
+            </w:r>
+            <w:r>
+              <w:rPr>
+                <w:noProof/>
+                <w:webHidden/>
+              </w:rPr>
               <w:fldChar w:fldCharType="begin"/>
+            </w:r>
+            <w:r>
+              <w:rPr>
+                <w:noProof/>
+                <w:webHidden/>
+              </w:rPr>
               <w:instrText xml:space="preserve"> PAGEREF _Toc242969385 \h </w:instrText>
+            </w:r>
+            <w:r>
+              <w:rPr>
+                <w:noProof/>
+                <w:webHidden/>
+              </w:rPr>
+            </w:r>
+            <w:r>
+              <w:rPr>
+                <w:noProof/>
+                <w:webHidden/>
+              </w:rPr>
               <w:fldChar w:fldCharType="separate"/>
+            </w:r>
+            <w:r>
+              <w:rPr>
+                <w:noProof/>
+                <w:webHidden/>
+              </w:rPr>
               <w:t>30</w:t>
+            </w:r>
+            <w:r>
+              <w:rPr>
+                <w:noProof/>
+                <w:webHidden/>
+              </w:rPr>
               <w:fldChar w:fldCharType="end"/>
             </w:r>
           </w:hyperlink>
@@ -1823,10 +2985,46 @@
                 <w:webHidden/>
               </w:rPr>
               <w:tab/>
+            </w:r>
+            <w:r>
+              <w:rPr>
+                <w:noProof/>
+                <w:webHidden/>
+              </w:rPr>
               <w:fldChar w:fldCharType="begin"/>
+            </w:r>
+            <w:r>
+              <w:rPr>
+                <w:noProof/>
+                <w:webHidden/>
+              </w:rPr>
               <w:instrText xml:space="preserve"> PAGEREF _Toc242969386 \h </w:instrText>
+            </w:r>
+            <w:r>
+              <w:rPr>
+                <w:noProof/>
+                <w:webHidden/>
+              </w:rPr>
+            </w:r>
+            <w:r>
+              <w:rPr>
+                <w:noProof/>
+                <w:webHidden/>
+              </w:rPr>
               <w:fldChar w:fldCharType="separate"/>
+            </w:r>
+            <w:r>
+              <w:rPr>
+                <w:noProof/>
+                <w:webHidden/>
+              </w:rPr>
               <w:t>30</w:t>
+            </w:r>
+            <w:r>
+              <w:rPr>
+                <w:noProof/>
+                <w:webHidden/>
+              </w:rPr>
               <w:fldChar w:fldCharType="end"/>
             </w:r>
           </w:hyperlink>
@@ -1862,10 +3060,46 @@
                 <w:webHidden/>
               </w:rPr>
               <w:tab/>
+            </w:r>
+            <w:r>
+              <w:rPr>
+                <w:noProof/>
+                <w:webHidden/>
+              </w:rPr>
               <w:fldChar w:fldCharType="begin"/>
+            </w:r>
+            <w:r>
+              <w:rPr>
+                <w:noProof/>
+                <w:webHidden/>
+              </w:rPr>
               <w:instrText xml:space="preserve"> PAGEREF _Toc242969387 \h </w:instrText>
+            </w:r>
+            <w:r>
+              <w:rPr>
+                <w:noProof/>
+                <w:webHidden/>
+              </w:rPr>
+            </w:r>
+            <w:r>
+              <w:rPr>
+                <w:noProof/>
+                <w:webHidden/>
+              </w:rPr>
               <w:fldChar w:fldCharType="separate"/>
+            </w:r>
+            <w:r>
+              <w:rPr>
+                <w:noProof/>
+                <w:webHidden/>
+              </w:rPr>
               <w:t>31</w:t>
+            </w:r>
+            <w:r>
+              <w:rPr>
+                <w:noProof/>
+                <w:webHidden/>
+              </w:rPr>
               <w:fldChar w:fldCharType="end"/>
             </w:r>
           </w:hyperlink>
@@ -1901,10 +3135,46 @@
                 <w:webHidden/>
               </w:rPr>
               <w:tab/>
+            </w:r>
+            <w:r>
+              <w:rPr>
+                <w:noProof/>
+                <w:webHidden/>
+              </w:rPr>
               <w:fldChar w:fldCharType="begin"/>
+            </w:r>
+            <w:r>
+              <w:rPr>
+                <w:noProof/>
+                <w:webHidden/>
+              </w:rPr>
               <w:instrText xml:space="preserve"> PAGEREF _Toc242969388 \h </w:instrText>
+            </w:r>
+            <w:r>
+              <w:rPr>
+                <w:noProof/>
+                <w:webHidden/>
+              </w:rPr>
+            </w:r>
+            <w:r>
+              <w:rPr>
+                <w:noProof/>
+                <w:webHidden/>
+              </w:rPr>
               <w:fldChar w:fldCharType="separate"/>
+            </w:r>
+            <w:r>
+              <w:rPr>
+                <w:noProof/>
+                <w:webHidden/>
+              </w:rPr>
               <w:t>32</w:t>
+            </w:r>
+            <w:r>
+              <w:rPr>
+                <w:noProof/>
+                <w:webHidden/>
+              </w:rPr>
               <w:fldChar w:fldCharType="end"/>
             </w:r>
           </w:hyperlink>
@@ -1940,10 +3210,46 @@
                 <w:webHidden/>
               </w:rPr>
               <w:tab/>
+            </w:r>
+            <w:r>
+              <w:rPr>
+                <w:noProof/>
+                <w:webHidden/>
+              </w:rPr>
               <w:fldChar w:fldCharType="begin"/>
+            </w:r>
+            <w:r>
+              <w:rPr>
+                <w:noProof/>
+                <w:webHidden/>
+              </w:rPr>
               <w:instrText xml:space="preserve"> PAGEREF _Toc242969389 \h </w:instrText>
+            </w:r>
+            <w:r>
+              <w:rPr>
+                <w:noProof/>
+                <w:webHidden/>
+              </w:rPr>
+            </w:r>
+            <w:r>
+              <w:rPr>
+                <w:noProof/>
+                <w:webHidden/>
+              </w:rPr>
               <w:fldChar w:fldCharType="separate"/>
+            </w:r>
+            <w:r>
+              <w:rPr>
+                <w:noProof/>
+                <w:webHidden/>
+              </w:rPr>
               <w:t>33</w:t>
+            </w:r>
+            <w:r>
+              <w:rPr>
+                <w:noProof/>
+                <w:webHidden/>
+              </w:rPr>
               <w:fldChar w:fldCharType="end"/>
             </w:r>
           </w:hyperlink>
@@ -1999,10 +3305,46 @@
                 <w:webHidden/>
               </w:rPr>
               <w:tab/>
+            </w:r>
+            <w:r>
+              <w:rPr>
+                <w:noProof/>
+                <w:webHidden/>
+              </w:rPr>
               <w:fldChar w:fldCharType="begin"/>
+            </w:r>
+            <w:r>
+              <w:rPr>
+                <w:noProof/>
+                <w:webHidden/>
+              </w:rPr>
               <w:instrText xml:space="preserve"> PAGEREF _Toc242969390 \h </w:instrText>
+            </w:r>
+            <w:r>
+              <w:rPr>
+                <w:noProof/>
+                <w:webHidden/>
+              </w:rPr>
+            </w:r>
+            <w:r>
+              <w:rPr>
+                <w:noProof/>
+                <w:webHidden/>
+              </w:rPr>
               <w:fldChar w:fldCharType="separate"/>
+            </w:r>
+            <w:r>
+              <w:rPr>
+                <w:noProof/>
+                <w:webHidden/>
+              </w:rPr>
               <w:t>34</w:t>
+            </w:r>
+            <w:r>
+              <w:rPr>
+                <w:noProof/>
+                <w:webHidden/>
+              </w:rPr>
               <w:fldChar w:fldCharType="end"/>
             </w:r>
           </w:hyperlink>
@@ -2058,10 +3400,46 @@
                 <w:webHidden/>
               </w:rPr>
               <w:tab/>
+            </w:r>
+            <w:r>
+              <w:rPr>
+                <w:noProof/>
+                <w:webHidden/>
+              </w:rPr>
               <w:fldChar w:fldCharType="begin"/>
+            </w:r>
+            <w:r>
+              <w:rPr>
+                <w:noProof/>
+                <w:webHidden/>
+              </w:rPr>
               <w:instrText xml:space="preserve"> PAGEREF _Toc242969391 \h </w:instrText>
+            </w:r>
+            <w:r>
+              <w:rPr>
+                <w:noProof/>
+                <w:webHidden/>
+              </w:rPr>
+            </w:r>
+            <w:r>
+              <w:rPr>
+                <w:noProof/>
+                <w:webHidden/>
+              </w:rPr>
               <w:fldChar w:fldCharType="separate"/>
+            </w:r>
+            <w:r>
+              <w:rPr>
+                <w:noProof/>
+                <w:webHidden/>
+              </w:rPr>
               <w:t>36</w:t>
+            </w:r>
+            <w:r>
+              <w:rPr>
+                <w:noProof/>
+                <w:webHidden/>
+              </w:rPr>
               <w:fldChar w:fldCharType="end"/>
             </w:r>
           </w:hyperlink>
@@ -2097,10 +3475,46 @@
                 <w:webHidden/>
               </w:rPr>
               <w:tab/>
+            </w:r>
+            <w:r>
+              <w:rPr>
+                <w:noProof/>
+                <w:webHidden/>
+              </w:rPr>
               <w:fldChar w:fldCharType="begin"/>
+            </w:r>
+            <w:r>
+              <w:rPr>
+                <w:noProof/>
+                <w:webHidden/>
+              </w:rPr>
               <w:instrText xml:space="preserve"> PAGEREF _Toc242969392 \h </w:instrText>
+            </w:r>
+            <w:r>
+              <w:rPr>
+                <w:noProof/>
+                <w:webHidden/>
+              </w:rPr>
+            </w:r>
+            <w:r>
+              <w:rPr>
+                <w:noProof/>
+                <w:webHidden/>
+              </w:rPr>
               <w:fldChar w:fldCharType="separate"/>
+            </w:r>
+            <w:r>
+              <w:rPr>
+                <w:noProof/>
+                <w:webHidden/>
+              </w:rPr>
               <w:t>36</w:t>
+            </w:r>
+            <w:r>
+              <w:rPr>
+                <w:noProof/>
+                <w:webHidden/>
+              </w:rPr>
               <w:fldChar w:fldCharType="end"/>
             </w:r>
           </w:hyperlink>
@@ -2136,10 +3550,46 @@
                 <w:webHidden/>
               </w:rPr>
               <w:tab/>
+            </w:r>
+            <w:r>
+              <w:rPr>
+                <w:noProof/>
+                <w:webHidden/>
+              </w:rPr>
               <w:fldChar w:fldCharType="begin"/>
+            </w:r>
+            <w:r>
+              <w:rPr>
+                <w:noProof/>
+                <w:webHidden/>
+              </w:rPr>
               <w:instrText xml:space="preserve"> PAGEREF _Toc242969393 \h </w:instrText>
+            </w:r>
+            <w:r>
+              <w:rPr>
+                <w:noProof/>
+                <w:webHidden/>
+              </w:rPr>
+            </w:r>
+            <w:r>
+              <w:rPr>
+                <w:noProof/>
+                <w:webHidden/>
+              </w:rPr>
               <w:fldChar w:fldCharType="separate"/>
+            </w:r>
+            <w:r>
+              <w:rPr>
+                <w:noProof/>
+                <w:webHidden/>
+              </w:rPr>
               <w:t>36</w:t>
+            </w:r>
+            <w:r>
+              <w:rPr>
+                <w:noProof/>
+                <w:webHidden/>
+              </w:rPr>
               <w:fldChar w:fldCharType="end"/>
             </w:r>
           </w:hyperlink>
@@ -2175,10 +3625,46 @@
                 <w:webHidden/>
               </w:rPr>
               <w:tab/>
+            </w:r>
+            <w:r>
+              <w:rPr>
+                <w:noProof/>
+                <w:webHidden/>
+              </w:rPr>
               <w:fldChar w:fldCharType="begin"/>
+            </w:r>
+            <w:r>
+              <w:rPr>
+                <w:noProof/>
+                <w:webHidden/>
+              </w:rPr>
               <w:instrText xml:space="preserve"> PAGEREF _Toc242969394 \h </w:instrText>
+            </w:r>
+            <w:r>
+              <w:rPr>
+                <w:noProof/>
+                <w:webHidden/>
+              </w:rPr>
+            </w:r>
+            <w:r>
+              <w:rPr>
+                <w:noProof/>
+                <w:webHidden/>
+              </w:rPr>
               <w:fldChar w:fldCharType="separate"/>
+            </w:r>
+            <w:r>
+              <w:rPr>
+                <w:noProof/>
+                <w:webHidden/>
+              </w:rPr>
               <w:t>36</w:t>
+            </w:r>
+            <w:r>
+              <w:rPr>
+                <w:noProof/>
+                <w:webHidden/>
+              </w:rPr>
               <w:fldChar w:fldCharType="end"/>
             </w:r>
           </w:hyperlink>
@@ -2214,10 +3700,46 @@
                 <w:webHidden/>
               </w:rPr>
               <w:tab/>
+            </w:r>
+            <w:r>
+              <w:rPr>
+                <w:noProof/>
+                <w:webHidden/>
+              </w:rPr>
               <w:fldChar w:fldCharType="begin"/>
+            </w:r>
+            <w:r>
+              <w:rPr>
+                <w:noProof/>
+                <w:webHidden/>
+              </w:rPr>
               <w:instrText xml:space="preserve"> PAGEREF _Toc242969395 \h </w:instrText>
+            </w:r>
+            <w:r>
+              <w:rPr>
+                <w:noProof/>
+                <w:webHidden/>
+              </w:rPr>
+            </w:r>
+            <w:r>
+              <w:rPr>
+                <w:noProof/>
+                <w:webHidden/>
+              </w:rPr>
               <w:fldChar w:fldCharType="separate"/>
+            </w:r>
+            <w:r>
+              <w:rPr>
+                <w:noProof/>
+                <w:webHidden/>
+              </w:rPr>
               <w:t>37</w:t>
+            </w:r>
+            <w:r>
+              <w:rPr>
+                <w:noProof/>
+                <w:webHidden/>
+              </w:rPr>
               <w:fldChar w:fldCharType="end"/>
             </w:r>
           </w:hyperlink>
@@ -2253,10 +3775,46 @@
                 <w:webHidden/>
               </w:rPr>
               <w:tab/>
+            </w:r>
+            <w:r>
+              <w:rPr>
+                <w:noProof/>
+                <w:webHidden/>
+              </w:rPr>
               <w:fldChar w:fldCharType="begin"/>
+            </w:r>
+            <w:r>
+              <w:rPr>
+                <w:noProof/>
+                <w:webHidden/>
+              </w:rPr>
               <w:instrText xml:space="preserve"> PAGEREF _Toc242969396 \h </w:instrText>
+            </w:r>
+            <w:r>
+              <w:rPr>
+                <w:noProof/>
+                <w:webHidden/>
+              </w:rPr>
+            </w:r>
+            <w:r>
+              <w:rPr>
+                <w:noProof/>
+                <w:webHidden/>
+              </w:rPr>
               <w:fldChar w:fldCharType="separate"/>
+            </w:r>
+            <w:r>
+              <w:rPr>
+                <w:noProof/>
+                <w:webHidden/>
+              </w:rPr>
               <w:t>37</w:t>
+            </w:r>
+            <w:r>
+              <w:rPr>
+                <w:noProof/>
+                <w:webHidden/>
+              </w:rPr>
               <w:fldChar w:fldCharType="end"/>
             </w:r>
           </w:hyperlink>
@@ -2292,10 +3850,46 @@
                 <w:webHidden/>
               </w:rPr>
               <w:tab/>
+            </w:r>
+            <w:r>
+              <w:rPr>
+                <w:noProof/>
+                <w:webHidden/>
+              </w:rPr>
               <w:fldChar w:fldCharType="begin"/>
+            </w:r>
+            <w:r>
+              <w:rPr>
+                <w:noProof/>
+                <w:webHidden/>
+              </w:rPr>
               <w:instrText xml:space="preserve"> PAGEREF _Toc242969397 \h </w:instrText>
+            </w:r>
+            <w:r>
+              <w:rPr>
+                <w:noProof/>
+                <w:webHidden/>
+              </w:rPr>
+            </w:r>
+            <w:r>
+              <w:rPr>
+                <w:noProof/>
+                <w:webHidden/>
+              </w:rPr>
               <w:fldChar w:fldCharType="separate"/>
+            </w:r>
+            <w:r>
+              <w:rPr>
+                <w:noProof/>
+                <w:webHidden/>
+              </w:rPr>
               <w:t>37</w:t>
+            </w:r>
+            <w:r>
+              <w:rPr>
+                <w:noProof/>
+                <w:webHidden/>
+              </w:rPr>
               <w:fldChar w:fldCharType="end"/>
             </w:r>
           </w:hyperlink>
@@ -2351,10 +3945,46 @@
                 <w:webHidden/>
               </w:rPr>
               <w:tab/>
+            </w:r>
+            <w:r>
+              <w:rPr>
+                <w:noProof/>
+                <w:webHidden/>
+              </w:rPr>
               <w:fldChar w:fldCharType="begin"/>
+            </w:r>
+            <w:r>
+              <w:rPr>
+                <w:noProof/>
+                <w:webHidden/>
+              </w:rPr>
               <w:instrText xml:space="preserve"> PAGEREF _Toc242969398 \h </w:instrText>
+            </w:r>
+            <w:r>
+              <w:rPr>
+                <w:noProof/>
+                <w:webHidden/>
+              </w:rPr>
+            </w:r>
+            <w:r>
+              <w:rPr>
+                <w:noProof/>
+                <w:webHidden/>
+              </w:rPr>
               <w:fldChar w:fldCharType="separate"/>
+            </w:r>
+            <w:r>
+              <w:rPr>
+                <w:noProof/>
+                <w:webHidden/>
+              </w:rPr>
               <w:t>38</w:t>
+            </w:r>
+            <w:r>
+              <w:rPr>
+                <w:noProof/>
+                <w:webHidden/>
+              </w:rPr>
               <w:fldChar w:fldCharType="end"/>
             </w:r>
           </w:hyperlink>
@@ -2390,10 +4020,46 @@
                 <w:webHidden/>
               </w:rPr>
               <w:tab/>
+            </w:r>
+            <w:r>
+              <w:rPr>
+                <w:noProof/>
+                <w:webHidden/>
+              </w:rPr>
               <w:fldChar w:fldCharType="begin"/>
+            </w:r>
+            <w:r>
+              <w:rPr>
+                <w:noProof/>
+                <w:webHidden/>
+              </w:rPr>
               <w:instrText xml:space="preserve"> PAGEREF _Toc242969399 \h </w:instrText>
+            </w:r>
+            <w:r>
+              <w:rPr>
+                <w:noProof/>
+                <w:webHidden/>
+              </w:rPr>
+            </w:r>
+            <w:r>
+              <w:rPr>
+                <w:noProof/>
+                <w:webHidden/>
+              </w:rPr>
               <w:fldChar w:fldCharType="separate"/>
+            </w:r>
+            <w:r>
+              <w:rPr>
+                <w:noProof/>
+                <w:webHidden/>
+              </w:rPr>
               <w:t>38</w:t>
+            </w:r>
+            <w:r>
+              <w:rPr>
+                <w:noProof/>
+                <w:webHidden/>
+              </w:rPr>
               <w:fldChar w:fldCharType="end"/>
             </w:r>
           </w:hyperlink>
@@ -2449,10 +4115,46 @@
                 <w:webHidden/>
               </w:rPr>
               <w:tab/>
+            </w:r>
+            <w:r>
+              <w:rPr>
+                <w:noProof/>
+                <w:webHidden/>
+              </w:rPr>
               <w:fldChar w:fldCharType="begin"/>
+            </w:r>
+            <w:r>
+              <w:rPr>
+                <w:noProof/>
+                <w:webHidden/>
+              </w:rPr>
               <w:instrText xml:space="preserve"> PAGEREF _Toc242969400 \h </w:instrText>
+            </w:r>
+            <w:r>
+              <w:rPr>
+                <w:noProof/>
+                <w:webHidden/>
+              </w:rPr>
+            </w:r>
+            <w:r>
+              <w:rPr>
+                <w:noProof/>
+                <w:webHidden/>
+              </w:rPr>
               <w:fldChar w:fldCharType="separate"/>
+            </w:r>
+            <w:r>
+              <w:rPr>
+                <w:noProof/>
+                <w:webHidden/>
+              </w:rPr>
               <w:t>39</w:t>
+            </w:r>
+            <w:r>
+              <w:rPr>
+                <w:noProof/>
+                <w:webHidden/>
+              </w:rPr>
               <w:fldChar w:fldCharType="end"/>
             </w:r>
           </w:hyperlink>
@@ -2508,10 +4210,46 @@
                 <w:webHidden/>
               </w:rPr>
               <w:tab/>
+            </w:r>
+            <w:r>
+              <w:rPr>
+                <w:noProof/>
+                <w:webHidden/>
+              </w:rPr>
               <w:fldChar w:fldCharType="begin"/>
+            </w:r>
+            <w:r>
+              <w:rPr>
+                <w:noProof/>
+                <w:webHidden/>
+              </w:rPr>
               <w:instrText xml:space="preserve"> PAGEREF _Toc242969401 \h </w:instrText>
+            </w:r>
+            <w:r>
+              <w:rPr>
+                <w:noProof/>
+                <w:webHidden/>
+              </w:rPr>
+            </w:r>
+            <w:r>
+              <w:rPr>
+                <w:noProof/>
+                <w:webHidden/>
+              </w:rPr>
               <w:fldChar w:fldCharType="separate"/>
+            </w:r>
+            <w:r>
+              <w:rPr>
+                <w:noProof/>
+                <w:webHidden/>
+              </w:rPr>
               <w:t>40</w:t>
+            </w:r>
+            <w:r>
+              <w:rPr>
+                <w:noProof/>
+                <w:webHidden/>
+              </w:rPr>
               <w:fldChar w:fldCharType="end"/>
             </w:r>
           </w:hyperlink>
@@ -2521,6 +4259,19 @@
             <w:rPr>
               <w:lang w:val="da-DK"/>
             </w:rPr>
+            <w:sectPr>
+              <w:headerReference w:type="even" r:id="rId11"/>
+              <w:headerReference w:type="default" r:id="rId12"/>
+              <w:footerReference w:type="even" r:id="rId13"/>
+              <w:footerReference w:type="default" r:id="rId14"/>
+              <w:headerReference w:type="first" r:id="rId15"/>
+              <w:footerReference w:type="first" r:id="rId16"/>
+              <w:pgSz w:w="11906" w:h="16838"/>
+              <w:pgMar w:top="1134" w:right="1701" w:bottom="1701" w:left="1701" w:header="708" w:footer="708" w:gutter="0"/>
+              <w:pgNumType w:fmt="lowerRoman"/>
+              <w:cols w:space="708"/>
+              <w:docGrid w:linePitch="360"/>
+            </w:sectPr>
           </w:pPr>
           <w:r>
             <w:rPr>
@@ -2528,7 +4279,6 @@
               <w:bCs/>
               <w:lang w:val="da-DK"/>
             </w:rPr>
-            <w:lastRenderedPageBreak/>
             <w:fldChar w:fldCharType="end"/>
           </w:r>
         </w:p>
@@ -2536,51 +4286,6 @@
     </w:sdt>
     <w:p>
       <w:pPr>
-        <w:pStyle w:val="Indholdsfortegnelse2"/>
-        <w:tabs>
-          <w:tab w:val="left" w:pos="660"/>
-          <w:tab w:val="right" w:leader="dot" w:pos="8490"/>
-        </w:tabs>
-        <w:rPr>
-          <w:rStyle w:val="Hyperlink"/>
-          <w:noProof/>
-          <w:kern w:val="2"/>
-          <w:lang w:val="da-DK" w:eastAsia="en-GB"/>
-          <w14:ligatures w14:val="standardContextual"/>
-        </w:rPr>
-      </w:pPr>
-    </w:p>
-    <w:p>
-      <w:pPr>
-        <w:jc w:val="both"/>
-        <w:rPr>
-          <w:lang w:val="da-DK"/>
-        </w:rPr>
-      </w:pPr>
-    </w:p>
-    <w:p>
-      <w:pPr>
-        <w:pStyle w:val="Overskrift1"/>
-        <w:rPr>
-          <w:lang w:val="da-DK"/>
-        </w:rPr>
-        <w:sectPr>
-          <w:headerReference w:type="even" r:id="rId11"/>
-          <w:headerReference w:type="default" r:id="rId12"/>
-          <w:footerReference w:type="even" r:id="rId13"/>
-          <w:footerReference w:type="default" r:id="rId14"/>
-          <w:headerReference w:type="first" r:id="rId15"/>
-          <w:footerReference w:type="first" r:id="rId16"/>
-          <w:pgSz w:w="11906" w:h="16838"/>
-          <w:pgMar w:top="1134" w:right="1701" w:bottom="1701" w:left="1701" w:header="708" w:footer="708" w:gutter="0"/>
-          <w:pgNumType w:fmt="lowerRoman"/>
-          <w:cols w:space="708"/>
-          <w:docGrid w:linePitch="360"/>
-        </w:sectPr>
-      </w:pPr>
-    </w:p>
-    <w:p>
-      <w:pPr>
         <w:pStyle w:val="Overskrift1"/>
         <w:numPr>
           <w:ilvl w:val="0"/>
@@ -2647,7 +4352,7 @@
         <w:rPr>
           <w:lang w:val="da-DK"/>
         </w:rPr>
-        <w:t xml:space="preserve">Alle 20 funktionelle krav og alle 6 ikke-funktionelle krav blev implementeret og testet med et godkendt resultat. Alle 11 unittests, 15 black box-tests og 4 tests af hjemmesiden bestod. Testene viste dermed, at de implementerede funktioner og pointregler fungerede som forventet.</w:t>
+        <w:t>Alle 20 funktionelle krav og alle 6 ikke-funktionelle krav blev implementeret og testet med et godkendt resultat. Alle 11 unittests, 15 black box-tests og 4 tests af hjemmesiden bestod. Testene viste dermed, at de implementerede funktioner og pointregler fungerede som forventet.</w:t>
       </w:r>
     </w:p>
     <w:p>
@@ -2680,8 +4385,7 @@
           <w:lang w:val="da-DK"/>
         </w:rPr>
       </w:pPr>
-      <w:bookmarkStart w:id="3" w:name="_Toc242969355"/>
-      <w:bookmarkEnd w:id="2"/>
+      <w:bookmarkStart w:id="2" w:name="_Toc242969355"/>
       <w:r>
         <w:rPr>
           <w:lang w:val="da-DK"/>
@@ -2689,7 +4393,7 @@
         <w:lastRenderedPageBreak/>
         <w:t>Indledning</w:t>
       </w:r>
-      <w:bookmarkEnd w:id="3"/>
+      <w:bookmarkEnd w:id="2"/>
     </w:p>
     <w:p>
       <w:pPr>
@@ -2700,14 +4404,14 @@
         </w:numPr>
         <w:spacing w:before="300" w:after="120"/>
       </w:pPr>
-      <w:bookmarkStart w:id="4" w:name="_Toc242969356"/>
+      <w:bookmarkStart w:id="3" w:name="_Toc242969356"/>
       <w:r>
         <w:rPr>
           <w:lang w:val="da-DK"/>
         </w:rPr>
         <w:t>Baggrund og problemfelt</w:t>
       </w:r>
-      <w:bookmarkEnd w:id="4"/>
+      <w:bookmarkEnd w:id="3"/>
     </w:p>
     <w:p>
       <w:pPr>
@@ -2849,7 +4553,7 @@
           <w:lang w:val="da-DK"/>
         </w:rPr>
       </w:pPr>
-      <w:bookmarkStart w:id="5" w:name="_Toc242969357"/>
+      <w:bookmarkStart w:id="4" w:name="_Toc242969357"/>
       <w:r>
         <w:rPr>
           <w:lang w:val="da-DK"/>
@@ -2857,7 +4561,7 @@
         <w:lastRenderedPageBreak/>
         <w:t>Problemformulering</w:t>
       </w:r>
-      <w:bookmarkEnd w:id="5"/>
+      <w:bookmarkEnd w:id="4"/>
     </w:p>
     <w:p>
       <w:pPr>
@@ -2967,14 +4671,14 @@
           <w:lang w:val="da-DK"/>
         </w:rPr>
       </w:pPr>
-      <w:bookmarkStart w:id="6" w:name="_Toc242969358"/>
+      <w:bookmarkStart w:id="5" w:name="_Toc242969358"/>
       <w:r>
         <w:rPr>
           <w:lang w:val="da-DK"/>
         </w:rPr>
         <w:t>Afgrænsning</w:t>
       </w:r>
-      <w:bookmarkEnd w:id="6"/>
+      <w:bookmarkEnd w:id="5"/>
     </w:p>
     <w:p>
       <w:pPr>
@@ -3147,7 +4851,8 @@
         <w:rPr>
           <w:lang w:val="da-DK"/>
         </w:rPr>
-        <w:t xml:space="preserve">Læsevejledning</w:t>
+        <w:lastRenderedPageBreak/>
+        <w:t>Læsevejledning</w:t>
       </w:r>
     </w:p>
     <w:p>
@@ -3161,7 +4866,7 @@
         <w:rPr>
           <w:lang w:val="da-DK"/>
         </w:rPr>
-        <w:t xml:space="preserve">Rapporten er bygget op efter VIA's guide til projektrapporter (VIA University College, 2024). Kapitel 3 beskriver, hvordan vi har grebet projektet an. Kapitel 4 er analysen med aktører, krav, use cases, aktivitetsdiagrammer og domænemodel. Kapitel 5 handler om designet, og kapitel 6 viser de dele af koden, der er vigtigst for at forstå løsningen. I kapitel 7 dokumenterer vi testene, og kapitel 8 samler resultaterne. Kapitel 9 diskuterer svaghederne ved løsningen, og kapitel 10 besvarer problemformuleringen og giver anbefalinger til det videre arbejde. Kravene og use casene har ID'er (FR01–FR20, NFR01–NFR06 og UC01–UC19), som går igen gennem hele rapporten, så man kan følge et krav fra analysen helt til testen.</w:t>
+        <w:t>Rapporten er bygget op efter VIA's guide til projektrapporter (VIA University College, 2024). Kapitel 3 beskriver, hvordan vi har grebet projektet an. Kapitel 4 er analysen med aktører, krav, use cases, aktivitetsdiagrammer og domænemodel. Kapitel 5 handler om designet, og kapitel 6 viser de dele af koden, der er vigtigst for at forstå løsningen. I kapitel 7 dokumenterer vi testene, og kapitel 8 samler resultaterne. Kapitel 9 diskuterer svaghederne ved løsningen, og kapitel 10 besvarer problemformuleringen og giver anbefalinger til det videre arbejde. Kravene og use casene har ID'er (FR01–FR20, NFR01–NFR06 og UC01–UC19), som går igen gennem hele rapporten, så man kan følge et krav fra analysen helt til testen.</w:t>
       </w:r>
     </w:p>
     <w:p>
@@ -3176,7 +4881,7 @@
           <w:lang w:val="da-DK"/>
         </w:rPr>
       </w:pPr>
-      <w:bookmarkStart w:id="7" w:name="_Toc242969359"/>
+      <w:bookmarkStart w:id="6" w:name="_Toc242969359"/>
       <w:r>
         <w:rPr>
           <w:lang w:val="da-DK"/>
@@ -3184,7 +4889,7 @@
         <w:lastRenderedPageBreak/>
         <w:t>Metode</w:t>
       </w:r>
-      <w:bookmarkEnd w:id="7"/>
+      <w:bookmarkEnd w:id="6"/>
     </w:p>
     <w:p>
       <w:pPr>
@@ -3212,14 +4917,14 @@
           <w:lang w:val="da-DK"/>
         </w:rPr>
       </w:pPr>
-      <w:bookmarkStart w:id="8" w:name="_Toc242969360"/>
+      <w:bookmarkStart w:id="7" w:name="_Toc242969360"/>
       <w:r>
         <w:rPr>
           <w:lang w:val="da-DK"/>
         </w:rPr>
         <w:t>Udviklingsmodel</w:t>
       </w:r>
-      <w:bookmarkEnd w:id="8"/>
+      <w:bookmarkEnd w:id="7"/>
     </w:p>
     <w:p>
       <w:pPr>
@@ -3523,7 +5228,7 @@
               <w:rPr>
                 <w:lang w:val="da-DK"/>
               </w:rPr>
-              <w:t xml:space="preserve">Unittests, black box-tests og test af hjemmesiden gennemført. Sporbarhedsmatrix, diagrammer, kravspecifikation, use case-beskrivelser og projektrapport rettet og færdiggjort.</w:t>
+              <w:t>Unittests, black box-tests og test af hjemmesiden gennemført. Sporbarhedsmatrix, diagrammer, kravspecifikation, use case-beskrivelser og projektrapport rettet og færdiggjort.</w:t>
             </w:r>
           </w:p>
         </w:tc>
@@ -3616,12 +5321,16 @@
           <w:numId w:val="0"/>
         </w:numPr>
         <w:spacing w:before="300" w:after="120"/>
-      </w:pPr>
-      <w:r>
-        <w:rPr>
-          <w:lang w:val="da-DK"/>
-        </w:rPr>
-        <w:t xml:space="preserve">Kravindsamling</w:t>
+        <w:rPr>
+          <w:lang w:val="da-DK"/>
+        </w:rPr>
+      </w:pPr>
+      <w:r>
+        <w:rPr>
+          <w:lang w:val="da-DK"/>
+        </w:rPr>
+        <w:lastRenderedPageBreak/>
+        <w:t>Kravindsamling</w:t>
       </w:r>
     </w:p>
     <w:p>
@@ -3635,7 +5344,7 @@
         <w:rPr>
           <w:lang w:val="da-DK"/>
         </w:rPr>
-        <w:t xml:space="preserve">Kravene kommer fra interviewet med Grønne Bob i casen. Vi gik interviewet igennem sætning for sætning og markerede hvert sted, hvor Bob siger noget, systemet skal kunne, eller en betingelse, det skal overholde. Hvert ønske blev skrevet om til et funktionelt krav på formen "Systemet skal kunne …", og vi skrev citatet fra interviewet ved siden af (tabel 2). Nogle steder var Bob ikke selv afklaret, fx med pointboostet og målene for fællespuljen. Der har vi hellere afgrænset os eller ladet koordinatoren gøre det manuelt end at finde på regler, som Bob ikke har godkendt. De ikke-funktionelle krav er skrevet, så hvert krav kan måles i en test (tabel 3). Derefter blev kravene omsat til use cases. Et enkelt krav, FR20, kom først til under designet, da vi besluttede, at point først gives, når en opgave er udført.</w:t>
+        <w:t>Kravene kommer fra interviewet med Grønne Bob i casen. Vi gik interviewet igennem sætning for sætning og markerede hvert sted, hvor Bob siger noget, systemet skal kunne, eller en betingelse, det skal overholde. Hvert ønske blev skrevet om til et funktionelt krav på formen "Systemet skal kunne …", og vi skrev citatet fra interviewet ved siden af (tabel 2). Nogle steder var Bob ikke selv afklaret, fx med pointboostet og målene for fællespuljen. Der har vi hellere afgrænset os eller ladet koordinatoren gøre det manuelt end at finde på regler, som Bob ikke har godkendt. De ikke-funktionelle krav er skrevet, så hvert krav kan måles i en test (tabel 3). Derefter blev kravene omsat til use cases. Et enkelt krav, FR20, kom først til under designet, da vi besluttede, at point først gives, når en opgave er udført.</w:t>
       </w:r>
     </w:p>
     <w:p>
@@ -3650,15 +5359,14 @@
           <w:lang w:val="da-DK"/>
         </w:rPr>
       </w:pPr>
-      <w:bookmarkStart w:id="9" w:name="_Toc242969361"/>
-      <w:r>
-        <w:rPr>
-          <w:lang w:val="da-DK"/>
-        </w:rPr>
-        <w:lastRenderedPageBreak/>
+      <w:bookmarkStart w:id="8" w:name="_Toc242969361"/>
+      <w:r>
+        <w:rPr>
+          <w:lang w:val="da-DK"/>
+        </w:rPr>
         <w:t>Sporbarhed</w:t>
       </w:r>
-      <w:bookmarkEnd w:id="9"/>
+      <w:bookmarkEnd w:id="8"/>
     </w:p>
     <w:p>
       <w:pPr>
@@ -3682,12 +5390,15 @@
           <w:numId w:val="0"/>
         </w:numPr>
         <w:spacing w:before="300" w:after="120"/>
-      </w:pPr>
-      <w:r>
-        <w:rPr>
-          <w:lang w:val="da-DK"/>
-        </w:rPr>
-        <w:t xml:space="preserve">Kontrol af sammenhæng</w:t>
+        <w:rPr>
+          <w:lang w:val="da-DK"/>
+        </w:rPr>
+      </w:pPr>
+      <w:r>
+        <w:rPr>
+          <w:lang w:val="da-DK"/>
+        </w:rPr>
+        <w:t>Kontrol af sammenhæng</w:t>
       </w:r>
     </w:p>
     <w:p>
@@ -3701,7 +5412,7 @@
         <w:rPr>
           <w:lang w:val="da-DK"/>
         </w:rPr>
-        <w:t xml:space="preserve">Ud over testene har vi kontrolleret, at dokumenterne passer sammen. Sidst i ugen gennemgik vi diagrammerne mod koden ét for ét: klasse- og metodenavne i klassediagrammet, livslinjer og beskeder i sekvensdiagrammerne og navnene på use casene i diagrammet, i beskrivelserne og i rapporten. Hver uoverensstemmelse blev rettet det sted, hvor fejlen var, og som regel var det dokumentationen og ikke koden, der skulle rettes. Et eksempel er UC16, som hed "Se rapport" i use case-diagrammet, men "Se rapport over opgaver og point" i beskrivelserne.</w:t>
+        <w:t>Ud over testene har vi kontrolleret, at dokumenterne passer sammen. Sidst i ugen gennemgik vi diagrammerne mod koden ét for ét: klasse- og metodenavne i klassediagrammet, livslinjer og beskeder i sekvensdiagrammerne og navnene på use casene i diagrammet, i beskrivelserne og i rapporten. Hver uoverensstemmelse blev rettet det sted, hvor fejlen var, og som regel var det dokumentationen og ikke koden, der skulle rettes. Et eksempel er UC16, som hed "Se rapport" i use case-diagrammet, men "Se rapport over opgaver og point" i beskrivelserne.</w:t>
       </w:r>
     </w:p>
     <w:p>
@@ -3713,14 +5424,14 @@
         </w:numPr>
         <w:spacing w:before="300" w:after="120"/>
       </w:pPr>
-      <w:bookmarkStart w:id="10" w:name="_Toc242969362"/>
+      <w:bookmarkStart w:id="9" w:name="_Toc242969362"/>
       <w:r>
         <w:rPr>
           <w:lang w:val="da-DK"/>
         </w:rPr>
         <w:t>Værktøjer</w:t>
       </w:r>
-      <w:bookmarkEnd w:id="10"/>
+      <w:bookmarkEnd w:id="9"/>
     </w:p>
     <w:p>
       <w:pPr>
@@ -3737,7 +5448,7 @@
           <w:b/>
           <w:lang w:val="da-DK"/>
         </w:rPr>
-        <w:t xml:space="preserve">Java 21 og JavaFX 21</w:t>
+        <w:t>Java 21 og JavaFX 21</w:t>
       </w:r>
       <w:r>
         <w:rPr>
@@ -3761,7 +5472,8 @@
           <w:b/>
           <w:lang w:val="da-DK"/>
         </w:rPr>
-        <w:t xml:space="preserve">Maven</w:t>
+        <w:lastRenderedPageBreak/>
+        <w:t>Maven</w:t>
       </w:r>
       <w:r>
         <w:rPr>
@@ -3774,7 +5486,7 @@
           <w:b/>
           <w:lang w:val="da-DK"/>
         </w:rPr>
-        <w:t xml:space="preserve">JUnit 5</w:t>
+        <w:t>JUnit 5</w:t>
       </w:r>
       <w:r>
         <w:rPr>
@@ -3870,7 +5582,7 @@
           <w:b/>
           <w:lang w:val="da-DK"/>
         </w:rPr>
-        <w:t xml:space="preserve">Generativ AI (ChatGPT og Claude)</w:t>
+        <w:t>Generativ AI (ChatGPT og Claude)</w:t>
       </w:r>
       <w:r>
         <w:rPr>
@@ -3890,15 +5602,14 @@
           <w:lang w:val="da-DK"/>
         </w:rPr>
       </w:pPr>
-      <w:bookmarkStart w:id="11" w:name="_Toc242969363"/>
-      <w:r>
-        <w:rPr>
-          <w:lang w:val="da-DK"/>
-        </w:rPr>
-        <w:lastRenderedPageBreak/>
+      <w:bookmarkStart w:id="10" w:name="_Toc242969363"/>
+      <w:r>
+        <w:rPr>
+          <w:lang w:val="da-DK"/>
+        </w:rPr>
         <w:t>Analyse</w:t>
       </w:r>
-      <w:bookmarkEnd w:id="11"/>
+      <w:bookmarkEnd w:id="10"/>
     </w:p>
     <w:p>
       <w:pPr>
@@ -3911,7 +5622,7 @@
         <w:rPr>
           <w:lang w:val="da-DK"/>
         </w:rPr>
-        <w:t xml:space="preserve">Analysen bygger på interviewet med Grønne Bob (VIA University College, 2025a) og vores brainstorm over aktører, se bilag 1.</w:t>
+        <w:t>Analysen bygger på interviewet med Grønne Bob (VIA University College, 2025a) og vores brainstorm over aktører, se bilag 1.</w:t>
       </w:r>
     </w:p>
     <w:p>
@@ -3926,14 +5637,14 @@
           <w:lang w:val="da-DK"/>
         </w:rPr>
       </w:pPr>
-      <w:bookmarkStart w:id="12" w:name="_Toc242969364"/>
+      <w:bookmarkStart w:id="11" w:name="_Toc242969364"/>
       <w:r>
         <w:rPr>
           <w:lang w:val="da-DK"/>
         </w:rPr>
         <w:t>Aktører</w:t>
       </w:r>
-      <w:bookmarkEnd w:id="12"/>
+      <w:bookmarkEnd w:id="11"/>
     </w:p>
     <w:p>
       <w:pPr>
@@ -4047,14 +5758,15 @@
           <w:lang w:val="da-DK"/>
         </w:rPr>
       </w:pPr>
-      <w:bookmarkStart w:id="13" w:name="_Toc242969365"/>
-      <w:r>
-        <w:rPr>
-          <w:lang w:val="da-DK"/>
-        </w:rPr>
+      <w:bookmarkStart w:id="12" w:name="_Toc242969365"/>
+      <w:r>
+        <w:rPr>
+          <w:lang w:val="da-DK"/>
+        </w:rPr>
+        <w:lastRenderedPageBreak/>
         <w:t>Funktionelle krav</w:t>
       </w:r>
-      <w:bookmarkEnd w:id="13"/>
+      <w:bookmarkEnd w:id="12"/>
     </w:p>
     <w:p>
       <w:pPr>
@@ -4369,7 +6081,6 @@
                 <w:sz w:val="18"/>
                 <w:lang w:val="da-DK"/>
               </w:rPr>
-              <w:lastRenderedPageBreak/>
               <w:t>FR05</w:t>
             </w:r>
           </w:p>
@@ -4673,7 +6384,7 @@
                 <w:sz w:val="18"/>
                 <w:lang w:val="da-DK"/>
               </w:rPr>
-              <w:t xml:space="preserve">Nye opgaver "må fastsættes ved et skøn"; idéen om et boost</w:t>
+              <w:t>Nye opgaver "må fastsættes ved et skøn"; idéen om et boost</w:t>
             </w:r>
           </w:p>
         </w:tc>
@@ -4972,6 +6683,7 @@
                 <w:sz w:val="18"/>
                 <w:lang w:val="da-DK"/>
               </w:rPr>
+              <w:lastRenderedPageBreak/>
               <w:t>FR16</w:t>
             </w:r>
           </w:p>
@@ -5258,7 +6970,6 @@
           <w:sz w:val="18"/>
           <w:lang w:val="da-DK"/>
         </w:rPr>
-        <w:lastRenderedPageBreak/>
         <w:t>Tabel 2: Funktionelle krav.</w:t>
       </w:r>
     </w:p>
@@ -5274,14 +6985,14 @@
           <w:lang w:val="da-DK"/>
         </w:rPr>
       </w:pPr>
-      <w:bookmarkStart w:id="14" w:name="_Toc242969366"/>
+      <w:bookmarkStart w:id="13" w:name="_Toc242969366"/>
       <w:r>
         <w:rPr>
           <w:lang w:val="da-DK"/>
         </w:rPr>
         <w:t>Ikke-funktionelle krav</w:t>
       </w:r>
-      <w:bookmarkEnd w:id="14"/>
+      <w:bookmarkEnd w:id="13"/>
     </w:p>
     <w:p>
       <w:pPr>
@@ -5701,7 +7412,7 @@
                 <w:sz w:val="18"/>
                 <w:lang w:val="da-DK"/>
               </w:rPr>
-              <w:t xml:space="preserve">Gennemse hjemmesiden og datafilen data.json.</w:t>
+              <w:t>Gennemse hjemmesiden og datafilen data.json.</w:t>
             </w:r>
           </w:p>
         </w:tc>
@@ -5731,6 +7442,7 @@
           <w:sz w:val="18"/>
           <w:lang w:val="da-DK"/>
         </w:rPr>
+        <w:lastRenderedPageBreak/>
         <w:t>Tabel 3: Ikke-funktionelle krav.</w:t>
       </w:r>
     </w:p>
@@ -5746,14 +7458,14 @@
           <w:lang w:val="da-DK"/>
         </w:rPr>
       </w:pPr>
-      <w:bookmarkStart w:id="15" w:name="_Toc242969367"/>
-      <w:r>
-        <w:rPr>
-          <w:lang w:val="da-DK"/>
-        </w:rPr>
-        <w:t xml:space="preserve">Use cases</w:t>
-      </w:r>
-      <w:bookmarkEnd w:id="15"/>
+      <w:bookmarkStart w:id="14" w:name="_Toc242969367"/>
+      <w:r>
+        <w:rPr>
+          <w:lang w:val="da-DK"/>
+        </w:rPr>
+        <w:t>Use cases</w:t>
+      </w:r>
+      <w:bookmarkEnd w:id="14"/>
     </w:p>
     <w:p>
       <w:pPr>
@@ -5789,7 +7501,6 @@
         <w:rPr>
           <w:lang w:val="da-DK"/>
         </w:rPr>
-        <w:lastRenderedPageBreak/>
         <w:t>Tabel 4 viser, hvilke krav hver use case dækker. FR12 (gem og indlæs) har ingen use case, fordi koordinatoren ikke selv starter den. Den sker automatisk ved hver ændring og ved opstart, og den testes derfor særskilt (test T15).</w:t>
       </w:r>
     </w:p>
@@ -5803,6 +7514,7 @@
         <w:rPr>
           <w:noProof/>
         </w:rPr>
+        <w:lastRenderedPageBreak/>
         <w:drawing>
           <wp:inline distT="0" distB="0" distL="0" distR="0" wp14:anchorId="35B3EF38" wp14:editId="52ED0FFC">
             <wp:extent cx="5400000" cy="4917400"/>
@@ -6051,7 +7763,6 @@
                 <w:sz w:val="18"/>
                 <w:lang w:val="da-DK"/>
               </w:rPr>
-              <w:lastRenderedPageBreak/>
               <w:t>UC09 Se personlige point · UC10 Manuel pointkorrektion · UC11 Se fælles pointpulje</w:t>
             </w:r>
           </w:p>
@@ -6193,6 +7904,7 @@
                 <w:sz w:val="18"/>
                 <w:lang w:val="da-DK"/>
               </w:rPr>
+              <w:lastRenderedPageBreak/>
               <w:t>UC14 Opret bytteopgave</w:t>
             </w:r>
           </w:p>
@@ -6344,7 +8056,7 @@
                 <w:sz w:val="18"/>
                 <w:lang w:val="da-DK"/>
               </w:rPr>
-              <w:t xml:space="preserve">UC17 Se information om Kløverly</w:t>
+              <w:t>UC17 Se information om Kløverly</w:t>
             </w:r>
           </w:p>
         </w:tc>
@@ -6498,7 +8210,7 @@
           <w:sz w:val="18"/>
           <w:lang w:val="da-DK"/>
         </w:rPr>
-        <w:t xml:space="preserve">Tabel 4: Use cases og de krav, de dækker. Alle beskrivelser findes i bilag 3.</w:t>
+        <w:t>Tabel 4: Use cases og de krav, de dækker. Alle beskrivelser findes i bilag 3.</w:t>
       </w:r>
     </w:p>
     <w:p>
@@ -6726,7 +8438,6 @@
                 <w:sz w:val="18"/>
                 <w:lang w:val="da-DK"/>
               </w:rPr>
-              <w:lastRenderedPageBreak/>
               <w:t>Hovedscenarie</w:t>
             </w:r>
           </w:p>
@@ -6863,6 +8574,7 @@
                 <w:sz w:val="18"/>
                 <w:lang w:val="da-DK"/>
               </w:rPr>
+              <w:lastRenderedPageBreak/>
               <w:t>Alternativer</w:t>
             </w:r>
           </w:p>
@@ -6882,7 +8594,7 @@
                 <w:sz w:val="18"/>
                 <w:lang w:val="da-DK"/>
               </w:rPr>
-              <w:t xml:space="preserve">2a. Ingen opgave er valgt: Systemet viser "Vælg en opgave først." Use casen slutter.</w:t>
+              <w:t>2a. Ingen opgave er valgt: Systemet viser "Vælg en opgave først." Use casen slutter.</w:t>
             </w:r>
           </w:p>
           <w:p>
@@ -6910,7 +8622,7 @@
                 <w:sz w:val="18"/>
                 <w:lang w:val="da-DK"/>
               </w:rPr>
-              <w:t xml:space="preserve">4b. Opgaven er en bytteopgave, og der findes ingen anden beboer: Systemet viser en fejlbesked. Use casen slutter.</w:t>
+              <w:t>4b. Opgaven er en bytteopgave, og der findes ingen anden beboer: Systemet viser en fejlbesked. Use casen slutter.</w:t>
             </w:r>
           </w:p>
           <w:p>
@@ -6938,10 +8650,15 @@
                 <w:sz w:val="18"/>
                 <w:lang w:val="da-DK"/>
               </w:rPr>
-              <w:t xml:space="preserve">4d. Opgaven er en fællesopgave, og der er ingen registrerede beboere: Systemet viser "Der er ingen beboere registreret." Use casen slutter.</w:t>
-            </w:r>
-          </w:p>
-          <w:p>
+              <w:t>4d. Opgaven er en fællesopgave, og der er ingen registrerede beboere: Systemet viser "Der er ingen beboere registreret." Use casen slutter.</w:t>
+            </w:r>
+          </w:p>
+          <w:p>
+            <w:pPr>
+              <w:rPr>
+                <w:lang w:val="da-DK"/>
+              </w:rPr>
+            </w:pPr>
             <w:r>
               <w:rPr>
                 <w:sz w:val="18"/>
@@ -6956,6 +8673,9 @@
     <w:p>
       <w:pPr>
         <w:spacing w:after="120"/>
+        <w:rPr>
+          <w:lang w:val="da-DK"/>
+        </w:rPr>
       </w:pPr>
     </w:p>
     <w:p>
@@ -7386,7 +9106,7 @@
                 <w:sz w:val="18"/>
                 <w:lang w:val="da-DK"/>
               </w:rPr>
-              <w:t xml:space="preserve">6a. Koordinatoren annullerer: Intet ændres. Use casen slutter.</w:t>
+              <w:t>6a. Koordinatoren annullerer: Intet ændres. Use casen slutter.</w:t>
             </w:r>
           </w:p>
           <w:p>
@@ -7906,7 +9626,7 @@
           <w:sz w:val="18"/>
           <w:lang w:val="da-DK"/>
         </w:rPr>
-        <w:t xml:space="preserve">Tabel 7: Use case-beskrivelse for UC10 Manuel pointkorrektion.</w:t>
+        <w:t>Tabel 7: Use case-beskrivelse for UC10 Manuel pointkorrektion.</w:t>
       </w:r>
     </w:p>
     <w:p>
@@ -7935,14 +9655,14 @@
           <w:lang w:val="da-DK"/>
         </w:rPr>
       </w:pPr>
-      <w:bookmarkStart w:id="16" w:name="_Toc242969368"/>
+      <w:bookmarkStart w:id="15" w:name="_Toc242969368"/>
       <w:r>
         <w:rPr>
           <w:lang w:val="da-DK"/>
         </w:rPr>
         <w:t>Aktivitetsdiagrammer</w:t>
       </w:r>
-      <w:bookmarkEnd w:id="16"/>
+      <w:bookmarkEnd w:id="15"/>
     </w:p>
     <w:p>
       <w:pPr>
@@ -7955,7 +9675,7 @@
         <w:rPr>
           <w:lang w:val="da-DK"/>
         </w:rPr>
-        <w:t xml:space="preserve">Hver use case har et aktivitetsdiagram, i alt 19 diagrammer, som findes i bilag 4. Diagrammerne er delt i to baner, Bruger og System, så det er tydeligt, hvad koordinatoren gør, og hvad systemet gør. Beslutninger, fx "Gyldige oplysninger?", er vist som beslutningsknuder, og de svarer til alternativerne i use case-beskrivelserne.</w:t>
+        <w:t>Hver use case har et aktivitetsdiagram, i alt 19 diagrammer, som findes i bilag 4. Diagrammerne er delt i to baner, Bruger og System, så det er tydeligt, hvad koordinatoren gør, og hvad systemet gør. Beslutninger, fx "Gyldige oplysninger?", er vist som beslutningsknuder, og de svarer til alternativerne i use case-beskrivelserne.</w:t>
       </w:r>
     </w:p>
     <w:p>
@@ -8056,6 +9776,11 @@
           <w:lang w:val="da-DK"/>
         </w:rPr>
         <w:t xml:space="preserve">De tre grene samles i en fletteknude, hvorefter opgaven fjernes fra de aktive opgaver, og ændringerne gemmes. Til sidst spørger diagrammet "Var det et grønt tiltag?", og i så </w:t>
+      </w:r>
+      <w:r>
+        <w:rPr>
+          <w:lang w:val="da-DK"/>
+        </w:rPr>
         <w:lastRenderedPageBreak/>
         <w:t>fald opdateres hjemmesiden. Diagrammet viser dermed, at pointreglerne er forskellige for de tre typer, men at afslutningen ellers foregår ens.</w:t>
       </w:r>
@@ -8138,14 +9863,14 @@
           <w:lang w:val="da-DK"/>
         </w:rPr>
       </w:pPr>
-      <w:bookmarkStart w:id="17" w:name="_Toc242969369"/>
+      <w:bookmarkStart w:id="16" w:name="_Toc242969369"/>
       <w:r>
         <w:rPr>
           <w:lang w:val="da-DK"/>
         </w:rPr>
         <w:t>Domænemodel</w:t>
       </w:r>
-      <w:bookmarkEnd w:id="17"/>
+      <w:bookmarkEnd w:id="16"/>
     </w:p>
     <w:p>
       <w:pPr>
@@ -8159,6 +9884,11 @@
           <w:lang w:val="da-DK"/>
         </w:rPr>
         <w:t xml:space="preserve">Domænemodellen i figur 3 viser begreberne i Kløverly og deres sammenhæng. Den indeholder kun begreber fra problemdomænet, altså ting som Bob taler om i interviewet, og ingen klasser fra programmet, fx controllere eller filhåndtering. Koordinatoren er ikke </w:t>
+      </w:r>
+      <w:r>
+        <w:rPr>
+          <w:lang w:val="da-DK"/>
+        </w:rPr>
         <w:lastRenderedPageBreak/>
         <w:t>med, fordi koordinatoren er en aktør, der bruger systemet, og ikke noget, systemet gemmer oplysninger om.</w:t>
       </w:r>
@@ -8388,14 +10118,14 @@
           <w:lang w:val="da-DK"/>
         </w:rPr>
       </w:pPr>
-      <w:bookmarkStart w:id="18" w:name="_Toc242969370"/>
+      <w:bookmarkStart w:id="17" w:name="_Toc242969370"/>
       <w:r>
         <w:rPr>
           <w:lang w:val="da-DK"/>
         </w:rPr>
         <w:t>Persondata og etik</w:t>
       </w:r>
-      <w:bookmarkEnd w:id="18"/>
+      <w:bookmarkEnd w:id="17"/>
     </w:p>
     <w:p>
       <w:pPr>
@@ -8422,7 +10152,7 @@
         <w:rPr>
           <w:lang w:val="da-DK"/>
         </w:rPr>
-        <w:t xml:space="preserve">Bob ønsker et fællesskab "uden konkurrence eller tvang". Et pointsystem kan let komme til at virke som en rangliste. Derfor viser hjemmesiden de grønne tiltag uden navne, og programmet sorterer ikke beboerne efter point. Beboerne bør informeres om, hvilke personoplysninger der registreres, hvorfor de registreres, og hvor længe de opbevares. Hvis en beboer flytter fra Kløverly, bør oplysningerne slettes, når de ikke længere er nødvendige for systemets formål.</w:t>
+        <w:t>Bob ønsker et fællesskab "uden konkurrence eller tvang". Et pointsystem kan let komme til at virke som en rangliste. Derfor viser hjemmesiden de grønne tiltag uden navne, og programmet sorterer ikke beboerne efter point. Beboerne bør informeres om, hvilke personoplysninger der registreres, hvorfor de registreres, og hvor længe de opbevares. Hvis en beboer flytter fra Kløverly, bør oplysningerne slettes, når de ikke længere er nødvendige for systemets formål.</w:t>
       </w:r>
     </w:p>
     <w:p>
@@ -8437,7 +10167,7 @@
           <w:lang w:val="da-DK"/>
         </w:rPr>
       </w:pPr>
-      <w:bookmarkStart w:id="19" w:name="_Toc242969371"/>
+      <w:bookmarkStart w:id="18" w:name="_Toc242969371"/>
       <w:r>
         <w:rPr>
           <w:lang w:val="da-DK"/>
@@ -8445,7 +10175,7 @@
         <w:lastRenderedPageBreak/>
         <w:t>Design</w:t>
       </w:r>
-      <w:bookmarkEnd w:id="19"/>
+      <w:bookmarkEnd w:id="18"/>
     </w:p>
     <w:p>
       <w:pPr>
@@ -8456,14 +10186,14 @@
         </w:numPr>
         <w:spacing w:before="300" w:after="120"/>
       </w:pPr>
-      <w:bookmarkStart w:id="20" w:name="_Toc242969372"/>
+      <w:bookmarkStart w:id="19" w:name="_Toc242969372"/>
       <w:r>
         <w:rPr>
           <w:lang w:val="da-DK"/>
         </w:rPr>
         <w:t>Arkitektur</w:t>
       </w:r>
-      <w:bookmarkEnd w:id="20"/>
+      <w:bookmarkEnd w:id="19"/>
     </w:p>
     <w:p>
       <w:pPr>
@@ -8618,14 +10348,14 @@
           <w:lang w:val="da-DK"/>
         </w:rPr>
       </w:pPr>
-      <w:bookmarkStart w:id="21" w:name="_Toc242969373"/>
+      <w:bookmarkStart w:id="20" w:name="_Toc242969373"/>
       <w:r>
         <w:rPr>
           <w:lang w:val="da-DK"/>
         </w:rPr>
         <w:t>Klassediagram</w:t>
       </w:r>
-      <w:bookmarkEnd w:id="21"/>
+      <w:bookmarkEnd w:id="20"/>
     </w:p>
     <w:p>
       <w:pPr>
@@ -8960,14 +10690,14 @@
           <w:lang w:val="da-DK"/>
         </w:rPr>
       </w:pPr>
-      <w:bookmarkStart w:id="22" w:name="_Toc242969374"/>
+      <w:bookmarkStart w:id="21" w:name="_Toc242969374"/>
       <w:r>
         <w:rPr>
           <w:lang w:val="da-DK"/>
         </w:rPr>
         <w:t>Sekvensdiagrammer</w:t>
       </w:r>
-      <w:bookmarkEnd w:id="22"/>
+      <w:bookmarkEnd w:id="21"/>
     </w:p>
     <w:p>
       <w:pPr>
@@ -8980,7 +10710,7 @@
         <w:rPr>
           <w:lang w:val="da-DK"/>
         </w:rPr>
-        <w:t xml:space="preserve">Der er lavet sekvensdiagrammer for UC01 Opret beboer, UC05 Opret opgave og UC19 Afslut opgave. Livslinjerne er de klasser, der findes i koden: controllerne, modelklasserne, AppData, FileDataManager og WebDataManager. Alle kald har aktiveringsbjælker, og svarene er vist med stiplede pile. Figur 5 viser sekvensdiagrammet for UC05, som også dækker bytteopgaver (UC14), fordi alle tre opgavetyper oprettes fra samme dialog. Sekvensdiagrammet for UC01 findes i bilag 4.</w:t>
+        <w:t>Der er lavet sekvensdiagrammer for UC01 Opret beboer, UC05 Opret opgave og UC19 Afslut opgave. Livslinjerne er de klasser, der findes i koden: controllerne, modelklasserne, AppData, FileDataManager og WebDataManager. Alle kald har aktiveringsbjælker, og svarene er vist med stiplede pile. Figur 5 viser sekvensdiagrammet for UC05, som også dækker bytteopgaver (UC14), fordi alle tre opgavetyper oprettes fra samme dialog. Sekvensdiagrammet for UC01 findes i bilag 4.</w:t>
       </w:r>
     </w:p>
     <w:p>
@@ -9096,6 +10826,11 @@
           <w:lang w:val="da-DK"/>
         </w:rPr>
         <w:t xml:space="preserve">Når brugeren trykker "Gem" (6), deler et alt-fragment forløbet efter opgavetypen. En fællesopgave og et grønt tiltag oprettes og lægges i AppData med </w:t>
+      </w:r>
+      <w:r>
+        <w:rPr>
+          <w:lang w:val="da-DK"/>
+        </w:rPr>
         <w:lastRenderedPageBreak/>
         <w:t>getAktiveOpgaver().add() (7–12). En bytteopgave oprettes og gives til bestilleren med tilføjOpgave(), hvor Beboer selv kontrollerer saldoen og registrerer den negative pointpostering (13–17).</w:t>
       </w:r>
@@ -9142,7 +10877,7 @@
         <w:rPr>
           <w:lang w:val="da-DK"/>
         </w:rPr>
-        <w:t xml:space="preserve">Figur 6 viser sekvensdiagrammet for UC19 Afslut opgave. Diagrammet har to livslinjer af typen Beboer: udføreren og bestilleren. Ved en bytteopgave er det to forskellige objekter, og pointene skal behandles forskelligt hos dem. Brugeren vælger en aktiv opgave og "Afslut opgave" (besked 1–2). Derefter deler et alt-fragment forløbet i tre:</w:t>
+        <w:t>Figur 6 viser sekvensdiagrammet for UC19 Afslut opgave. Diagrammet har to livslinjer af typen Beboer: udføreren og bestilleren. Ved en bytteopgave er det to forskellige objekter, og pointene skal behandles forskelligt hos dem. Brugeren vælger en aktiv opgave og "Afslut opgave" (besked 1–2). Derefter deler et alt-fragment forløbet i tre:</w:t>
       </w:r>
     </w:p>
     <w:p>
@@ -9160,7 +10895,7 @@
           <w:b/>
           <w:lang w:val="da-DK"/>
         </w:rPr>
-        <w:t xml:space="preserve">[Fællesopgave]:</w:t>
+        <w:t>[Fællesopgave]:</w:t>
       </w:r>
       <w:r>
         <w:rPr>
@@ -9184,7 +10919,7 @@
           <w:b/>
           <w:lang w:val="da-DK"/>
         </w:rPr>
-        <w:t xml:space="preserve">[Bytteopgave]:</w:t>
+        <w:t>[Bytteopgave]:</w:t>
       </w:r>
       <w:r>
         <w:rPr>
@@ -9208,7 +10943,7 @@
           <w:b/>
           <w:lang w:val="da-DK"/>
         </w:rPr>
-        <w:t xml:space="preserve">[Grønt tiltag]:</w:t>
+        <w:t>[Grønt tiltag]:</w:t>
       </w:r>
       <w:r>
         <w:rPr>
@@ -9228,7 +10963,7 @@
         <w:rPr>
           <w:lang w:val="da-DK"/>
         </w:rPr>
-        <w:t xml:space="preserve">Gemningen ligger efter alt-fragmentet, fordi den sker for alle tre typer. Controlleren kalder AppData.gemData(), som gemmer via FileDataManager og opdaterer hjemmesidens datafil via WebDataManager (17–22). Til sidst opdateres listen (23–24). Diagrammet viser altså, at hjemmesidens datafil skrives, hver gang der gemmes, uanset opgavetype. Aktivitetsdiagrammet i figur 2 viser kun opdateringen af hjemmesiden for grønne tiltag, fordi det kun er de grønne tiltag, der ændrer hjemmesidens liste.</w:t>
+        <w:t>Gemningen ligger efter alt-fragmentet, fordi den sker for alle tre typer. Controlleren kalder AppData.gemData(), som gemmer via FileDataManager og opdaterer hjemmesidens datafil via WebDataManager (17–22). Til sidst opdateres listen (23–24). Diagrammet viser altså, at hjemmesidens datafil skrives, hver gang der gemmes, uanset opgavetype. Aktivitetsdiagrammet i figur 2 viser kun opdateringen af hjemmesiden for grønne tiltag, fordi det kun er de grønne tiltag, der ændrer hjemmesidens liste.</w:t>
       </w:r>
     </w:p>
     <w:p>
@@ -9310,14 +11045,14 @@
           <w:lang w:val="da-DK"/>
         </w:rPr>
       </w:pPr>
-      <w:bookmarkStart w:id="23" w:name="_Toc242969375"/>
+      <w:bookmarkStart w:id="22" w:name="_Toc242969375"/>
       <w:r>
         <w:rPr>
           <w:lang w:val="da-DK"/>
         </w:rPr>
         <w:t>Brugerflade</w:t>
       </w:r>
-      <w:bookmarkEnd w:id="23"/>
+      <w:bookmarkEnd w:id="22"/>
     </w:p>
     <w:p>
       <w:pPr>
@@ -9546,7 +11281,7 @@
         <w:rPr>
           <w:lang w:val="da-DK"/>
         </w:rPr>
-        <w:t xml:space="preserve">Ved designet af brugerfladen har vi brugt fire af Nielsens (1994) principper for brugervenlighed:</w:t>
+        <w:t>Ved designet af brugerfladen har vi brugt fire af Nielsens (1994) principper for brugervenlighed:</w:t>
       </w:r>
     </w:p>
     <w:p>
@@ -9564,7 +11299,7 @@
           <w:b/>
           <w:lang w:val="da-DK"/>
         </w:rPr>
-        <w:t xml:space="preserve">Konsistens:</w:t>
+        <w:t>Konsistens:</w:t>
       </w:r>
       <w:r>
         <w:rPr>
@@ -9588,7 +11323,7 @@
           <w:b/>
           <w:lang w:val="da-DK"/>
         </w:rPr>
-        <w:t xml:space="preserve">Forebyggelse af fejl:</w:t>
+        <w:t>Forebyggelse af fejl:</w:t>
       </w:r>
       <w:r>
         <w:rPr>
@@ -9612,7 +11347,7 @@
           <w:b/>
           <w:lang w:val="da-DK"/>
         </w:rPr>
-        <w:t xml:space="preserve">Synlig status:</w:t>
+        <w:t>Synlig status:</w:t>
       </w:r>
       <w:r>
         <w:rPr>
@@ -9636,7 +11371,7 @@
           <w:b/>
           <w:lang w:val="da-DK"/>
         </w:rPr>
-        <w:t xml:space="preserve">Hjælp til at rette fejl:</w:t>
+        <w:t>Hjælp til at rette fejl:</w:t>
       </w:r>
       <w:r>
         <w:rPr>
@@ -9657,14 +11392,15 @@
           <w:lang w:val="da-DK"/>
         </w:rPr>
       </w:pPr>
-      <w:bookmarkStart w:id="24" w:name="_Toc242969376"/>
-      <w:r>
-        <w:rPr>
-          <w:lang w:val="da-DK"/>
-        </w:rPr>
+      <w:bookmarkStart w:id="23" w:name="_Toc242969376"/>
+      <w:r>
+        <w:rPr>
+          <w:lang w:val="da-DK"/>
+        </w:rPr>
+        <w:lastRenderedPageBreak/>
         <w:t>Persistens</w:t>
       </w:r>
-      <w:bookmarkEnd w:id="24"/>
+      <w:bookmarkEnd w:id="23"/>
     </w:p>
     <w:p>
       <w:pPr>
@@ -9677,7 +11413,7 @@
         <w:rPr>
           <w:lang w:val="da-DK"/>
         </w:rPr>
-        <w:t xml:space="preserve">Alle data samles i et DataContainer-objekt med beboerne, de aktive opgaver og fællespuljen. Objektet gemmes i filen kloeverly-data.bin med Javas objektserialisering, og det sker efter hver ændring. Når programmet starter, indlæses filen, hvis den findes (FR12, NFR04). Da beboerne har deres egne opgaver og pointposteringer, gemmes de automatisk sammen med beboeren.</w:t>
+        <w:t>Alle data samles i et DataContainer-objekt med beboerne, de aktive opgaver og fællespuljen. Objektet gemmes i filen kloeverly-data.bin med Javas objektserialisering, og det sker efter hver ændring. Når programmet starter, indlæses filen, hvis den findes (FR12, NFR04). Da beboerne har deres egne opgaver og pointposteringer, gemmes de automatisk sammen med beboeren.</w:t>
       </w:r>
     </w:p>
     <w:p>
@@ -9706,15 +11442,14 @@
           <w:lang w:val="da-DK"/>
         </w:rPr>
       </w:pPr>
-      <w:bookmarkStart w:id="25" w:name="_Toc242969377"/>
-      <w:r>
-        <w:rPr>
-          <w:lang w:val="da-DK"/>
-        </w:rPr>
-        <w:lastRenderedPageBreak/>
+      <w:bookmarkStart w:id="24" w:name="_Toc242969377"/>
+      <w:r>
+        <w:rPr>
+          <w:lang w:val="da-DK"/>
+        </w:rPr>
         <w:t>Hjemmeside</w:t>
       </w:r>
-      <w:bookmarkEnd w:id="25"/>
+      <w:bookmarkEnd w:id="24"/>
     </w:p>
     <w:p>
       <w:pPr>
@@ -9821,6 +11556,7 @@
         <w:rPr>
           <w:lang w:val="da-DK"/>
         </w:rPr>
+        <w:lastRenderedPageBreak/>
         <w:t>Designet tager også hensyn til Bobs ønske om lavt energiforbrug: Siden bruger ingen frameworks, datafilen er lille, og den hentes kun én gang, når siden åbnes. Siden spørger ikke serveren igen og igen efter nye data.</w:t>
       </w:r>
     </w:p>
@@ -9836,7 +11572,7 @@
           <w:lang w:val="da-DK"/>
         </w:rPr>
       </w:pPr>
-      <w:bookmarkStart w:id="26" w:name="_Toc242969378"/>
+      <w:bookmarkStart w:id="25" w:name="_Toc242969378"/>
       <w:r>
         <w:rPr>
           <w:lang w:val="da-DK"/>
@@ -9844,7 +11580,7 @@
         <w:lastRenderedPageBreak/>
         <w:t>Implementering</w:t>
       </w:r>
-      <w:bookmarkEnd w:id="26"/>
+      <w:bookmarkEnd w:id="25"/>
     </w:p>
     <w:p>
       <w:pPr>
@@ -9890,14 +11626,14 @@
           <w:lang w:val="da-DK"/>
         </w:rPr>
       </w:pPr>
-      <w:bookmarkStart w:id="27" w:name="_Toc242969379"/>
+      <w:bookmarkStart w:id="26" w:name="_Toc242969379"/>
       <w:r>
         <w:rPr>
           <w:lang w:val="da-DK"/>
         </w:rPr>
         <w:t>Opstart og navigation</w:t>
       </w:r>
-      <w:bookmarkEnd w:id="27"/>
+      <w:bookmarkEnd w:id="26"/>
     </w:p>
     <w:p>
       <w:pPr>
@@ -9910,7 +11646,7 @@
         <w:rPr>
           <w:lang w:val="da-DK"/>
         </w:rPr>
-        <w:t xml:space="preserve">Programmet starter i KloeverlyApp. Først indlæses data med AppData.hentData(), derefter skrives hjemmesidens datafil, så hjemmesiden altid passer med de gemte data, og til sidst vises Dashboard. Når koordinatoren klikker i menuen, kalder SidebarController metoden KloeverlyApp.skiftScene() med navnet på FXML-filen, fx "OpgaveView.fxml". Metoden indlæser filen og skifter skærmbillede. Hver controller henter selv sine data fra AppData i initialize(), så et skærmbillede altid viser de nyeste data, når det åbnes (NFR03).</w:t>
+        <w:t>Programmet starter i KloeverlyApp. Først indlæses data med AppData.hentData(), derefter skrives hjemmesidens datafil, så hjemmesiden altid passer med de gemte data, og til sidst vises Dashboard. Når koordinatoren klikker i menuen, kalder SidebarController metoden KloeverlyApp.skiftScene() med navnet på FXML-filen, fx "OpgaveView.fxml". Metoden indlæser filen og skifter skærmbillede. Hver controller henter selv sine data fra AppData i initialize(), så et skærmbillede altid viser de nyeste data, når det åbnes (NFR03).</w:t>
       </w:r>
     </w:p>
     <w:p>
@@ -9925,14 +11661,14 @@
           <w:lang w:val="da-DK"/>
         </w:rPr>
       </w:pPr>
-      <w:bookmarkStart w:id="28" w:name="_Toc242969380"/>
+      <w:bookmarkStart w:id="27" w:name="_Toc242969380"/>
       <w:r>
         <w:rPr>
           <w:lang w:val="da-DK"/>
         </w:rPr>
         <w:t>Validering og fejlbeskeder</w:t>
       </w:r>
-      <w:bookmarkEnd w:id="28"/>
+      <w:bookmarkEnd w:id="27"/>
     </w:p>
     <w:p>
       <w:pPr>
@@ -10082,14 +11818,14 @@
           <w:lang w:val="da-DK"/>
         </w:rPr>
       </w:pPr>
-      <w:bookmarkStart w:id="29" w:name="_Toc242969381"/>
+      <w:bookmarkStart w:id="28" w:name="_Toc242969381"/>
       <w:r>
         <w:rPr>
           <w:lang w:val="da-DK"/>
         </w:rPr>
         <w:t>Bytteopgave reserverer point</w:t>
       </w:r>
-      <w:bookmarkEnd w:id="29"/>
+      <w:bookmarkEnd w:id="28"/>
     </w:p>
     <w:p>
       <w:pPr>
@@ -10360,12 +12096,15 @@
           <w:numId w:val="0"/>
         </w:numPr>
         <w:spacing w:before="300" w:after="120"/>
-      </w:pPr>
-      <w:r>
-        <w:rPr>
-          <w:lang w:val="da-DK"/>
-        </w:rPr>
-        <w:t xml:space="preserve">Saldo og nulstilling</w:t>
+        <w:rPr>
+          <w:lang w:val="da-DK"/>
+        </w:rPr>
+      </w:pPr>
+      <w:r>
+        <w:rPr>
+          <w:lang w:val="da-DK"/>
+        </w:rPr>
+        <w:t>Saldo og nulstilling</w:t>
       </w:r>
     </w:p>
     <w:p>
@@ -10379,14 +12118,17 @@
         <w:rPr>
           <w:lang w:val="da-DK"/>
         </w:rPr>
-        <w:t xml:space="preserve">Saldoen gemmes ikke som et tal. Den beregnes hver gang ud fra beboerens posteringer:</w:t>
+        <w:t>Saldoen gemmes ikke som et tal. Den beregnes hver gang ud fra beboerens posteringer:</w:t>
       </w:r>
     </w:p>
     <w:p>
       <w:pPr>
         <w:shd w:val="clear" w:color="auto" w:fill="F2F2F2"/>
-        <w:spacing w:before="120" w:after="0" w:line="240" w:lineRule="auto"/>
+        <w:spacing w:before="120" w:line="240" w:lineRule="auto"/>
         <w:ind w:left="284"/>
+        <w:rPr>
+          <w:lang w:val="da-DK"/>
+        </w:rPr>
       </w:pPr>
       <w:r>
         <w:rPr>
@@ -10394,14 +12136,17 @@
           <w:sz w:val="17"/>
           <w:lang w:val="da-DK"/>
         </w:rPr>
-        <w:t xml:space="preserve">public int beregnPersonligePoint()</w:t>
+        <w:t>public int beregnPersonligePoint()</w:t>
       </w:r>
     </w:p>
     <w:p>
       <w:pPr>
         <w:shd w:val="clear" w:color="auto" w:fill="F2F2F2"/>
-        <w:spacing w:before="0" w:after="0" w:line="240" w:lineRule="auto"/>
+        <w:spacing w:line="240" w:lineRule="auto"/>
         <w:ind w:left="284"/>
+        <w:rPr>
+          <w:lang w:val="da-DK"/>
+        </w:rPr>
       </w:pPr>
       <w:r>
         <w:rPr>
@@ -10409,14 +12154,17 @@
           <w:sz w:val="17"/>
           <w:lang w:val="da-DK"/>
         </w:rPr>
-        <w:t xml:space="preserve">{</w:t>
+        <w:t>{</w:t>
       </w:r>
     </w:p>
     <w:p>
       <w:pPr>
         <w:shd w:val="clear" w:color="auto" w:fill="F2F2F2"/>
-        <w:spacing w:before="0" w:after="0" w:line="240" w:lineRule="auto"/>
+        <w:spacing w:line="240" w:lineRule="auto"/>
         <w:ind w:left="284"/>
+        <w:rPr>
+          <w:lang w:val="da-DK"/>
+        </w:rPr>
       </w:pPr>
       <w:r>
         <w:rPr>
@@ -10430,8 +12178,11 @@
     <w:p>
       <w:pPr>
         <w:shd w:val="clear" w:color="auto" w:fill="F2F2F2"/>
-        <w:spacing w:before="0" w:after="0" w:line="240" w:lineRule="auto"/>
+        <w:spacing w:line="240" w:lineRule="auto"/>
         <w:ind w:left="284"/>
+        <w:rPr>
+          <w:lang w:val="da-DK"/>
+        </w:rPr>
       </w:pPr>
       <w:r>
         <w:rPr>
@@ -10445,8 +12196,11 @@
     <w:p>
       <w:pPr>
         <w:shd w:val="clear" w:color="auto" w:fill="F2F2F2"/>
-        <w:spacing w:before="0" w:after="0" w:line="240" w:lineRule="auto"/>
+        <w:spacing w:line="240" w:lineRule="auto"/>
         <w:ind w:left="284"/>
+        <w:rPr>
+          <w:lang w:val="da-DK"/>
+        </w:rPr>
       </w:pPr>
       <w:r>
         <w:rPr>
@@ -10460,8 +12214,11 @@
     <w:p>
       <w:pPr>
         <w:shd w:val="clear" w:color="auto" w:fill="F2F2F2"/>
-        <w:spacing w:before="0" w:after="0" w:line="240" w:lineRule="auto"/>
+        <w:spacing w:line="240" w:lineRule="auto"/>
         <w:ind w:left="284"/>
+        <w:rPr>
+          <w:lang w:val="da-DK"/>
+        </w:rPr>
       </w:pPr>
       <w:r>
         <w:rPr>
@@ -10475,8 +12232,11 @@
     <w:p>
       <w:pPr>
         <w:shd w:val="clear" w:color="auto" w:fill="F2F2F2"/>
-        <w:spacing w:before="0" w:after="0" w:line="240" w:lineRule="auto"/>
+        <w:spacing w:line="240" w:lineRule="auto"/>
         <w:ind w:left="284"/>
+        <w:rPr>
+          <w:lang w:val="da-DK"/>
+        </w:rPr>
       </w:pPr>
       <w:r>
         <w:rPr>
@@ -10490,8 +12250,11 @@
     <w:p>
       <w:pPr>
         <w:shd w:val="clear" w:color="auto" w:fill="F2F2F2"/>
-        <w:spacing w:before="0" w:after="0" w:line="240" w:lineRule="auto"/>
+        <w:spacing w:line="240" w:lineRule="auto"/>
         <w:ind w:left="284"/>
+        <w:rPr>
+          <w:lang w:val="da-DK"/>
+        </w:rPr>
       </w:pPr>
       <w:r>
         <w:rPr>
@@ -10505,8 +12268,11 @@
     <w:p>
       <w:pPr>
         <w:shd w:val="clear" w:color="auto" w:fill="F2F2F2"/>
-        <w:spacing w:before="0" w:after="200" w:line="240" w:lineRule="auto"/>
+        <w:spacing w:after="200" w:line="240" w:lineRule="auto"/>
         <w:ind w:left="284"/>
+        <w:rPr>
+          <w:lang w:val="da-DK"/>
+        </w:rPr>
       </w:pPr>
       <w:r>
         <w:rPr>
@@ -10514,7 +12280,7 @@
           <w:sz w:val="17"/>
           <w:lang w:val="da-DK"/>
         </w:rPr>
-        <w:t xml:space="preserve">}</w:t>
+        <w:t>}</w:t>
       </w:r>
     </w:p>
     <w:p>
@@ -10528,14 +12294,17 @@
         <w:rPr>
           <w:lang w:val="da-DK"/>
         </w:rPr>
-        <w:t xml:space="preserve">Saldoen og historikken passer derfor altid sammen, fordi point kun bliver registreret ét sted. Nulstillingen (FR18) bygger på samme idé. Den sletter ikke nogen posteringer, men tilføjer en ny postering med minus den nuværende saldo:</w:t>
+        <w:t>Saldoen og historikken passer derfor altid sammen, fordi point kun bliver registreret ét sted. Nulstillingen (FR18) bygger på samme idé. Den sletter ikke nogen posteringer, men tilføjer en ny postering med minus den nuværende saldo:</w:t>
       </w:r>
     </w:p>
     <w:p>
       <w:pPr>
         <w:shd w:val="clear" w:color="auto" w:fill="F2F2F2"/>
-        <w:spacing w:before="120" w:after="0" w:line="240" w:lineRule="auto"/>
+        <w:spacing w:before="120" w:line="240" w:lineRule="auto"/>
         <w:ind w:left="284"/>
+        <w:rPr>
+          <w:lang w:val="da-DK"/>
+        </w:rPr>
       </w:pPr>
       <w:r>
         <w:rPr>
@@ -10543,14 +12312,17 @@
           <w:sz w:val="17"/>
           <w:lang w:val="da-DK"/>
         </w:rPr>
-        <w:t xml:space="preserve">public void nulstilPersonligePoint()</w:t>
+        <w:t>public void nulstilPersonligePoint()</w:t>
       </w:r>
     </w:p>
     <w:p>
       <w:pPr>
         <w:shd w:val="clear" w:color="auto" w:fill="F2F2F2"/>
-        <w:spacing w:before="0" w:after="0" w:line="240" w:lineRule="auto"/>
+        <w:spacing w:line="240" w:lineRule="auto"/>
         <w:ind w:left="284"/>
+        <w:rPr>
+          <w:lang w:val="da-DK"/>
+        </w:rPr>
       </w:pPr>
       <w:r>
         <w:rPr>
@@ -10558,14 +12330,17 @@
           <w:sz w:val="17"/>
           <w:lang w:val="da-DK"/>
         </w:rPr>
-        <w:t xml:space="preserve">{</w:t>
+        <w:t>{</w:t>
       </w:r>
     </w:p>
     <w:p>
       <w:pPr>
         <w:shd w:val="clear" w:color="auto" w:fill="F2F2F2"/>
-        <w:spacing w:before="0" w:after="0" w:line="240" w:lineRule="auto"/>
+        <w:spacing w:line="240" w:lineRule="auto"/>
         <w:ind w:left="284"/>
+        <w:rPr>
+          <w:lang w:val="da-DK"/>
+        </w:rPr>
       </w:pPr>
       <w:r>
         <w:rPr>
@@ -10579,7 +12354,7 @@
     <w:p>
       <w:pPr>
         <w:shd w:val="clear" w:color="auto" w:fill="F2F2F2"/>
-        <w:spacing w:before="0" w:after="0" w:line="240" w:lineRule="auto"/>
+        <w:spacing w:line="240" w:lineRule="auto"/>
         <w:ind w:left="284"/>
       </w:pPr>
       <w:r>
@@ -10588,82 +12363,107 @@
           <w:sz w:val="17"/>
           <w:lang w:val="da-DK"/>
         </w:rPr>
-        <w:t xml:space="preserve">  if (saldo &gt; 0)</w:t>
-      </w:r>
-    </w:p>
-    <w:p>
-      <w:pPr>
-        <w:shd w:val="clear" w:color="auto" w:fill="F2F2F2"/>
-        <w:spacing w:before="0" w:after="0" w:line="240" w:lineRule="auto"/>
-        <w:ind w:left="284"/>
-      </w:pPr>
+        <w:t xml:space="preserve">  </w:t>
+      </w:r>
       <w:r>
         <w:rPr>
           <w:rFonts w:ascii="Consolas" w:hAnsi="Consolas"/>
           <w:sz w:val="17"/>
-          <w:lang w:val="da-DK"/>
-        </w:rPr>
-        <w:t xml:space="preserve">  {</w:t>
+          <w:lang w:val="en-US"/>
+        </w:rPr>
+        <w:t>if (saldo &gt; 0)</w:t>
       </w:r>
     </w:p>
     <w:p>
       <w:pPr>
         <w:shd w:val="clear" w:color="auto" w:fill="F2F2F2"/>
-        <w:spacing w:before="0" w:after="0" w:line="240" w:lineRule="auto"/>
+        <w:spacing w:line="240" w:lineRule="auto"/>
         <w:ind w:left="284"/>
       </w:pPr>
       <w:r>
         <w:rPr>
           <w:rFonts w:ascii="Consolas" w:hAnsi="Consolas"/>
           <w:sz w:val="17"/>
-          <w:lang w:val="da-DK"/>
-        </w:rPr>
-        <w:t xml:space="preserve">    pointposteringer.add(new Pointpostering(LocalDate.now(),</w:t>
+          <w:lang w:val="en-US"/>
+        </w:rPr>
+        <w:t xml:space="preserve">  {</w:t>
       </w:r>
     </w:p>
     <w:p>
       <w:pPr>
         <w:shd w:val="clear" w:color="auto" w:fill="F2F2F2"/>
-        <w:spacing w:before="0" w:after="0" w:line="240" w:lineRule="auto"/>
+        <w:spacing w:line="240" w:lineRule="auto"/>
         <w:ind w:left="284"/>
       </w:pPr>
       <w:r>
         <w:rPr>
           <w:rFonts w:ascii="Consolas" w:hAnsi="Consolas"/>
           <w:sz w:val="17"/>
-          <w:lang w:val="da-DK"/>
-        </w:rPr>
-        <w:t xml:space="preserve">        -saldo, "Nulstilling af personlige point", null));</w:t>
+          <w:lang w:val="en-US"/>
+        </w:rPr>
+        <w:t xml:space="preserve">    pointposteringer.add(new Pointpostering(LocalDate.now(),</w:t>
       </w:r>
     </w:p>
     <w:p>
       <w:pPr>
         <w:shd w:val="clear" w:color="auto" w:fill="F2F2F2"/>
-        <w:spacing w:before="0" w:after="0" w:line="240" w:lineRule="auto"/>
+        <w:spacing w:line="240" w:lineRule="auto"/>
         <w:ind w:left="284"/>
+        <w:rPr>
+          <w:lang w:val="da-DK"/>
+        </w:rPr>
       </w:pPr>
       <w:r>
         <w:rPr>
           <w:rFonts w:ascii="Consolas" w:hAnsi="Consolas"/>
           <w:sz w:val="17"/>
-          <w:lang w:val="da-DK"/>
-        </w:rPr>
-        <w:t xml:space="preserve">  }</w:t>
-      </w:r>
-    </w:p>
-    <w:p>
-      <w:pPr>
-        <w:shd w:val="clear" w:color="auto" w:fill="F2F2F2"/>
-        <w:spacing w:before="0" w:after="200" w:line="240" w:lineRule="auto"/>
-        <w:ind w:left="284"/>
-      </w:pPr>
+          <w:lang w:val="en-US"/>
+        </w:rPr>
+        <w:t xml:space="preserve">        </w:t>
+      </w:r>
       <w:r>
         <w:rPr>
           <w:rFonts w:ascii="Consolas" w:hAnsi="Consolas"/>
           <w:sz w:val="17"/>
           <w:lang w:val="da-DK"/>
         </w:rPr>
-        <w:t xml:space="preserve">}</w:t>
+        <w:t>-saldo, "Nulstilling af personlige point", null));</w:t>
+      </w:r>
+    </w:p>
+    <w:p>
+      <w:pPr>
+        <w:shd w:val="clear" w:color="auto" w:fill="F2F2F2"/>
+        <w:spacing w:line="240" w:lineRule="auto"/>
+        <w:ind w:left="284"/>
+        <w:rPr>
+          <w:lang w:val="da-DK"/>
+        </w:rPr>
+      </w:pPr>
+      <w:r>
+        <w:rPr>
+          <w:rFonts w:ascii="Consolas" w:hAnsi="Consolas"/>
+          <w:sz w:val="17"/>
+          <w:lang w:val="da-DK"/>
+        </w:rPr>
+        <w:t xml:space="preserve">  }</w:t>
+      </w:r>
+    </w:p>
+    <w:p>
+      <w:pPr>
+        <w:shd w:val="clear" w:color="auto" w:fill="F2F2F2"/>
+        <w:spacing w:after="200" w:line="240" w:lineRule="auto"/>
+        <w:ind w:left="284"/>
+        <w:rPr>
+          <w:lang w:val="da-DK"/>
+        </w:rPr>
+      </w:pPr>
+      <w:r>
+        <w:rPr>
+          <w:rFonts w:ascii="Consolas" w:hAnsi="Consolas"/>
+          <w:sz w:val="17"/>
+          <w:lang w:val="da-DK"/>
+        </w:rPr>
+        <w:t>}</w:t>
       </w:r>
     </w:p>
     <w:p>
@@ -10677,7 +12477,7 @@
         <w:rPr>
           <w:lang w:val="da-DK"/>
         </w:rPr>
-        <w:t xml:space="preserve">Bagefter er saldoen 0, men man kan stadig se i historikken, hvor mange point beboeren havde, og hvornår der blev nulstillet. Har beboeren allerede 0 point, sker der ikke noget, så historikken ikke fyldes op med tomme posteringer. Referencen til en opgave er null, fordi nulstillingen ikke kommer fra en opgave.</w:t>
+        <w:t>Bagefter er saldoen 0, men man kan stadig se i historikken, hvor mange point beboeren havde, og hvornår der blev nulstillet. Har beboeren allerede 0 point, sker der ikke noget, så historikken ikke fyldes op med tomme posteringer. Referencen til en opgave er null, fordi nulstillingen ikke kommer fra en opgave.</w:t>
       </w:r>
     </w:p>
     <w:p>
@@ -10692,14 +12492,15 @@
           <w:lang w:val="da-DK"/>
         </w:rPr>
       </w:pPr>
-      <w:bookmarkStart w:id="30" w:name="_Toc242969382"/>
-      <w:r>
-        <w:rPr>
-          <w:lang w:val="da-DK"/>
-        </w:rPr>
+      <w:bookmarkStart w:id="29" w:name="_Toc242969382"/>
+      <w:r>
+        <w:rPr>
+          <w:lang w:val="da-DK"/>
+        </w:rPr>
+        <w:lastRenderedPageBreak/>
         <w:t>Redigering med tilbagerulning</w:t>
       </w:r>
-      <w:bookmarkEnd w:id="30"/>
+      <w:bookmarkEnd w:id="29"/>
     </w:p>
     <w:p>
       <w:pPr>
@@ -10975,14 +12776,14 @@
           <w:lang w:val="da-DK"/>
         </w:rPr>
       </w:pPr>
-      <w:bookmarkStart w:id="31" w:name="_Toc242969383"/>
+      <w:bookmarkStart w:id="30" w:name="_Toc242969383"/>
       <w:r>
         <w:rPr>
           <w:lang w:val="da-DK"/>
         </w:rPr>
         <w:t>Afslutning af en opgave</w:t>
       </w:r>
-      <w:bookmarkEnd w:id="31"/>
+      <w:bookmarkEnd w:id="30"/>
     </w:p>
     <w:p>
       <w:pPr>
@@ -10995,7 +12796,7 @@
         <w:rPr>
           <w:lang w:val="da-DK"/>
         </w:rPr>
-        <w:t xml:space="preserve">Metoden afslutOpgave() i OpgaveController undersøger opgavetypen med instanceof og registrerer pointene forskelligt, som vist i aktivitetsdiagrammet i figur 2. For en bytteopgave fjernes bestilleren fra listen over mulige udførere, før dialogen vises:</w:t>
+        <w:t>Metoden afslutOpgave() i OpgaveController undersøger opgavetypen med instanceof og registrerer pointene forskelligt, som vist i aktivitetsdiagrammet i figur 2. For en bytteopgave fjernes bestilleren fra listen over mulige udførere, før dialogen vises:</w:t>
       </w:r>
     </w:p>
     <w:p>
@@ -11013,7 +12814,7 @@
           <w:sz w:val="17"/>
           <w:lang w:val="da-DK"/>
         </w:rPr>
-        <w:t xml:space="preserve">List&lt;Beboer&gt; muligeUdfoerere = new ArrayList&lt;&gt;(AppData.getBeboere());</w:t>
+        <w:t>List&lt;Beboer&gt; muligeUdfoerere = new ArrayList&lt;&gt;(AppData.getBeboere());</w:t>
       </w:r>
     </w:p>
     <w:p>
@@ -11049,7 +12850,6 @@
           <w:sz w:val="17"/>
           <w:lang w:val="da-DK"/>
         </w:rPr>
-        <w:lastRenderedPageBreak/>
         <w:t>...</w:t>
       </w:r>
     </w:p>
@@ -11165,12 +12965,15 @@
           <w:numId w:val="0"/>
         </w:numPr>
         <w:spacing w:before="300" w:after="120"/>
-      </w:pPr>
-      <w:r>
-        <w:rPr>
-          <w:lang w:val="da-DK"/>
-        </w:rPr>
-        <w:t xml:space="preserve">Gem og indlæs</w:t>
+        <w:rPr>
+          <w:lang w:val="da-DK"/>
+        </w:rPr>
+      </w:pPr>
+      <w:r>
+        <w:rPr>
+          <w:lang w:val="da-DK"/>
+        </w:rPr>
+        <w:t>Gem og indlæs</w:t>
       </w:r>
     </w:p>
     <w:p>
@@ -11184,50 +12987,51 @@
         <w:rPr>
           <w:lang w:val="da-DK"/>
         </w:rPr>
-        <w:t xml:space="preserve">FileDataManager gemmer hele DataContainer-objektet med Javas objektserialisering:</w:t>
+        <w:t>FileDataManager gemmer hele DataContainer-objektet med Javas objektserialisering:</w:t>
       </w:r>
     </w:p>
     <w:p>
       <w:pPr>
         <w:shd w:val="clear" w:color="auto" w:fill="F2F2F2"/>
-        <w:spacing w:before="120" w:after="0" w:line="240" w:lineRule="auto"/>
+        <w:spacing w:before="120" w:line="240" w:lineRule="auto"/>
         <w:ind w:left="284"/>
       </w:pPr>
       <w:r>
         <w:rPr>
           <w:rFonts w:ascii="Consolas" w:hAnsi="Consolas"/>
           <w:sz w:val="17"/>
-          <w:lang w:val="da-DK"/>
-        </w:rPr>
-        <w:t xml:space="preserve">public static void gem(DataContainer data)</w:t>
+          <w:lang w:val="en-US"/>
+        </w:rPr>
+        <w:lastRenderedPageBreak/>
+        <w:t>public static void gem(DataContainer data)</w:t>
       </w:r>
     </w:p>
     <w:p>
       <w:pPr>
         <w:shd w:val="clear" w:color="auto" w:fill="F2F2F2"/>
-        <w:spacing w:before="0" w:after="0" w:line="240" w:lineRule="auto"/>
+        <w:spacing w:line="240" w:lineRule="auto"/>
         <w:ind w:left="284"/>
       </w:pPr>
       <w:r>
         <w:rPr>
           <w:rFonts w:ascii="Consolas" w:hAnsi="Consolas"/>
           <w:sz w:val="17"/>
-          <w:lang w:val="da-DK"/>
-        </w:rPr>
-        <w:t xml:space="preserve">{</w:t>
+          <w:lang w:val="en-US"/>
+        </w:rPr>
+        <w:t>{</w:t>
       </w:r>
     </w:p>
     <w:p>
       <w:pPr>
         <w:shd w:val="clear" w:color="auto" w:fill="F2F2F2"/>
-        <w:spacing w:before="0" w:after="0" w:line="240" w:lineRule="auto"/>
+        <w:spacing w:line="240" w:lineRule="auto"/>
         <w:ind w:left="284"/>
       </w:pPr>
       <w:r>
         <w:rPr>
           <w:rFonts w:ascii="Consolas" w:hAnsi="Consolas"/>
           <w:sz w:val="17"/>
-          <w:lang w:val="da-DK"/>
+          <w:lang w:val="en-US"/>
         </w:rPr>
         <w:t xml:space="preserve">  try (ObjectOutputStream output =</w:t>
       </w:r>
@@ -11235,14 +13039,14 @@
     <w:p>
       <w:pPr>
         <w:shd w:val="clear" w:color="auto" w:fill="F2F2F2"/>
-        <w:spacing w:before="0" w:after="0" w:line="240" w:lineRule="auto"/>
+        <w:spacing w:line="240" w:lineRule="auto"/>
         <w:ind w:left="284"/>
       </w:pPr>
       <w:r>
         <w:rPr>
           <w:rFonts w:ascii="Consolas" w:hAnsi="Consolas"/>
           <w:sz w:val="17"/>
-          <w:lang w:val="da-DK"/>
+          <w:lang w:val="en-US"/>
         </w:rPr>
         <w:t xml:space="preserve">      new ObjectOutputStream(new FileOutputStream(FILNAVN)))</w:t>
       </w:r>
@@ -11250,14 +13054,14 @@
     <w:p>
       <w:pPr>
         <w:shd w:val="clear" w:color="auto" w:fill="F2F2F2"/>
-        <w:spacing w:before="0" w:after="0" w:line="240" w:lineRule="auto"/>
+        <w:spacing w:line="240" w:lineRule="auto"/>
         <w:ind w:left="284"/>
       </w:pPr>
       <w:r>
         <w:rPr>
           <w:rFonts w:ascii="Consolas" w:hAnsi="Consolas"/>
           <w:sz w:val="17"/>
-          <w:lang w:val="da-DK"/>
+          <w:lang w:val="en-US"/>
         </w:rPr>
         <w:t xml:space="preserve">  {</w:t>
       </w:r>
@@ -11265,14 +13069,14 @@
     <w:p>
       <w:pPr>
         <w:shd w:val="clear" w:color="auto" w:fill="F2F2F2"/>
-        <w:spacing w:before="0" w:after="0" w:line="240" w:lineRule="auto"/>
+        <w:spacing w:line="240" w:lineRule="auto"/>
         <w:ind w:left="284"/>
       </w:pPr>
       <w:r>
         <w:rPr>
           <w:rFonts w:ascii="Consolas" w:hAnsi="Consolas"/>
           <w:sz w:val="17"/>
-          <w:lang w:val="da-DK"/>
+          <w:lang w:val="en-US"/>
         </w:rPr>
         <w:t xml:space="preserve">    output.writeObject(data);</w:t>
       </w:r>
@@ -11280,14 +13084,14 @@
     <w:p>
       <w:pPr>
         <w:shd w:val="clear" w:color="auto" w:fill="F2F2F2"/>
-        <w:spacing w:before="0" w:after="0" w:line="240" w:lineRule="auto"/>
+        <w:spacing w:line="240" w:lineRule="auto"/>
         <w:ind w:left="284"/>
       </w:pPr>
       <w:r>
         <w:rPr>
           <w:rFonts w:ascii="Consolas" w:hAnsi="Consolas"/>
           <w:sz w:val="17"/>
-          <w:lang w:val="da-DK"/>
+          <w:lang w:val="en-US"/>
         </w:rPr>
         <w:t xml:space="preserve">  }</w:t>
       </w:r>
@@ -11295,14 +13099,14 @@
     <w:p>
       <w:pPr>
         <w:shd w:val="clear" w:color="auto" w:fill="F2F2F2"/>
-        <w:spacing w:before="0" w:after="0" w:line="240" w:lineRule="auto"/>
+        <w:spacing w:line="240" w:lineRule="auto"/>
         <w:ind w:left="284"/>
       </w:pPr>
       <w:r>
         <w:rPr>
           <w:rFonts w:ascii="Consolas" w:hAnsi="Consolas"/>
           <w:sz w:val="17"/>
-          <w:lang w:val="da-DK"/>
+          <w:lang w:val="en-US"/>
         </w:rPr>
         <w:t xml:space="preserve">  catch (IOException e)</w:t>
       </w:r>
@@ -11310,38 +13114,37 @@
     <w:p>
       <w:pPr>
         <w:shd w:val="clear" w:color="auto" w:fill="F2F2F2"/>
-        <w:spacing w:before="0" w:after="0" w:line="240" w:lineRule="auto"/>
+        <w:spacing w:line="240" w:lineRule="auto"/>
         <w:ind w:left="284"/>
+        <w:rPr>
+          <w:lang w:val="da-DK"/>
+        </w:rPr>
       </w:pPr>
       <w:r>
         <w:rPr>
           <w:rFonts w:ascii="Consolas" w:hAnsi="Consolas"/>
           <w:sz w:val="17"/>
-          <w:lang w:val="da-DK"/>
-        </w:rPr>
-        <w:t xml:space="preserve">  {</w:t>
-      </w:r>
-    </w:p>
-    <w:p>
-      <w:pPr>
-        <w:shd w:val="clear" w:color="auto" w:fill="F2F2F2"/>
-        <w:spacing w:before="0" w:after="0" w:line="240" w:lineRule="auto"/>
-        <w:ind w:left="284"/>
-      </w:pPr>
+          <w:lang w:val="en-US"/>
+        </w:rPr>
+        <w:t xml:space="preserve">  </w:t>
+      </w:r>
       <w:r>
         <w:rPr>
           <w:rFonts w:ascii="Consolas" w:hAnsi="Consolas"/>
           <w:sz w:val="17"/>
           <w:lang w:val="da-DK"/>
         </w:rPr>
-        <w:t xml:space="preserve">    e.printStackTrace();</w:t>
+        <w:t>{</w:t>
       </w:r>
     </w:p>
     <w:p>
       <w:pPr>
         <w:shd w:val="clear" w:color="auto" w:fill="F2F2F2"/>
-        <w:spacing w:before="0" w:after="0" w:line="240" w:lineRule="auto"/>
+        <w:spacing w:line="240" w:lineRule="auto"/>
         <w:ind w:left="284"/>
+        <w:rPr>
+          <w:lang w:val="da-DK"/>
+        </w:rPr>
       </w:pPr>
       <w:r>
         <w:rPr>
@@ -11349,14 +13152,17 @@
           <w:sz w:val="17"/>
           <w:lang w:val="da-DK"/>
         </w:rPr>
-        <w:t xml:space="preserve">  }</w:t>
+        <w:t xml:space="preserve">    e.printStackTrace();</w:t>
       </w:r>
     </w:p>
     <w:p>
       <w:pPr>
         <w:shd w:val="clear" w:color="auto" w:fill="F2F2F2"/>
-        <w:spacing w:before="0" w:after="200" w:line="240" w:lineRule="auto"/>
+        <w:spacing w:line="240" w:lineRule="auto"/>
         <w:ind w:left="284"/>
+        <w:rPr>
+          <w:lang w:val="da-DK"/>
+        </w:rPr>
       </w:pPr>
       <w:r>
         <w:rPr>
@@ -11364,7 +13170,25 @@
           <w:sz w:val="17"/>
           <w:lang w:val="da-DK"/>
         </w:rPr>
-        <w:t xml:space="preserve">}</w:t>
+        <w:t xml:space="preserve">  }</w:t>
+      </w:r>
+    </w:p>
+    <w:p>
+      <w:pPr>
+        <w:shd w:val="clear" w:color="auto" w:fill="F2F2F2"/>
+        <w:spacing w:after="200" w:line="240" w:lineRule="auto"/>
+        <w:ind w:left="284"/>
+        <w:rPr>
+          <w:lang w:val="da-DK"/>
+        </w:rPr>
+      </w:pPr>
+      <w:r>
+        <w:rPr>
+          <w:rFonts w:ascii="Consolas" w:hAnsi="Consolas"/>
+          <w:sz w:val="17"/>
+          <w:lang w:val="da-DK"/>
+        </w:rPr>
+        <w:t>}</w:t>
       </w:r>
     </w:p>
     <w:p>
@@ -11378,7 +13202,7 @@
         <w:rPr>
           <w:lang w:val="da-DK"/>
         </w:rPr>
-        <w:t xml:space="preserve">Try-with-resources sørger for, at filen bliver lukket, også hvis der sker en fejl undervejs. Alle klasser, der gemmes, implementerer Serializable. JavaFX' ObservableList kan ikke serialiseres, så DataContainer kopierer listerne over i almindelige ArrayList-objekter, før de gemmes. Når programmet starter, læser hent() filen igen. Findes filen ikke, fx første gang programmet startes, returnerer hent() null, og programmet starter med tomme lister. Hvis gemningen fejler, bliver fejlen kun skrevet i konsollen. Det vender vi tilbage til i kapitel 9.</w:t>
+        <w:t>Try-with-resources sørger for, at filen bliver lukket, også hvis der sker en fejl undervejs. Alle klasser, der gemmes, implementerer Serializable. JavaFX' ObservableList kan ikke serialiseres, så DataContainer kopierer listerne over i almindelige ArrayList-objekter, før de gemmes. Når programmet starter, læser hent() filen igen. Findes filen ikke, fx første gang programmet startes, returnerer hent() null, og programmet starter med tomme lister. Hvis gemningen fejler, bliver fejlen kun skrevet i konsollen. Det vender vi tilbage til i kapitel 9.</w:t>
       </w:r>
     </w:p>
     <w:p>
@@ -11393,14 +13217,14 @@
           <w:lang w:val="da-DK"/>
         </w:rPr>
       </w:pPr>
-      <w:bookmarkStart w:id="32" w:name="_Toc242969384"/>
+      <w:bookmarkStart w:id="31" w:name="_Toc242969384"/>
       <w:r>
         <w:rPr>
           <w:lang w:val="da-DK"/>
         </w:rPr>
         <w:t>Data til hjemmesiden</w:t>
       </w:r>
-      <w:bookmarkEnd w:id="32"/>
+      <w:bookmarkEnd w:id="31"/>
     </w:p>
     <w:p>
       <w:pPr>
@@ -11413,7 +13237,7 @@
         <w:rPr>
           <w:lang w:val="da-DK"/>
         </w:rPr>
-        <w:t xml:space="preserve">AppData.gemData() kalder både FileDataManager.gem() og WebDataManager.opdaterHjemmeside(). WebDataManager beregner de samlede tal og finder de grønne tiltag i fællespuljen, sorterer dem med de nyeste først, fjerner dubletter med samme beskrivelse og skriver højst 20 til data.json. Tekst fra brugeren bliver escaped, så fx anførselstegn i en beskrivelse ikke ødelægger filen.</w:t>
+        <w:t>AppData.gemData() kalder både FileDataManager.gem() og WebDataManager.opdaterHjemmeside(). WebDataManager beregner de samlede tal og finder de grønne tiltag i fællespuljen, sorterer dem med de nyeste først, fjerner dubletter med samme beskrivelse og skriver højst 20 til data.json. Tekst fra brugeren bliver escaped, så fx anførselstegn i en beskrivelse ikke ødelægger filen.</w:t>
       </w:r>
     </w:p>
     <w:p>
@@ -11427,140 +13251,7 @@
         <w:rPr>
           <w:lang w:val="da-DK"/>
         </w:rPr>
-        <w:t xml:space="preserve">Filen bygges som tekst med en StringBuilder. Hvert grønt tiltag skrives sådan:</w:t>
-      </w:r>
-    </w:p>
-    <w:p>
-      <w:pPr>
-        <w:shd w:val="clear" w:color="auto" w:fill="F2F2F2"/>
-        <w:spacing w:before="120" w:after="0" w:line="240" w:lineRule="auto"/>
-        <w:ind w:left="284"/>
-      </w:pPr>
-      <w:r>
-        <w:rPr>
-          <w:rFonts w:ascii="Consolas" w:hAnsi="Consolas"/>
-          <w:sz w:val="17"/>
-          <w:lang w:val="da-DK"/>
-        </w:rPr>
-        <w:t xml:space="preserve">json.append("    { \"beskrivelse\": \"")</w:t>
-      </w:r>
-    </w:p>
-    <w:p>
-      <w:pPr>
-        <w:shd w:val="clear" w:color="auto" w:fill="F2F2F2"/>
-        <w:spacing w:before="0" w:after="0" w:line="240" w:lineRule="auto"/>
-        <w:ind w:left="284"/>
-      </w:pPr>
-      <w:r>
-        <w:rPr>
-          <w:rFonts w:ascii="Consolas" w:hAnsi="Consolas"/>
-          <w:sz w:val="17"/>
-          <w:lang w:val="da-DK"/>
-        </w:rPr>
-        <w:t xml:space="preserve">    .append(escapeJson(tiltag.getBeskrivelse()))</w:t>
-      </w:r>
-    </w:p>
-    <w:p>
-      <w:pPr>
-        <w:shd w:val="clear" w:color="auto" w:fill="F2F2F2"/>
-        <w:spacing w:before="0" w:after="0" w:line="240" w:lineRule="auto"/>
-        <w:ind w:left="284"/>
-      </w:pPr>
-      <w:r>
-        <w:rPr>
-          <w:rFonts w:ascii="Consolas" w:hAnsi="Consolas"/>
-          <w:sz w:val="17"/>
-          <w:lang w:val="da-DK"/>
-        </w:rPr>
-        <w:t xml:space="preserve">    .append("\", \"dato\": \"")</w:t>
-      </w:r>
-    </w:p>
-    <w:p>
-      <w:pPr>
-        <w:shd w:val="clear" w:color="auto" w:fill="F2F2F2"/>
-        <w:spacing w:before="0" w:after="0" w:line="240" w:lineRule="auto"/>
-        <w:ind w:left="284"/>
-      </w:pPr>
-      <w:r>
-        <w:rPr>
-          <w:rFonts w:ascii="Consolas" w:hAnsi="Consolas"/>
-          <w:sz w:val="17"/>
-          <w:lang w:val="da-DK"/>
-        </w:rPr>
-        <w:t xml:space="preserve">    .append(tiltag.getDato())</w:t>
-      </w:r>
-    </w:p>
-    <w:p>
-      <w:pPr>
-        <w:shd w:val="clear" w:color="auto" w:fill="F2F2F2"/>
-        <w:spacing w:before="0" w:after="0" w:line="240" w:lineRule="auto"/>
-        <w:ind w:left="284"/>
-      </w:pPr>
-      <w:r>
-        <w:rPr>
-          <w:rFonts w:ascii="Consolas" w:hAnsi="Consolas"/>
-          <w:sz w:val="17"/>
-          <w:lang w:val="da-DK"/>
-        </w:rPr>
-        <w:t xml:space="preserve">    .append("\", \"point\": ")</w:t>
-      </w:r>
-    </w:p>
-    <w:p>
-      <w:pPr>
-        <w:shd w:val="clear" w:color="auto" w:fill="F2F2F2"/>
-        <w:spacing w:before="0" w:after="0" w:line="240" w:lineRule="auto"/>
-        <w:ind w:left="284"/>
-      </w:pPr>
-      <w:r>
-        <w:rPr>
-          <w:rFonts w:ascii="Consolas" w:hAnsi="Consolas"/>
-          <w:sz w:val="17"/>
-          <w:lang w:val="da-DK"/>
-        </w:rPr>
-        <w:t xml:space="preserve">    .append(tiltag.getPoint())</w:t>
-      </w:r>
-    </w:p>
-    <w:p>
-      <w:pPr>
-        <w:shd w:val="clear" w:color="auto" w:fill="F2F2F2"/>
-        <w:spacing w:before="0" w:after="200" w:line="240" w:lineRule="auto"/>
-        <w:ind w:left="284"/>
-      </w:pPr>
-      <w:r>
-        <w:rPr>
-          <w:rFonts w:ascii="Consolas" w:hAnsi="Consolas"/>
-          <w:sz w:val="17"/>
-          <w:lang w:val="da-DK"/>
-        </w:rPr>
-        <w:t xml:space="preserve">    .append(" }");</w:t>
-      </w:r>
-    </w:p>
-    <w:p>
-      <w:pPr>
-        <w:pStyle w:val="Brdtekst1"/>
-        <w:rPr>
-          <w:lang w:val="da-DK"/>
-        </w:rPr>
-      </w:pPr>
-      <w:r>
-        <w:rPr>
-          <w:lang w:val="da-DK"/>
-        </w:rPr>
-        <w:t xml:space="preserve">Der er kun felter til beskrivelse, dato og point. Der findes ikke noget felt til et navn, og derfor kan hjemmesiden heller ikke komme til at vise, hvem der har lavet tiltaget.</w:t>
-      </w:r>
-    </w:p>
-    <w:p>
-      <w:pPr>
-        <w:pStyle w:val="Brdtekst1"/>
-        <w:rPr>
-          <w:lang w:val="da-DK"/>
-        </w:rPr>
-      </w:pPr>
-      <w:r>
-        <w:rPr>
-          <w:lang w:val="da-DK"/>
-        </w:rPr>
-        <w:t>På hjemmesiden henter kloeverly.js filen med fetch (Mozilla, u.å.) og indsætter værdierne i siden:</w:t>
+        <w:t>Filen bygges som tekst med en StringBuilder. Hvert grønt tiltag skrives sådan:</w:t>
       </w:r>
     </w:p>
     <w:p>
@@ -11568,6 +13259,161 @@
         <w:shd w:val="clear" w:color="auto" w:fill="F2F2F2"/>
         <w:spacing w:before="120" w:line="240" w:lineRule="auto"/>
         <w:ind w:left="284"/>
+        <w:rPr>
+          <w:lang w:val="da-DK"/>
+        </w:rPr>
+      </w:pPr>
+      <w:r>
+        <w:rPr>
+          <w:rFonts w:ascii="Consolas" w:hAnsi="Consolas"/>
+          <w:sz w:val="17"/>
+          <w:lang w:val="da-DK"/>
+        </w:rPr>
+        <w:t>json.append("    { \"beskrivelse\": \"")</w:t>
+      </w:r>
+    </w:p>
+    <w:p>
+      <w:pPr>
+        <w:shd w:val="clear" w:color="auto" w:fill="F2F2F2"/>
+        <w:spacing w:line="240" w:lineRule="auto"/>
+        <w:ind w:left="284"/>
+        <w:rPr>
+          <w:lang w:val="da-DK"/>
+        </w:rPr>
+      </w:pPr>
+      <w:r>
+        <w:rPr>
+          <w:rFonts w:ascii="Consolas" w:hAnsi="Consolas"/>
+          <w:sz w:val="17"/>
+          <w:lang w:val="da-DK"/>
+        </w:rPr>
+        <w:t xml:space="preserve">    .append(escapeJson(tiltag.getBeskrivelse()))</w:t>
+      </w:r>
+    </w:p>
+    <w:p>
+      <w:pPr>
+        <w:shd w:val="clear" w:color="auto" w:fill="F2F2F2"/>
+        <w:spacing w:line="240" w:lineRule="auto"/>
+        <w:ind w:left="284"/>
+        <w:rPr>
+          <w:lang w:val="da-DK"/>
+        </w:rPr>
+      </w:pPr>
+      <w:r>
+        <w:rPr>
+          <w:rFonts w:ascii="Consolas" w:hAnsi="Consolas"/>
+          <w:sz w:val="17"/>
+          <w:lang w:val="da-DK"/>
+        </w:rPr>
+        <w:t xml:space="preserve">    .append("\", \"dato\": \"")</w:t>
+      </w:r>
+    </w:p>
+    <w:p>
+      <w:pPr>
+        <w:shd w:val="clear" w:color="auto" w:fill="F2F2F2"/>
+        <w:spacing w:line="240" w:lineRule="auto"/>
+        <w:ind w:left="284"/>
+        <w:rPr>
+          <w:lang w:val="da-DK"/>
+        </w:rPr>
+      </w:pPr>
+      <w:r>
+        <w:rPr>
+          <w:rFonts w:ascii="Consolas" w:hAnsi="Consolas"/>
+          <w:sz w:val="17"/>
+          <w:lang w:val="da-DK"/>
+        </w:rPr>
+        <w:t xml:space="preserve">    .append(tiltag.getDato())</w:t>
+      </w:r>
+    </w:p>
+    <w:p>
+      <w:pPr>
+        <w:shd w:val="clear" w:color="auto" w:fill="F2F2F2"/>
+        <w:spacing w:line="240" w:lineRule="auto"/>
+        <w:ind w:left="284"/>
+        <w:rPr>
+          <w:lang w:val="da-DK"/>
+        </w:rPr>
+      </w:pPr>
+      <w:r>
+        <w:rPr>
+          <w:rFonts w:ascii="Consolas" w:hAnsi="Consolas"/>
+          <w:sz w:val="17"/>
+          <w:lang w:val="da-DK"/>
+        </w:rPr>
+        <w:t xml:space="preserve">    .append("\", \"point\": ")</w:t>
+      </w:r>
+    </w:p>
+    <w:p>
+      <w:pPr>
+        <w:shd w:val="clear" w:color="auto" w:fill="F2F2F2"/>
+        <w:spacing w:line="240" w:lineRule="auto"/>
+        <w:ind w:left="284"/>
+        <w:rPr>
+          <w:lang w:val="da-DK"/>
+        </w:rPr>
+      </w:pPr>
+      <w:r>
+        <w:rPr>
+          <w:rFonts w:ascii="Consolas" w:hAnsi="Consolas"/>
+          <w:sz w:val="17"/>
+          <w:lang w:val="da-DK"/>
+        </w:rPr>
+        <w:t xml:space="preserve">    .append(tiltag.getPoint())</w:t>
+      </w:r>
+    </w:p>
+    <w:p>
+      <w:pPr>
+        <w:shd w:val="clear" w:color="auto" w:fill="F2F2F2"/>
+        <w:spacing w:after="200" w:line="240" w:lineRule="auto"/>
+        <w:ind w:left="284"/>
+        <w:rPr>
+          <w:lang w:val="da-DK"/>
+        </w:rPr>
+      </w:pPr>
+      <w:r>
+        <w:rPr>
+          <w:rFonts w:ascii="Consolas" w:hAnsi="Consolas"/>
+          <w:sz w:val="17"/>
+          <w:lang w:val="da-DK"/>
+        </w:rPr>
+        <w:t xml:space="preserve">    .append(" }");</w:t>
+      </w:r>
+    </w:p>
+    <w:p>
+      <w:pPr>
+        <w:pStyle w:val="Brdtekst1"/>
+        <w:rPr>
+          <w:lang w:val="da-DK"/>
+        </w:rPr>
+      </w:pPr>
+      <w:r>
+        <w:rPr>
+          <w:lang w:val="da-DK"/>
+        </w:rPr>
+        <w:t>Der er kun felter til beskrivelse, dato og point. Der findes ikke noget felt til et navn, og derfor kan hjemmesiden heller ikke komme til at vise, hvem der har lavet tiltaget.</w:t>
+      </w:r>
+    </w:p>
+    <w:p>
+      <w:pPr>
+        <w:pStyle w:val="Brdtekst1"/>
+        <w:rPr>
+          <w:lang w:val="da-DK"/>
+        </w:rPr>
+      </w:pPr>
+      <w:r>
+        <w:rPr>
+          <w:lang w:val="da-DK"/>
+        </w:rPr>
+        <w:lastRenderedPageBreak/>
+        <w:t>På hjemmesiden henter kloeverly.js filen med fetch (Mozilla, u.å.) og indsætter værdierne i siden:</w:t>
+      </w:r>
+    </w:p>
+    <w:p>
+      <w:pPr>
+        <w:shd w:val="clear" w:color="auto" w:fill="F2F2F2"/>
+        <w:spacing w:before="120" w:line="240" w:lineRule="auto"/>
+        <w:ind w:left="284"/>
       </w:pPr>
       <w:r>
         <w:rPr>
@@ -11725,14 +13571,17 @@
         <w:rPr>
           <w:lang w:val="da-DK"/>
         </w:rPr>
-        <w:t xml:space="preserve">Hvert grønt tiltag bliver vist som et lille kort. Kortet bygges med DOM-metoder i stedet for at sætte HTML-tekst sammen (forkortet):</w:t>
+        <w:t>Hvert grønt tiltag bliver vist som et lille kort. Kortet bygges med DOM-metoder i stedet for at sætte HTML-tekst sammen (forkortet):</w:t>
       </w:r>
     </w:p>
     <w:p>
       <w:pPr>
         <w:shd w:val="clear" w:color="auto" w:fill="F2F2F2"/>
-        <w:spacing w:before="120" w:after="0" w:line="240" w:lineRule="auto"/>
+        <w:spacing w:before="120" w:line="240" w:lineRule="auto"/>
         <w:ind w:left="284"/>
+        <w:rPr>
+          <w:lang w:val="da-DK"/>
+        </w:rPr>
       </w:pPr>
       <w:r>
         <w:rPr>
@@ -11740,14 +13589,17 @@
           <w:sz w:val="17"/>
           <w:lang w:val="da-DK"/>
         </w:rPr>
-        <w:t xml:space="preserve">tiltag.forEach(function (t)</w:t>
+        <w:t>tiltag.forEach(function (t)</w:t>
       </w:r>
     </w:p>
     <w:p>
       <w:pPr>
         <w:shd w:val="clear" w:color="auto" w:fill="F2F2F2"/>
-        <w:spacing w:before="0" w:after="0" w:line="240" w:lineRule="auto"/>
+        <w:spacing w:line="240" w:lineRule="auto"/>
         <w:ind w:left="284"/>
+        <w:rPr>
+          <w:lang w:val="da-DK"/>
+        </w:rPr>
       </w:pPr>
       <w:r>
         <w:rPr>
@@ -11755,14 +13607,17 @@
           <w:sz w:val="17"/>
           <w:lang w:val="da-DK"/>
         </w:rPr>
-        <w:t xml:space="preserve">{</w:t>
+        <w:t>{</w:t>
       </w:r>
     </w:p>
     <w:p>
       <w:pPr>
         <w:shd w:val="clear" w:color="auto" w:fill="F2F2F2"/>
-        <w:spacing w:before="0" w:after="0" w:line="240" w:lineRule="auto"/>
+        <w:spacing w:line="240" w:lineRule="auto"/>
         <w:ind w:left="284"/>
+        <w:rPr>
+          <w:lang w:val="da-DK"/>
+        </w:rPr>
       </w:pPr>
       <w:r>
         <w:rPr>
@@ -11776,8 +13631,11 @@
     <w:p>
       <w:pPr>
         <w:shd w:val="clear" w:color="auto" w:fill="F2F2F2"/>
-        <w:spacing w:before="0" w:after="0" w:line="240" w:lineRule="auto"/>
+        <w:spacing w:line="240" w:lineRule="auto"/>
         <w:ind w:left="284"/>
+        <w:rPr>
+          <w:lang w:val="da-DK"/>
+        </w:rPr>
       </w:pPr>
       <w:r>
         <w:rPr>
@@ -11791,8 +13649,11 @@
     <w:p>
       <w:pPr>
         <w:shd w:val="clear" w:color="auto" w:fill="F2F2F2"/>
-        <w:spacing w:before="0" w:after="0" w:line="240" w:lineRule="auto"/>
+        <w:spacing w:line="240" w:lineRule="auto"/>
         <w:ind w:left="284"/>
+        <w:rPr>
+          <w:lang w:val="da-DK"/>
+        </w:rPr>
       </w:pPr>
       <w:r>
         <w:rPr>
@@ -11806,8 +13667,11 @@
     <w:p>
       <w:pPr>
         <w:shd w:val="clear" w:color="auto" w:fill="F2F2F2"/>
-        <w:spacing w:before="0" w:after="0" w:line="240" w:lineRule="auto"/>
+        <w:spacing w:line="240" w:lineRule="auto"/>
         <w:ind w:left="284"/>
+        <w:rPr>
+          <w:lang w:val="da-DK"/>
+        </w:rPr>
       </w:pPr>
       <w:r>
         <w:rPr>
@@ -11821,8 +13685,11 @@
     <w:p>
       <w:pPr>
         <w:shd w:val="clear" w:color="auto" w:fill="F2F2F2"/>
-        <w:spacing w:before="0" w:after="0" w:line="240" w:lineRule="auto"/>
+        <w:spacing w:line="240" w:lineRule="auto"/>
         <w:ind w:left="284"/>
+        <w:rPr>
+          <w:lang w:val="da-DK"/>
+        </w:rPr>
       </w:pPr>
       <w:r>
         <w:rPr>
@@ -11836,8 +13703,11 @@
     <w:p>
       <w:pPr>
         <w:shd w:val="clear" w:color="auto" w:fill="F2F2F2"/>
-        <w:spacing w:before="0" w:after="0" w:line="240" w:lineRule="auto"/>
+        <w:spacing w:line="240" w:lineRule="auto"/>
         <w:ind w:left="284"/>
+        <w:rPr>
+          <w:lang w:val="da-DK"/>
+        </w:rPr>
       </w:pPr>
       <w:r>
         <w:rPr>
@@ -11851,8 +13721,11 @@
     <w:p>
       <w:pPr>
         <w:shd w:val="clear" w:color="auto" w:fill="F2F2F2"/>
-        <w:spacing w:before="0" w:after="0" w:line="240" w:lineRule="auto"/>
+        <w:spacing w:line="240" w:lineRule="auto"/>
         <w:ind w:left="284"/>
+        <w:rPr>
+          <w:lang w:val="da-DK"/>
+        </w:rPr>
       </w:pPr>
       <w:r>
         <w:rPr>
@@ -11866,7 +13739,7 @@
     <w:p>
       <w:pPr>
         <w:shd w:val="clear" w:color="auto" w:fill="F2F2F2"/>
-        <w:spacing w:before="0" w:after="0" w:line="240" w:lineRule="auto"/>
+        <w:spacing w:line="240" w:lineRule="auto"/>
         <w:ind w:left="284"/>
       </w:pPr>
       <w:r>
@@ -11875,59 +13748,51 @@
           <w:sz w:val="17"/>
           <w:lang w:val="da-DK"/>
         </w:rPr>
-        <w:t xml:space="preserve">      "+" + t.point + " point", "point-value"));</w:t>
-      </w:r>
-    </w:p>
-    <w:p>
-      <w:pPr>
-        <w:shd w:val="clear" w:color="auto" w:fill="F2F2F2"/>
-        <w:spacing w:before="0" w:after="0" w:line="240" w:lineRule="auto"/>
-        <w:ind w:left="284"/>
-      </w:pPr>
+        <w:t xml:space="preserve">      </w:t>
+      </w:r>
       <w:r>
         <w:rPr>
           <w:rFonts w:ascii="Consolas" w:hAnsi="Consolas"/>
           <w:sz w:val="17"/>
-          <w:lang w:val="da-DK"/>
-        </w:rPr>
-        <w:t xml:space="preserve">  kort.appendChild(titel);</w:t>
+          <w:lang w:val="en-US"/>
+        </w:rPr>
+        <w:t>"+" + t.point + " point", "point-value"));</w:t>
       </w:r>
     </w:p>
     <w:p>
       <w:pPr>
         <w:shd w:val="clear" w:color="auto" w:fill="F2F2F2"/>
-        <w:spacing w:before="0" w:after="0" w:line="240" w:lineRule="auto"/>
+        <w:spacing w:line="240" w:lineRule="auto"/>
         <w:ind w:left="284"/>
+        <w:rPr>
+          <w:lang w:val="da-DK"/>
+        </w:rPr>
       </w:pPr>
       <w:r>
         <w:rPr>
           <w:rFonts w:ascii="Consolas" w:hAnsi="Consolas"/>
           <w:sz w:val="17"/>
-          <w:lang w:val="da-DK"/>
-        </w:rPr>
-        <w:t xml:space="preserve">  kort.appendChild(info);</w:t>
-      </w:r>
-    </w:p>
-    <w:p>
-      <w:pPr>
-        <w:shd w:val="clear" w:color="auto" w:fill="F2F2F2"/>
-        <w:spacing w:before="0" w:after="0" w:line="240" w:lineRule="auto"/>
-        <w:ind w:left="284"/>
-      </w:pPr>
+          <w:lang w:val="en-US"/>
+        </w:rPr>
+        <w:t xml:space="preserve">  </w:t>
+      </w:r>
       <w:r>
         <w:rPr>
           <w:rFonts w:ascii="Consolas" w:hAnsi="Consolas"/>
           <w:sz w:val="17"/>
           <w:lang w:val="da-DK"/>
         </w:rPr>
-        <w:t xml:space="preserve">  liste.appendChild(kort);</w:t>
+        <w:t>kort.appendChild(titel);</w:t>
       </w:r>
     </w:p>
     <w:p>
       <w:pPr>
         <w:shd w:val="clear" w:color="auto" w:fill="F2F2F2"/>
-        <w:spacing w:before="0" w:after="200" w:line="240" w:lineRule="auto"/>
+        <w:spacing w:line="240" w:lineRule="auto"/>
         <w:ind w:left="284"/>
+        <w:rPr>
+          <w:lang w:val="da-DK"/>
+        </w:rPr>
       </w:pPr>
       <w:r>
         <w:rPr>
@@ -11935,7 +13800,43 @@
           <w:sz w:val="17"/>
           <w:lang w:val="da-DK"/>
         </w:rPr>
-        <w:t xml:space="preserve">});</w:t>
+        <w:t xml:space="preserve">  kort.appendChild(info);</w:t>
+      </w:r>
+    </w:p>
+    <w:p>
+      <w:pPr>
+        <w:shd w:val="clear" w:color="auto" w:fill="F2F2F2"/>
+        <w:spacing w:line="240" w:lineRule="auto"/>
+        <w:ind w:left="284"/>
+        <w:rPr>
+          <w:lang w:val="da-DK"/>
+        </w:rPr>
+      </w:pPr>
+      <w:r>
+        <w:rPr>
+          <w:rFonts w:ascii="Consolas" w:hAnsi="Consolas"/>
+          <w:sz w:val="17"/>
+          <w:lang w:val="da-DK"/>
+        </w:rPr>
+        <w:t xml:space="preserve">  liste.appendChild(kort);</w:t>
+      </w:r>
+    </w:p>
+    <w:p>
+      <w:pPr>
+        <w:shd w:val="clear" w:color="auto" w:fill="F2F2F2"/>
+        <w:spacing w:after="200" w:line="240" w:lineRule="auto"/>
+        <w:ind w:left="284"/>
+        <w:rPr>
+          <w:lang w:val="da-DK"/>
+        </w:rPr>
+      </w:pPr>
+      <w:r>
+        <w:rPr>
+          <w:rFonts w:ascii="Consolas" w:hAnsi="Consolas"/>
+          <w:sz w:val="17"/>
+          <w:lang w:val="da-DK"/>
+        </w:rPr>
+        <w:t>});</w:t>
       </w:r>
     </w:p>
     <w:p>
@@ -11949,7 +13850,7 @@
         <w:rPr>
           <w:lang w:val="da-DK"/>
         </w:rPr>
-        <w:t xml:space="preserve">formaterDato() laver datoen om fra formatet i data.json, fx "2026-10-13", til "13. oktober 2026", så den er nem at læse for de besøgende. Hvis der endnu ikke er nogen grønne tiltag, viser siden en kort besked i stedet for et tomt område, så man kan se, at siden virker.</w:t>
+        <w:t>formaterDato() laver datoen om fra formatet i data.json, fx "2026-10-13", til "13. oktober 2026", så den er nem at læse for de besøgende. Hvis der endnu ikke er nogen grønne tiltag, viser siden en kort besked i stedet for et tomt område, så man kan se, at siden virker.</w:t>
       </w:r>
     </w:p>
     <w:p>
@@ -11964,7 +13865,7 @@
           <w:lang w:val="da-DK"/>
         </w:rPr>
       </w:pPr>
-      <w:bookmarkStart w:id="33" w:name="_Toc242969385"/>
+      <w:bookmarkStart w:id="32" w:name="_Toc242969385"/>
       <w:r>
         <w:rPr>
           <w:lang w:val="da-DK"/>
@@ -11972,7 +13873,7 @@
         <w:lastRenderedPageBreak/>
         <w:t>Test</w:t>
       </w:r>
-      <w:bookmarkEnd w:id="33"/>
+      <w:bookmarkEnd w:id="32"/>
     </w:p>
     <w:p>
       <w:pPr>
@@ -11985,7 +13886,7 @@
         <w:rPr>
           <w:lang w:val="da-DK"/>
         </w:rPr>
-        <w:t xml:space="preserve">Løsningen er testet med unittests af modelklasserne, black box-test af use cases gennem brugerfladen, test af hjemmesiden og test af de ikke-funktionelle krav.</w:t>
+        <w:t>Løsningen er testet med unittests af modelklasserne, black box-test af use cases gennem brugerfladen, test af hjemmesiden og test af de ikke-funktionelle krav.</w:t>
       </w:r>
     </w:p>
     <w:p>
@@ -11996,12 +13897,15 @@
           <w:numId w:val="0"/>
         </w:numPr>
         <w:spacing w:before="300" w:after="120"/>
-      </w:pPr>
-      <w:r>
-        <w:rPr>
-          <w:lang w:val="da-DK"/>
-        </w:rPr>
-        <w:t xml:space="preserve">Teststrategi</w:t>
+        <w:rPr>
+          <w:lang w:val="da-DK"/>
+        </w:rPr>
+      </w:pPr>
+      <w:r>
+        <w:rPr>
+          <w:lang w:val="da-DK"/>
+        </w:rPr>
+        <w:t>Teststrategi</w:t>
       </w:r>
     </w:p>
     <w:p>
@@ -12015,7 +13919,7 @@
         <w:rPr>
           <w:lang w:val="da-DK"/>
         </w:rPr>
-        <w:t xml:space="preserve">Vi har testet på to niveauer. Unittestene kontrollerer modelklasserne direkte. Det er der, pointreglerne ligger, og de kan testes uden at starte brugerfladen. Black box-testene kontrollerer hele programmet gennem brugerfladen ud fra use case-beskrivelserne. Her ser testeren kun på input og forventet resultat og ikke på koden.</w:t>
+        <w:t>Vi har testet på to niveauer. Unittestene kontrollerer modelklasserne direkte. Det er der, pointreglerne ligger, og de kan testes uden at starte brugerfladen. Black box-testene kontrollerer hele programmet gennem brugerfladen ud fra use case-beskrivelserne. Her ser testeren kun på input og forventet resultat og ikke på koden.</w:t>
       </w:r>
     </w:p>
     <w:p>
@@ -12029,7 +13933,7 @@
         <w:rPr>
           <w:lang w:val="da-DK"/>
         </w:rPr>
-        <w:t xml:space="preserve">Testdataene er valgt, så vi prøver både gyldige og ugyldige input, og så testene rammer pointreglerne, hvor fejl er mest sandsynlige. Hanne har fx 20 point, da hun bestiller en bytteopgave til 10 point (T04). Det er inden for saldoen, så den skal accepteres. Bagefter har hun 10 point tilbage, og en bytteopgave til 50 point (T05) skal derfor afvises. På samme måde prøver T09 en korrektion, der ville gøre saldoen negativ. Det forventede resultat er taget fra use casens efterbetingelse eller fra den alternative vej, som testen udløser.</w:t>
+        <w:t>Testdataene er valgt, så vi prøver både gyldige og ugyldige input, og så testene rammer pointreglerne, hvor fejl er mest sandsynlige. Hanne har fx 20 point, da hun bestiller en bytteopgave til 10 point (T04). Det er inden for saldoen, så den skal accepteres. Bagefter har hun 10 point tilbage, og en bytteopgave til 50 point (T05) skal derfor afvises. På samme måde prøver T09 en korrektion, der ville gøre saldoen negativ. Det forventede resultat er taget fra use casens efterbetingelse eller fra den alternative vej, som testen udløser.</w:t>
       </w:r>
     </w:p>
     <w:p>
@@ -12044,14 +13948,14 @@
           <w:lang w:val="da-DK"/>
         </w:rPr>
       </w:pPr>
-      <w:bookmarkStart w:id="34" w:name="_Toc242969386"/>
+      <w:bookmarkStart w:id="33" w:name="_Toc242969386"/>
       <w:r>
         <w:rPr>
           <w:lang w:val="da-DK"/>
         </w:rPr>
         <w:t>Unittest</w:t>
       </w:r>
-      <w:bookmarkEnd w:id="34"/>
+      <w:bookmarkEnd w:id="33"/>
     </w:p>
     <w:p>
       <w:pPr>
@@ -12361,6 +14265,7 @@
                 <w:sz w:val="18"/>
                 <w:lang w:val="da-DK"/>
               </w:rPr>
+              <w:lastRenderedPageBreak/>
               <w:t>sletningAfBytteopgaveTilbagefoererPoint</w:t>
             </w:r>
           </w:p>
@@ -12736,7 +14641,7 @@
           <w:sz w:val="18"/>
           <w:lang w:val="da-DK"/>
         </w:rPr>
-        <w:t xml:space="preserve">Tabel 8: Unittests i BeboerTest.</w:t>
+        <w:t>Tabel 8: Unittests i BeboerTest.</w:t>
       </w:r>
     </w:p>
     <w:p>
@@ -12750,14 +14655,17 @@
         <w:rPr>
           <w:lang w:val="da-DK"/>
         </w:rPr>
-        <w:t xml:space="preserve">Testene følger samme mønster: Først får beboeren et kendt antal point, så udføres handlingen, og til sidst kontrolleres resultatet. Her er testen af, at en bytteopgave afvises, når bestilleren har for få point:</w:t>
+        <w:t>Testene følger samme mønster: Først får beboeren et kendt antal point, så udføres handlingen, og til sidst kontrolleres resultatet. Her er testen af, at en bytteopgave afvises, når bestilleren har for få point:</w:t>
       </w:r>
     </w:p>
     <w:p>
       <w:pPr>
         <w:shd w:val="clear" w:color="auto" w:fill="F2F2F2"/>
-        <w:spacing w:before="120" w:after="0" w:line="240" w:lineRule="auto"/>
+        <w:spacing w:before="120" w:line="240" w:lineRule="auto"/>
         <w:ind w:left="284"/>
+        <w:rPr>
+          <w:lang w:val="da-DK"/>
+        </w:rPr>
       </w:pPr>
       <w:r>
         <w:rPr>
@@ -12765,14 +14673,17 @@
           <w:sz w:val="17"/>
           <w:lang w:val="da-DK"/>
         </w:rPr>
-        <w:t xml:space="preserve">@Test</w:t>
+        <w:t>@Test</w:t>
       </w:r>
     </w:p>
     <w:p>
       <w:pPr>
         <w:shd w:val="clear" w:color="auto" w:fill="F2F2F2"/>
-        <w:spacing w:before="0" w:after="0" w:line="240" w:lineRule="auto"/>
+        <w:spacing w:line="240" w:lineRule="auto"/>
         <w:ind w:left="284"/>
+        <w:rPr>
+          <w:lang w:val="da-DK"/>
+        </w:rPr>
       </w:pPr>
       <w:r>
         <w:rPr>
@@ -12780,14 +14691,17 @@
           <w:sz w:val="17"/>
           <w:lang w:val="da-DK"/>
         </w:rPr>
-        <w:t xml:space="preserve">void bytteopgaveAfvisesVedForFaaPoint()</w:t>
+        <w:t>void bytteopgaveAfvisesVedForFaaPoint()</w:t>
       </w:r>
     </w:p>
     <w:p>
       <w:pPr>
         <w:shd w:val="clear" w:color="auto" w:fill="F2F2F2"/>
-        <w:spacing w:before="0" w:after="0" w:line="240" w:lineRule="auto"/>
+        <w:spacing w:line="240" w:lineRule="auto"/>
         <w:ind w:left="284"/>
+        <w:rPr>
+          <w:lang w:val="da-DK"/>
+        </w:rPr>
       </w:pPr>
       <w:r>
         <w:rPr>
@@ -12795,14 +14709,17 @@
           <w:sz w:val="17"/>
           <w:lang w:val="da-DK"/>
         </w:rPr>
-        <w:t xml:space="preserve">{</w:t>
+        <w:t>{</w:t>
       </w:r>
     </w:p>
     <w:p>
       <w:pPr>
         <w:shd w:val="clear" w:color="auto" w:fill="F2F2F2"/>
-        <w:spacing w:before="0" w:after="0" w:line="240" w:lineRule="auto"/>
+        <w:spacing w:line="240" w:lineRule="auto"/>
         <w:ind w:left="284"/>
+        <w:rPr>
+          <w:lang w:val="da-DK"/>
+        </w:rPr>
       </w:pPr>
       <w:r>
         <w:rPr>
@@ -12816,8 +14733,11 @@
     <w:p>
       <w:pPr>
         <w:shd w:val="clear" w:color="auto" w:fill="F2F2F2"/>
-        <w:spacing w:before="0" w:after="0" w:line="240" w:lineRule="auto"/>
+        <w:spacing w:line="240" w:lineRule="auto"/>
         <w:ind w:left="284"/>
+        <w:rPr>
+          <w:lang w:val="da-DK"/>
+        </w:rPr>
       </w:pPr>
       <w:r>
         <w:rPr>
@@ -12831,8 +14751,11 @@
     <w:p>
       <w:pPr>
         <w:shd w:val="clear" w:color="auto" w:fill="F2F2F2"/>
-        <w:spacing w:before="0" w:after="0" w:line="240" w:lineRule="auto"/>
+        <w:spacing w:line="240" w:lineRule="auto"/>
         <w:ind w:left="284"/>
+        <w:rPr>
+          <w:lang w:val="da-DK"/>
+        </w:rPr>
       </w:pPr>
       <w:r>
         <w:rPr>
@@ -12846,8 +14769,11 @@
     <w:p>
       <w:pPr>
         <w:shd w:val="clear" w:color="auto" w:fill="F2F2F2"/>
-        <w:spacing w:before="0" w:after="0" w:line="240" w:lineRule="auto"/>
+        <w:spacing w:line="240" w:lineRule="auto"/>
         <w:ind w:left="284"/>
+        <w:rPr>
+          <w:lang w:val="da-DK"/>
+        </w:rPr>
       </w:pPr>
       <w:r>
         <w:rPr>
@@ -12861,8 +14787,11 @@
     <w:p>
       <w:pPr>
         <w:shd w:val="clear" w:color="auto" w:fill="F2F2F2"/>
-        <w:spacing w:before="0" w:after="0" w:line="240" w:lineRule="auto"/>
+        <w:spacing w:line="240" w:lineRule="auto"/>
         <w:ind w:left="284"/>
+        <w:rPr>
+          <w:lang w:val="da-DK"/>
+        </w:rPr>
       </w:pPr>
       <w:r>
         <w:rPr>
@@ -12876,8 +14805,11 @@
     <w:p>
       <w:pPr>
         <w:shd w:val="clear" w:color="auto" w:fill="F2F2F2"/>
-        <w:spacing w:before="0" w:after="0" w:line="240" w:lineRule="auto"/>
+        <w:spacing w:line="240" w:lineRule="auto"/>
         <w:ind w:left="284"/>
+        <w:rPr>
+          <w:lang w:val="da-DK"/>
+        </w:rPr>
       </w:pPr>
       <w:r>
         <w:rPr>
@@ -12891,8 +14823,11 @@
     <w:p>
       <w:pPr>
         <w:shd w:val="clear" w:color="auto" w:fill="F2F2F2"/>
-        <w:spacing w:before="0" w:after="0" w:line="240" w:lineRule="auto"/>
+        <w:spacing w:line="240" w:lineRule="auto"/>
         <w:ind w:left="284"/>
+        <w:rPr>
+          <w:lang w:val="da-DK"/>
+        </w:rPr>
       </w:pPr>
       <w:r>
         <w:rPr>
@@ -12906,8 +14841,11 @@
     <w:p>
       <w:pPr>
         <w:shd w:val="clear" w:color="auto" w:fill="F2F2F2"/>
-        <w:spacing w:before="0" w:after="0" w:line="240" w:lineRule="auto"/>
+        <w:spacing w:line="240" w:lineRule="auto"/>
         <w:ind w:left="284"/>
+        <w:rPr>
+          <w:lang w:val="da-DK"/>
+        </w:rPr>
       </w:pPr>
       <w:r>
         <w:rPr>
@@ -12921,8 +14859,11 @@
     <w:p>
       <w:pPr>
         <w:shd w:val="clear" w:color="auto" w:fill="F2F2F2"/>
-        <w:spacing w:before="0" w:after="0" w:line="240" w:lineRule="auto"/>
+        <w:spacing w:line="240" w:lineRule="auto"/>
         <w:ind w:left="284"/>
+        <w:rPr>
+          <w:lang w:val="da-DK"/>
+        </w:rPr>
       </w:pPr>
       <w:r>
         <w:rPr>
@@ -12936,8 +14877,11 @@
     <w:p>
       <w:pPr>
         <w:shd w:val="clear" w:color="auto" w:fill="F2F2F2"/>
-        <w:spacing w:before="0" w:after="200" w:line="240" w:lineRule="auto"/>
+        <w:spacing w:after="200" w:line="240" w:lineRule="auto"/>
         <w:ind w:left="284"/>
+        <w:rPr>
+          <w:lang w:val="da-DK"/>
+        </w:rPr>
       </w:pPr>
       <w:r>
         <w:rPr>
@@ -12945,7 +14889,7 @@
           <w:sz w:val="17"/>
           <w:lang w:val="da-DK"/>
         </w:rPr>
-        <w:t xml:space="preserve">}</w:t>
+        <w:t>}</w:t>
       </w:r>
     </w:p>
     <w:p>
@@ -12959,7 +14903,7 @@
         <w:rPr>
           <w:lang w:val="da-DK"/>
         </w:rPr>
-        <w:t xml:space="preserve">Det er ikke nok, at der kommer en fejl. Hvis opgaven alligevel var blevet lagt på listen, eller saldoen var blevet ændret, ville data være forkerte, selvom brugeren fik en fejlbesked. Derfor tjekker de to sidste linjer, at intet er ændret.</w:t>
+        <w:t>Det er ikke nok, at der kommer en fejl. Hvis opgaven alligevel var blevet lagt på listen, eller saldoen var blevet ændret, ville data være forkerte, selvom brugeren fik en fejlbesked. Derfor tjekker de to sidste linjer, at intet er ændret.</w:t>
       </w:r>
     </w:p>
     <w:p>
@@ -12973,7 +14917,6 @@
         <w:rPr>
           <w:lang w:val="da-DK"/>
         </w:rPr>
-        <w:lastRenderedPageBreak/>
         <w:t>Alle 11 tests bestod, som figur 9 viser.</w:t>
       </w:r>
     </w:p>
@@ -12987,6 +14930,7 @@
         <w:rPr>
           <w:noProof/>
         </w:rPr>
+        <w:lastRenderedPageBreak/>
         <w:drawing>
           <wp:inline distT="0" distB="0" distL="0" distR="0" wp14:anchorId="78278E17" wp14:editId="2082F049">
             <wp:extent cx="3600000" cy="2220560"/>
@@ -13040,7 +14984,7 @@
           <w:sz w:val="18"/>
           <w:lang w:val="da-DK"/>
         </w:rPr>
-        <w:t xml:space="preserve">Figur 9: Resultat af BeboerTest i IntelliJ.</w:t>
+        <w:t>Figur 9: Resultat af BeboerTest i IntelliJ.</w:t>
       </w:r>
     </w:p>
     <w:p>
@@ -13052,14 +14996,14 @@
         </w:numPr>
         <w:spacing w:before="300" w:after="120"/>
       </w:pPr>
-      <w:bookmarkStart w:id="35" w:name="_Toc242969387"/>
+      <w:bookmarkStart w:id="34" w:name="_Toc242969387"/>
       <w:r>
         <w:rPr>
           <w:lang w:val="en-US"/>
         </w:rPr>
-        <w:t xml:space="preserve">Black box-test af use cases</w:t>
-      </w:r>
-      <w:bookmarkEnd w:id="35"/>
+        <w:t>Black box-test af use cases</w:t>
+      </w:r>
+      <w:bookmarkEnd w:id="34"/>
     </w:p>
     <w:p>
       <w:pPr>
@@ -13072,7 +15016,7 @@
         <w:rPr>
           <w:lang w:val="da-DK"/>
         </w:rPr>
-        <w:t xml:space="preserve">Use casene er testet gennem brugerfladen ud fra hovedscenariet og de vigtigste alternativer. Tabel 9 viser de 15 testcases. De dækker de use cases i administrationsprogrammet, der ændrer data, og gem og indlæs (FR12). Den eneste undtagelse er UC07 Slet opgave, som i stedet er testet med unittesten sletningAfBytteopgaveTilbagefoererPoint (tabel 8). Use cases, der kun viser data (UC04, UC08, UC09 og UC11), er testet indirekte, fordi vi kontrollerede resultatet af de andre tests i netop de skærmbilleder. Testene blev udført i rækkefølge på de samme data, så hver test bygger videre på den forrige.</w:t>
+        <w:t>Use casene er testet gennem brugerfladen ud fra hovedscenariet og de vigtigste alternativer. Tabel 9 viser de 15 testcases. De dækker de use cases i administrationsprogrammet, der ændrer data, og gem og indlæs (FR12). Den eneste undtagelse er UC07 Slet opgave, som i stedet er testet med unittesten sletningAfBytteopgaveTilbagefoererPoint (tabel 8). Use cases, der kun viser data (UC04, UC08, UC09 og UC11), er testet indirekte, fordi vi kontrollerede resultatet af de andre tests i netop de skærmbilleder. Testene blev udført i rækkefølge på de samme data, så hver test bygger videre på den forrige.</w:t>
       </w:r>
     </w:p>
     <w:tbl>
@@ -13228,7 +15172,7 @@
                 <w:sz w:val="18"/>
                 <w:lang w:val="da-DK"/>
               </w:rPr>
-              <w:t xml:space="preserve">Opret beboerne "Hanne" (hus 12, 01-05-1980) og "Jonas" (hus 14, 15-03-1975).</w:t>
+              <w:t>Opret beboerne "Hanne" (hus 12, 01-05-1980) og "Jonas" (hus 14, 15-03-1975).</w:t>
             </w:r>
           </w:p>
         </w:tc>
@@ -13247,7 +15191,7 @@
                 <w:sz w:val="18"/>
                 <w:lang w:val="da-DK"/>
               </w:rPr>
-              <w:t xml:space="preserve">Begge vises i listen over beboere.</w:t>
+              <w:t>Begge vises i listen over beboere.</w:t>
             </w:r>
           </w:p>
         </w:tc>
@@ -13438,6 +15382,7 @@
                 <w:sz w:val="18"/>
                 <w:lang w:val="da-DK"/>
               </w:rPr>
+              <w:lastRenderedPageBreak/>
               <w:t>T04</w:t>
             </w:r>
           </w:p>
@@ -13514,7 +15459,6 @@
                 <w:sz w:val="18"/>
                 <w:lang w:val="da-DK"/>
               </w:rPr>
-              <w:lastRenderedPageBreak/>
               <w:t>T05</w:t>
             </w:r>
           </w:p>
@@ -13638,7 +15582,7 @@
                 <w:sz w:val="18"/>
                 <w:lang w:val="da-DK"/>
               </w:rPr>
-              <w:t xml:space="preserve">Hanne vises ikke i dialogen. Jonas vælges og får 10 point.</w:t>
+              <w:t>Hanne vises ikke i dialogen. Jonas vælges og får 10 point.</w:t>
             </w:r>
           </w:p>
         </w:tc>
@@ -13862,7 +15806,7 @@
                 <w:sz w:val="18"/>
                 <w:lang w:val="da-DK"/>
               </w:rPr>
-              <w:t xml:space="preserve">Giv Hanne -100 point ved pointkorrektion (saldo 10).</w:t>
+              <w:t>Giv Hanne -100 point ved pointkorrektion (saldo 10).</w:t>
             </w:r>
           </w:p>
         </w:tc>
@@ -13876,7 +15820,7 @@
                 <w:sz w:val="18"/>
                 <w:lang w:val="da-DK"/>
               </w:rPr>
-              <w:t xml:space="preserve">Fejlbesked. Saldoen forbliver 10.</w:t>
+              <w:t>Fejlbesked. Saldoen forbliver 10.</w:t>
             </w:r>
           </w:p>
         </w:tc>
@@ -14135,7 +16079,7 @@
                 <w:sz w:val="18"/>
                 <w:szCs w:val="18"/>
               </w:rPr>
-              <w:t xml:space="preserve">Jonas fjernes fra beboerlisten.</w:t>
+              <w:t>Jonas fjernes fra beboerlisten.</w:t>
             </w:r>
           </w:p>
         </w:tc>
@@ -14446,7 +16390,7 @@
           <w:sz w:val="18"/>
           <w:lang w:val="da-DK"/>
         </w:rPr>
-        <w:t xml:space="preserve">Tabel 9: Black box-testcases.</w:t>
+        <w:t>Tabel 9: Black box-testcases.</w:t>
       </w:r>
     </w:p>
     <w:p>
@@ -14458,7 +16402,7 @@
         </w:numPr>
         <w:spacing w:before="300" w:after="120"/>
       </w:pPr>
-      <w:bookmarkStart w:id="36" w:name="_Toc242969388"/>
+      <w:bookmarkStart w:id="35" w:name="_Toc242969388"/>
       <w:r>
         <w:rPr>
           <w:lang w:val="da-DK"/>
@@ -14466,7 +16410,7 @@
         <w:lastRenderedPageBreak/>
         <w:t>Test af hjemmesiden</w:t>
       </w:r>
-      <w:bookmarkEnd w:id="36"/>
+      <w:bookmarkEnd w:id="35"/>
     </w:p>
     <w:tbl>
       <w:tblPr>
@@ -14621,7 +16565,7 @@
                 <w:sz w:val="18"/>
                 <w:lang w:val="da-DK"/>
               </w:rPr>
-              <w:t xml:space="preserve">Åbn index.html via IntelliJ.</w:t>
+              <w:t>Åbn index.html via IntelliJ.</w:t>
             </w:r>
           </w:p>
         </w:tc>
@@ -14929,14 +16873,14 @@
         </w:numPr>
         <w:spacing w:before="300" w:after="120"/>
       </w:pPr>
-      <w:bookmarkStart w:id="37" w:name="_Toc242969389"/>
+      <w:bookmarkStart w:id="36" w:name="_Toc242969389"/>
       <w:r>
         <w:rPr>
           <w:lang w:val="da-DK"/>
         </w:rPr>
         <w:t>Sporbarhedsmatrix</w:t>
       </w:r>
-      <w:bookmarkEnd w:id="37"/>
+      <w:bookmarkEnd w:id="36"/>
     </w:p>
     <w:p>
       <w:pPr>
@@ -15657,7 +17601,7 @@
                 <w:szCs w:val="18"/>
                 <w:lang w:val="da-DK"/>
               </w:rPr>
-              <w:t xml:space="preserve">sletningAfBytteopgaveTilbagefoererPoint (unittest)</w:t>
+              <w:t>sletningAfBytteopgaveTilbagefoererPoint (unittest)</w:t>
             </w:r>
           </w:p>
         </w:tc>
@@ -16607,7 +18551,7 @@
         <w:rPr>
           <w:lang w:val="da-DK"/>
         </w:rPr>
-        <w:t xml:space="preserve">Test af ikke-funktionelle krav</w:t>
+        <w:t>Test af ikke-funktionelle krav</w:t>
       </w:r>
     </w:p>
     <w:p>
@@ -16621,7 +18565,7 @@
         <w:rPr>
           <w:lang w:val="da-DK"/>
         </w:rPr>
-        <w:t xml:space="preserve">Tabel 12 viser, hvordan hvert ikke-funktionelt krav er testet. NFR03, NFR04 og NFR06 er dækket af testcases, som allerede er beskrevet. NFR01, NFR02 og NFR05 er testet særskilt.</w:t>
+        <w:t>Tabel 12 viser, hvordan hvert ikke-funktionelt krav er testet. NFR03, NFR04 og NFR06 er dækket af testcases, som allerede er beskrevet. NFR01, NFR02 og NFR05 er testet særskilt.</w:t>
       </w:r>
     </w:p>
     <w:tbl>
@@ -16635,6 +18579,7 @@
           <w:bottom w:w="40" w:type="dxa"/>
           <w:right w:w="80" w:type="dxa"/>
         </w:tblCellMar>
+        <w:tblLook w:val="04A0" w:firstRow="1" w:lastRow="0" w:firstColumn="1" w:lastColumn="0" w:noHBand="0" w:noVBand="1"/>
       </w:tblPr>
       <w:tblGrid>
         <w:gridCol w:w="600"/>
@@ -16654,16 +18599,13 @@
             <w:shd w:val="clear" w:color="auto" w:fill="D9E8D9"/>
           </w:tcPr>
           <w:p>
-            <w:pPr>
-              <w:spacing w:before="0" w:after="0"/>
-            </w:pPr>
             <w:r>
               <w:rPr>
                 <w:b/>
                 <w:sz w:val="18"/>
                 <w:lang w:val="da-DK"/>
               </w:rPr>
-              <w:t xml:space="preserve">ID</w:t>
+              <w:t>ID</w:t>
             </w:r>
           </w:p>
         </w:tc>
@@ -16673,16 +18615,13 @@
             <w:shd w:val="clear" w:color="auto" w:fill="D9E8D9"/>
           </w:tcPr>
           <w:p>
-            <w:pPr>
-              <w:spacing w:before="0" w:after="0"/>
-            </w:pPr>
             <w:r>
               <w:rPr>
                 <w:b/>
                 <w:sz w:val="18"/>
                 <w:lang w:val="da-DK"/>
               </w:rPr>
-              <w:t xml:space="preserve">Krav</w:t>
+              <w:t>Krav</w:t>
             </w:r>
           </w:p>
         </w:tc>
@@ -16692,16 +18631,13 @@
             <w:shd w:val="clear" w:color="auto" w:fill="D9E8D9"/>
           </w:tcPr>
           <w:p>
-            <w:pPr>
-              <w:spacing w:before="0" w:after="0"/>
-            </w:pPr>
             <w:r>
               <w:rPr>
                 <w:b/>
                 <w:sz w:val="18"/>
                 <w:lang w:val="da-DK"/>
               </w:rPr>
-              <w:t xml:space="preserve">Handling</w:t>
+              <w:t>Handling</w:t>
             </w:r>
           </w:p>
         </w:tc>
@@ -16711,16 +18647,13 @@
             <w:shd w:val="clear" w:color="auto" w:fill="D9E8D9"/>
           </w:tcPr>
           <w:p>
-            <w:pPr>
-              <w:spacing w:before="0" w:after="0"/>
-            </w:pPr>
             <w:r>
               <w:rPr>
                 <w:b/>
                 <w:sz w:val="18"/>
                 <w:lang w:val="da-DK"/>
               </w:rPr>
-              <w:t xml:space="preserve">Forventet resultat</w:t>
+              <w:t>Forventet resultat</w:t>
             </w:r>
           </w:p>
         </w:tc>
@@ -16730,16 +18663,13 @@
             <w:shd w:val="clear" w:color="auto" w:fill="D9E8D9"/>
           </w:tcPr>
           <w:p>
-            <w:pPr>
-              <w:spacing w:before="0" w:after="0"/>
-            </w:pPr>
             <w:r>
               <w:rPr>
                 <w:b/>
                 <w:sz w:val="18"/>
                 <w:lang w:val="da-DK"/>
               </w:rPr>
-              <w:t xml:space="preserve">Faktisk resultat</w:t>
+              <w:t>Faktisk resultat</w:t>
             </w:r>
           </w:p>
         </w:tc>
@@ -16753,15 +18683,12 @@
             <w:tcW w:w="600" w:type="dxa"/>
           </w:tcPr>
           <w:p>
-            <w:pPr>
-              <w:spacing w:before="0" w:after="0"/>
-            </w:pPr>
-            <w:r>
-              <w:rPr>
-                <w:sz w:val="18"/>
-                <w:lang w:val="da-DK"/>
-              </w:rPr>
-              <w:t xml:space="preserve">N01</w:t>
+            <w:r>
+              <w:rPr>
+                <w:sz w:val="18"/>
+                <w:lang w:val="da-DK"/>
+              </w:rPr>
+              <w:t>N01</w:t>
             </w:r>
           </w:p>
         </w:tc>
@@ -16770,15 +18697,12 @@
             <w:tcW w:w="1100" w:type="dxa"/>
           </w:tcPr>
           <w:p>
-            <w:pPr>
-              <w:spacing w:before="0" w:after="0"/>
-            </w:pPr>
-            <w:r>
-              <w:rPr>
-                <w:sz w:val="18"/>
-                <w:lang w:val="da-DK"/>
-              </w:rPr>
-              <w:t xml:space="preserve">NFR01</w:t>
+            <w:r>
+              <w:rPr>
+                <w:sz w:val="18"/>
+                <w:lang w:val="da-DK"/>
+              </w:rPr>
+              <w:t>NFR01</w:t>
             </w:r>
           </w:p>
         </w:tc>
@@ -16787,15 +18711,12 @@
             <w:tcW w:w="2500" w:type="dxa"/>
           </w:tcPr>
           <w:p>
-            <w:pPr>
-              <w:spacing w:before="0" w:after="0"/>
-            </w:pPr>
-            <w:r>
-              <w:rPr>
-                <w:sz w:val="18"/>
-                <w:lang w:val="da-DK"/>
-              </w:rPr>
-              <w:t xml:space="preserve">Start på Dashboard, og klik på Beboere, Opgaver, Point og Rapport i menuen. Tæl klikkene.</w:t>
+            <w:r>
+              <w:rPr>
+                <w:sz w:val="18"/>
+                <w:lang w:val="da-DK"/>
+              </w:rPr>
+              <w:t>Start på Dashboard, og klik på Beboere, Opgaver, Point og Rapport i menuen. Tæl klikkene.</w:t>
             </w:r>
           </w:p>
         </w:tc>
@@ -16804,15 +18725,12 @@
             <w:tcW w:w="2500" w:type="dxa"/>
           </w:tcPr>
           <w:p>
-            <w:pPr>
-              <w:spacing w:before="0" w:after="0"/>
-            </w:pPr>
-            <w:r>
-              <w:rPr>
-                <w:sz w:val="18"/>
-                <w:lang w:val="da-DK"/>
-              </w:rPr>
-              <w:t xml:space="preserve">1 klik til hvert skærmbillede.</w:t>
+            <w:r>
+              <w:rPr>
+                <w:sz w:val="18"/>
+                <w:lang w:val="da-DK"/>
+              </w:rPr>
+              <w:t>1 klik til hvert skærmbillede.</w:t>
             </w:r>
           </w:p>
         </w:tc>
@@ -16821,16 +18739,13 @@
             <w:tcW w:w="1804" w:type="dxa"/>
           </w:tcPr>
           <w:p>
-            <w:pPr>
-              <w:spacing w:before="0" w:after="0"/>
-            </w:pPr>
-            <w:r>
-              <w:rPr>
+            <w:r>
+              <w:rPr>
+                <w:sz w:val="18"/>
                 <w:highlight w:val="yellow"/>
-                <w:sz w:val="18"/>
-                <w:lang w:val="da-DK"/>
-              </w:rPr>
-              <w:t xml:space="preserve">[Udfyld]</w:t>
+                <w:lang w:val="da-DK"/>
+              </w:rPr>
+              <w:t>[Udfyld]</w:t>
             </w:r>
           </w:p>
         </w:tc>
@@ -16844,32 +18759,45 @@
             <w:tcW w:w="600" w:type="dxa"/>
           </w:tcPr>
           <w:p>
+            <w:r>
+              <w:rPr>
+                <w:sz w:val="18"/>
+                <w:lang w:val="da-DK"/>
+              </w:rPr>
+              <w:t>N02</w:t>
+            </w:r>
+          </w:p>
+        </w:tc>
+        <w:tc>
+          <w:tcPr>
+            <w:tcW w:w="1100" w:type="dxa"/>
+          </w:tcPr>
+          <w:p>
+            <w:r>
+              <w:rPr>
+                <w:sz w:val="18"/>
+                <w:lang w:val="da-DK"/>
+              </w:rPr>
+              <w:t>NFR02</w:t>
+            </w:r>
+          </w:p>
+        </w:tc>
+        <w:tc>
+          <w:tcPr>
+            <w:tcW w:w="2500" w:type="dxa"/>
+          </w:tcPr>
+          <w:p>
             <w:pPr>
-              <w:spacing w:before="0" w:after="0"/>
+              <w:rPr>
+                <w:lang w:val="da-DK"/>
+              </w:rPr>
             </w:pPr>
             <w:r>
               <w:rPr>
                 <w:sz w:val="18"/>
                 <w:lang w:val="da-DK"/>
               </w:rPr>
-              <w:t xml:space="preserve">N02</w:t>
-            </w:r>
-          </w:p>
-        </w:tc>
-        <w:tc>
-          <w:tcPr>
-            <w:tcW w:w="1100" w:type="dxa"/>
-          </w:tcPr>
-          <w:p>
-            <w:pPr>
-              <w:spacing w:before="0" w:after="0"/>
-            </w:pPr>
-            <w:r>
-              <w:rPr>
-                <w:sz w:val="18"/>
-                <w:lang w:val="da-DK"/>
-              </w:rPr>
-              <w:t xml:space="preserve">NFR02</w:t>
+              <w:t>T02 og T05. Skriv desuden bogstaver i feltet Point og 0 point, når en opgave oprettes.</w:t>
             </w:r>
           </w:p>
         </w:tc>
@@ -16878,32 +18806,12 @@
             <w:tcW w:w="2500" w:type="dxa"/>
           </w:tcPr>
           <w:p>
-            <w:pPr>
-              <w:spacing w:before="0" w:after="0"/>
-            </w:pPr>
-            <w:r>
-              <w:rPr>
-                <w:sz w:val="18"/>
-                <w:lang w:val="da-DK"/>
-              </w:rPr>
-              <w:t xml:space="preserve">T02 og T05. Skriv desuden bogstaver i feltet Point og 0 point, når en opgave oprettes.</w:t>
-            </w:r>
-          </w:p>
-        </w:tc>
-        <w:tc>
-          <w:tcPr>
-            <w:tcW w:w="2500" w:type="dxa"/>
-          </w:tcPr>
-          <w:p>
-            <w:pPr>
-              <w:spacing w:before="0" w:after="0"/>
-            </w:pPr>
-            <w:r>
-              <w:rPr>
-                <w:sz w:val="18"/>
-                <w:lang w:val="da-DK"/>
-              </w:rPr>
-              <w:t xml:space="preserve">En fejlbesked, der forklarer fejlen, fx "Point skal være et tal.". Programmet lukker ikke.</w:t>
+            <w:r>
+              <w:rPr>
+                <w:sz w:val="18"/>
+                <w:lang w:val="da-DK"/>
+              </w:rPr>
+              <w:t>En fejlbesked, der forklarer fejlen, fx "Point skal være et tal.". Programmet lukker ikke.</w:t>
             </w:r>
           </w:p>
         </w:tc>
@@ -16912,16 +18820,13 @@
             <w:tcW w:w="1804" w:type="dxa"/>
           </w:tcPr>
           <w:p>
-            <w:pPr>
-              <w:spacing w:before="0" w:after="0"/>
-            </w:pPr>
-            <w:r>
-              <w:rPr>
+            <w:r>
+              <w:rPr>
+                <w:sz w:val="18"/>
                 <w:highlight w:val="yellow"/>
-                <w:sz w:val="18"/>
-                <w:lang w:val="da-DK"/>
-              </w:rPr>
-              <w:t xml:space="preserve">[Udfyld]</w:t>
+                <w:lang w:val="da-DK"/>
+              </w:rPr>
+              <w:t>[Udfyld]</w:t>
             </w:r>
           </w:p>
         </w:tc>
@@ -16935,66 +18840,59 @@
             <w:tcW w:w="600" w:type="dxa"/>
           </w:tcPr>
           <w:p>
+            <w:r>
+              <w:rPr>
+                <w:sz w:val="18"/>
+                <w:lang w:val="da-DK"/>
+              </w:rPr>
+              <w:t>N03</w:t>
+            </w:r>
+          </w:p>
+        </w:tc>
+        <w:tc>
+          <w:tcPr>
+            <w:tcW w:w="1100" w:type="dxa"/>
+          </w:tcPr>
+          <w:p>
+            <w:r>
+              <w:rPr>
+                <w:sz w:val="18"/>
+                <w:lang w:val="da-DK"/>
+              </w:rPr>
+              <w:t>NFR03</w:t>
+            </w:r>
+          </w:p>
+        </w:tc>
+        <w:tc>
+          <w:tcPr>
+            <w:tcW w:w="2500" w:type="dxa"/>
+          </w:tcPr>
+          <w:p>
+            <w:r>
+              <w:rPr>
+                <w:sz w:val="18"/>
+                <w:lang w:val="da-DK"/>
+              </w:rPr>
+              <w:t>T03 og T13.</w:t>
+            </w:r>
+          </w:p>
+        </w:tc>
+        <w:tc>
+          <w:tcPr>
+            <w:tcW w:w="2500" w:type="dxa"/>
+          </w:tcPr>
+          <w:p>
             <w:pPr>
-              <w:spacing w:before="0" w:after="0"/>
+              <w:rPr>
+                <w:lang w:val="da-DK"/>
+              </w:rPr>
             </w:pPr>
             <w:r>
               <w:rPr>
                 <w:sz w:val="18"/>
                 <w:lang w:val="da-DK"/>
               </w:rPr>
-              <w:t xml:space="preserve">N03</w:t>
-            </w:r>
-          </w:p>
-        </w:tc>
-        <w:tc>
-          <w:tcPr>
-            <w:tcW w:w="1100" w:type="dxa"/>
-          </w:tcPr>
-          <w:p>
-            <w:pPr>
-              <w:spacing w:before="0" w:after="0"/>
-            </w:pPr>
-            <w:r>
-              <w:rPr>
-                <w:sz w:val="18"/>
-                <w:lang w:val="da-DK"/>
-              </w:rPr>
-              <w:t xml:space="preserve">NFR03</w:t>
-            </w:r>
-          </w:p>
-        </w:tc>
-        <w:tc>
-          <w:tcPr>
-            <w:tcW w:w="2500" w:type="dxa"/>
-          </w:tcPr>
-          <w:p>
-            <w:pPr>
-              <w:spacing w:before="0" w:after="0"/>
-            </w:pPr>
-            <w:r>
-              <w:rPr>
-                <w:sz w:val="18"/>
-                <w:lang w:val="da-DK"/>
-              </w:rPr>
-              <w:t xml:space="preserve">T03 og T13.</w:t>
-            </w:r>
-          </w:p>
-        </w:tc>
-        <w:tc>
-          <w:tcPr>
-            <w:tcW w:w="2500" w:type="dxa"/>
-          </w:tcPr>
-          <w:p>
-            <w:pPr>
-              <w:spacing w:before="0" w:after="0"/>
-            </w:pPr>
-            <w:r>
-              <w:rPr>
-                <w:sz w:val="18"/>
-                <w:lang w:val="da-DK"/>
-              </w:rPr>
-              <w:t xml:space="preserve">Ændringen vises i listen med det samme.</w:t>
+              <w:t>Ændringen vises i listen med det samme.</w:t>
             </w:r>
           </w:p>
         </w:tc>
@@ -17003,15 +18901,12 @@
             <w:tcW w:w="1804" w:type="dxa"/>
           </w:tcPr>
           <w:p>
-            <w:pPr>
-              <w:spacing w:before="0" w:after="0"/>
-            </w:pPr>
-            <w:r>
-              <w:rPr>
-                <w:sz w:val="18"/>
-                <w:lang w:val="da-DK"/>
-              </w:rPr>
-              <w:t xml:space="preserve">Bestået</w:t>
+            <w:r>
+              <w:rPr>
+                <w:sz w:val="18"/>
+                <w:lang w:val="da-DK"/>
+              </w:rPr>
+              <w:t>Bestået</w:t>
             </w:r>
           </w:p>
         </w:tc>
@@ -17025,66 +18920,64 @@
             <w:tcW w:w="600" w:type="dxa"/>
           </w:tcPr>
           <w:p>
+            <w:r>
+              <w:rPr>
+                <w:sz w:val="18"/>
+                <w:lang w:val="da-DK"/>
+              </w:rPr>
+              <w:t>N04</w:t>
+            </w:r>
+          </w:p>
+        </w:tc>
+        <w:tc>
+          <w:tcPr>
+            <w:tcW w:w="1100" w:type="dxa"/>
+          </w:tcPr>
+          <w:p>
+            <w:r>
+              <w:rPr>
+                <w:sz w:val="18"/>
+                <w:lang w:val="da-DK"/>
+              </w:rPr>
+              <w:t>NFR04</w:t>
+            </w:r>
+          </w:p>
+        </w:tc>
+        <w:tc>
+          <w:tcPr>
+            <w:tcW w:w="2500" w:type="dxa"/>
+          </w:tcPr>
+          <w:p>
             <w:pPr>
-              <w:spacing w:before="0" w:after="0"/>
+              <w:rPr>
+                <w:lang w:val="da-DK"/>
+              </w:rPr>
             </w:pPr>
             <w:r>
               <w:rPr>
                 <w:sz w:val="18"/>
                 <w:lang w:val="da-DK"/>
               </w:rPr>
-              <w:t xml:space="preserve">N04</w:t>
-            </w:r>
-          </w:p>
-        </w:tc>
-        <w:tc>
-          <w:tcPr>
-            <w:tcW w:w="1100" w:type="dxa"/>
+              <w:t>T15: Luk programmet, og start det igen.</w:t>
+            </w:r>
+          </w:p>
+        </w:tc>
+        <w:tc>
+          <w:tcPr>
+            <w:tcW w:w="2500" w:type="dxa"/>
           </w:tcPr>
           <w:p>
             <w:pPr>
-              <w:spacing w:before="0" w:after="0"/>
+              <w:rPr>
+                <w:lang w:val="da-DK"/>
+              </w:rPr>
             </w:pPr>
             <w:r>
               <w:rPr>
                 <w:sz w:val="18"/>
                 <w:lang w:val="da-DK"/>
               </w:rPr>
-              <w:t xml:space="preserve">NFR04</w:t>
-            </w:r>
-          </w:p>
-        </w:tc>
-        <w:tc>
-          <w:tcPr>
-            <w:tcW w:w="2500" w:type="dxa"/>
-          </w:tcPr>
-          <w:p>
-            <w:pPr>
-              <w:spacing w:before="0" w:after="0"/>
-            </w:pPr>
-            <w:r>
-              <w:rPr>
-                <w:sz w:val="18"/>
-                <w:lang w:val="da-DK"/>
-              </w:rPr>
-              <w:t xml:space="preserve">T15: Luk programmet, og start det igen.</w:t>
-            </w:r>
-          </w:p>
-        </w:tc>
-        <w:tc>
-          <w:tcPr>
-            <w:tcW w:w="2500" w:type="dxa"/>
-          </w:tcPr>
-          <w:p>
-            <w:pPr>
-              <w:spacing w:before="0" w:after="0"/>
-            </w:pPr>
-            <w:r>
-              <w:rPr>
-                <w:sz w:val="18"/>
-                <w:lang w:val="da-DK"/>
-              </w:rPr>
-              <w:t xml:space="preserve">Alle data er der stadig.</w:t>
+              <w:t>Alle data er der stadig.</w:t>
             </w:r>
           </w:p>
         </w:tc>
@@ -17093,15 +18986,12 @@
             <w:tcW w:w="1804" w:type="dxa"/>
           </w:tcPr>
           <w:p>
-            <w:pPr>
-              <w:spacing w:before="0" w:after="0"/>
-            </w:pPr>
-            <w:r>
-              <w:rPr>
-                <w:sz w:val="18"/>
-                <w:lang w:val="da-DK"/>
-              </w:rPr>
-              <w:t xml:space="preserve">Bestået</w:t>
+            <w:r>
+              <w:rPr>
+                <w:sz w:val="18"/>
+                <w:lang w:val="da-DK"/>
+              </w:rPr>
+              <w:t>Bestået</w:t>
             </w:r>
           </w:p>
         </w:tc>
@@ -17115,66 +19005,65 @@
             <w:tcW w:w="600" w:type="dxa"/>
           </w:tcPr>
           <w:p>
+            <w:r>
+              <w:rPr>
+                <w:sz w:val="18"/>
+                <w:lang w:val="da-DK"/>
+              </w:rPr>
+              <w:lastRenderedPageBreak/>
+              <w:t>N05</w:t>
+            </w:r>
+          </w:p>
+        </w:tc>
+        <w:tc>
+          <w:tcPr>
+            <w:tcW w:w="1100" w:type="dxa"/>
+          </w:tcPr>
+          <w:p>
+            <w:r>
+              <w:rPr>
+                <w:sz w:val="18"/>
+                <w:lang w:val="da-DK"/>
+              </w:rPr>
+              <w:t>NFR05</w:t>
+            </w:r>
+          </w:p>
+        </w:tc>
+        <w:tc>
+          <w:tcPr>
+            <w:tcW w:w="2500" w:type="dxa"/>
+          </w:tcPr>
+          <w:p>
             <w:pPr>
-              <w:spacing w:before="0" w:after="0"/>
+              <w:rPr>
+                <w:lang w:val="da-DK"/>
+              </w:rPr>
             </w:pPr>
             <w:r>
               <w:rPr>
                 <w:sz w:val="18"/>
                 <w:lang w:val="da-DK"/>
               </w:rPr>
-              <w:t xml:space="preserve">N05</w:t>
-            </w:r>
-          </w:p>
-        </w:tc>
-        <w:tc>
-          <w:tcPr>
-            <w:tcW w:w="1100" w:type="dxa"/>
+              <w:t>Slå netværket fra, start programmet, og opret en beboer.</w:t>
+            </w:r>
+          </w:p>
+        </w:tc>
+        <w:tc>
+          <w:tcPr>
+            <w:tcW w:w="2500" w:type="dxa"/>
           </w:tcPr>
           <w:p>
             <w:pPr>
-              <w:spacing w:before="0" w:after="0"/>
+              <w:rPr>
+                <w:lang w:val="da-DK"/>
+              </w:rPr>
             </w:pPr>
             <w:r>
               <w:rPr>
                 <w:sz w:val="18"/>
                 <w:lang w:val="da-DK"/>
               </w:rPr>
-              <w:t xml:space="preserve">NFR05</w:t>
-            </w:r>
-          </w:p>
-        </w:tc>
-        <w:tc>
-          <w:tcPr>
-            <w:tcW w:w="2500" w:type="dxa"/>
-          </w:tcPr>
-          <w:p>
-            <w:pPr>
-              <w:spacing w:before="0" w:after="0"/>
-            </w:pPr>
-            <w:r>
-              <w:rPr>
-                <w:sz w:val="18"/>
-                <w:lang w:val="da-DK"/>
-              </w:rPr>
-              <w:t xml:space="preserve">Slå netværket fra, start programmet, og opret en beboer.</w:t>
-            </w:r>
-          </w:p>
-        </w:tc>
-        <w:tc>
-          <w:tcPr>
-            <w:tcW w:w="2500" w:type="dxa"/>
-          </w:tcPr>
-          <w:p>
-            <w:pPr>
-              <w:spacing w:before="0" w:after="0"/>
-            </w:pPr>
-            <w:r>
-              <w:rPr>
-                <w:sz w:val="18"/>
-                <w:lang w:val="da-DK"/>
-              </w:rPr>
-              <w:t xml:space="preserve">Programmet starter uden login, og beboeren bliver oprettet.</w:t>
+              <w:t>Programmet starter uden login, og beboeren bliver oprettet.</w:t>
             </w:r>
           </w:p>
         </w:tc>
@@ -17183,16 +19072,13 @@
             <w:tcW w:w="1804" w:type="dxa"/>
           </w:tcPr>
           <w:p>
-            <w:pPr>
-              <w:spacing w:before="0" w:after="0"/>
-            </w:pPr>
-            <w:r>
-              <w:rPr>
+            <w:r>
+              <w:rPr>
+                <w:sz w:val="18"/>
                 <w:highlight w:val="yellow"/>
-                <w:sz w:val="18"/>
-                <w:lang w:val="da-DK"/>
-              </w:rPr>
-              <w:t xml:space="preserve">[Udfyld]</w:t>
+                <w:lang w:val="da-DK"/>
+              </w:rPr>
+              <w:t>[Udfyld]</w:t>
             </w:r>
           </w:p>
         </w:tc>
@@ -17206,66 +19092,64 @@
             <w:tcW w:w="600" w:type="dxa"/>
           </w:tcPr>
           <w:p>
+            <w:r>
+              <w:rPr>
+                <w:sz w:val="18"/>
+                <w:lang w:val="da-DK"/>
+              </w:rPr>
+              <w:t>N06</w:t>
+            </w:r>
+          </w:p>
+        </w:tc>
+        <w:tc>
+          <w:tcPr>
+            <w:tcW w:w="1100" w:type="dxa"/>
+          </w:tcPr>
+          <w:p>
+            <w:r>
+              <w:rPr>
+                <w:sz w:val="18"/>
+                <w:lang w:val="da-DK"/>
+              </w:rPr>
+              <w:t>NFR06</w:t>
+            </w:r>
+          </w:p>
+        </w:tc>
+        <w:tc>
+          <w:tcPr>
+            <w:tcW w:w="2500" w:type="dxa"/>
+          </w:tcPr>
+          <w:p>
             <w:pPr>
-              <w:spacing w:before="0" w:after="0"/>
+              <w:rPr>
+                <w:lang w:val="da-DK"/>
+              </w:rPr>
             </w:pPr>
             <w:r>
               <w:rPr>
                 <w:sz w:val="18"/>
                 <w:lang w:val="da-DK"/>
               </w:rPr>
-              <w:t xml:space="preserve">N06</w:t>
-            </w:r>
-          </w:p>
-        </w:tc>
-        <w:tc>
-          <w:tcPr>
-            <w:tcW w:w="1100" w:type="dxa"/>
+              <w:t>W03: Gennemse data.json og begge sider.</w:t>
+            </w:r>
+          </w:p>
+        </w:tc>
+        <w:tc>
+          <w:tcPr>
+            <w:tcW w:w="2500" w:type="dxa"/>
           </w:tcPr>
           <w:p>
             <w:pPr>
-              <w:spacing w:before="0" w:after="0"/>
+              <w:rPr>
+                <w:lang w:val="da-DK"/>
+              </w:rPr>
             </w:pPr>
             <w:r>
               <w:rPr>
                 <w:sz w:val="18"/>
                 <w:lang w:val="da-DK"/>
               </w:rPr>
-              <w:t xml:space="preserve">NFR06</w:t>
-            </w:r>
-          </w:p>
-        </w:tc>
-        <w:tc>
-          <w:tcPr>
-            <w:tcW w:w="2500" w:type="dxa"/>
-          </w:tcPr>
-          <w:p>
-            <w:pPr>
-              <w:spacing w:before="0" w:after="0"/>
-            </w:pPr>
-            <w:r>
-              <w:rPr>
-                <w:sz w:val="18"/>
-                <w:lang w:val="da-DK"/>
-              </w:rPr>
-              <w:t xml:space="preserve">W03: Gennemse data.json og begge sider.</w:t>
-            </w:r>
-          </w:p>
-        </w:tc>
-        <w:tc>
-          <w:tcPr>
-            <w:tcW w:w="2500" w:type="dxa"/>
-          </w:tcPr>
-          <w:p>
-            <w:pPr>
-              <w:spacing w:before="0" w:after="0"/>
-            </w:pPr>
-            <w:r>
-              <w:rPr>
-                <w:sz w:val="18"/>
-                <w:lang w:val="da-DK"/>
-              </w:rPr>
-              <w:t xml:space="preserve">Ingen navne, husnumre eller individuelle saldi.</w:t>
+              <w:t>Ingen navne, husnumre eller individuelle saldi.</w:t>
             </w:r>
           </w:p>
         </w:tc>
@@ -17274,15 +19158,12 @@
             <w:tcW w:w="1804" w:type="dxa"/>
           </w:tcPr>
           <w:p>
-            <w:pPr>
-              <w:spacing w:before="0" w:after="0"/>
-            </w:pPr>
-            <w:r>
-              <w:rPr>
-                <w:sz w:val="18"/>
-                <w:lang w:val="da-DK"/>
-              </w:rPr>
-              <w:t xml:space="preserve">Bestået</w:t>
+            <w:r>
+              <w:rPr>
+                <w:sz w:val="18"/>
+                <w:lang w:val="da-DK"/>
+              </w:rPr>
+              <w:t>Bestået</w:t>
             </w:r>
           </w:p>
         </w:tc>
@@ -17290,14 +19171,17 @@
     </w:tbl>
     <w:p>
       <w:pPr>
-        <w:spacing w:before="0" w:after="120"/>
+        <w:spacing w:after="120"/>
       </w:pPr>
     </w:p>
     <w:p>
       <w:pPr>
         <w:pStyle w:val="Brdtekst1"/>
-        <w:spacing w:before="60" w:after="240"/>
+        <w:spacing w:before="60"/>
         <w:jc w:val="center"/>
+        <w:rPr>
+          <w:lang w:val="da-DK"/>
+        </w:rPr>
       </w:pPr>
       <w:r>
         <w:rPr>
@@ -17306,7 +19190,7 @@
           <w:sz w:val="18"/>
           <w:lang w:val="da-DK"/>
         </w:rPr>
-        <w:t xml:space="preserve">Tabel 12: Test af ikke-funktionelle krav.</w:t>
+        <w:t>Tabel 12: Test af ikke-funktionelle krav.</w:t>
       </w:r>
     </w:p>
     <w:p>
@@ -17321,7 +19205,7 @@
           <w:lang w:val="da-DK"/>
         </w:rPr>
       </w:pPr>
-      <w:bookmarkStart w:id="38" w:name="_Toc242969390"/>
+      <w:bookmarkStart w:id="37" w:name="_Toc242969390"/>
       <w:r>
         <w:rPr>
           <w:lang w:val="da-DK"/>
@@ -17329,7 +19213,7 @@
         <w:lastRenderedPageBreak/>
         <w:t>Resultater</w:t>
       </w:r>
-      <w:bookmarkEnd w:id="38"/>
+      <w:bookmarkEnd w:id="37"/>
     </w:p>
     <w:p>
       <w:pPr>
@@ -17359,7 +19243,7 @@
         <w:rPr>
           <w:lang w:val="da-DK"/>
         </w:rPr>
-        <w:t xml:space="preserve">20 af 20 funktionelle krav er implementeret, og 20 er testet med et godkendt resultat.</w:t>
+        <w:t>20 af 20 funktionelle krav er implementeret, og 20 er testet med et godkendt resultat.</w:t>
       </w:r>
     </w:p>
     <w:p>
@@ -17376,7 +19260,7 @@
         <w:rPr>
           <w:lang w:val="da-DK"/>
         </w:rPr>
-        <w:t xml:space="preserve">6 af 6 ikke-funktionelle krav er testet med et godkendt resultat.</w:t>
+        <w:t>6 af 6 ikke-funktionelle krav er testet med et godkendt resultat.</w:t>
       </w:r>
     </w:p>
     <w:p>
@@ -17393,7 +19277,7 @@
         <w:rPr>
           <w:lang w:val="da-DK"/>
         </w:rPr>
-        <w:t xml:space="preserve">Alle 11 unittests bestod, og 15 af 15 black box-testcases bestod.</w:t>
+        <w:t>Alle 11 unittests bestod, og 15 af 15 black box-testcases bestod.</w:t>
       </w:r>
     </w:p>
     <w:p>
@@ -17512,8 +19396,7 @@
           <w:lang w:val="da-DK"/>
         </w:rPr>
       </w:pPr>
-      <w:bookmarkStart w:id="40" w:name="_Toc242969391"/>
-      <w:bookmarkEnd w:id="39"/>
+      <w:bookmarkStart w:id="38" w:name="_Toc242969391"/>
       <w:r>
         <w:rPr>
           <w:lang w:val="da-DK"/>
@@ -17521,7 +19404,7 @@
         <w:lastRenderedPageBreak/>
         <w:t>Diskussion</w:t>
       </w:r>
-      <w:bookmarkEnd w:id="40"/>
+      <w:bookmarkEnd w:id="38"/>
     </w:p>
     <w:p>
       <w:pPr>
@@ -17549,14 +19432,14 @@
           <w:lang w:val="da-DK"/>
         </w:rPr>
       </w:pPr>
-      <w:bookmarkStart w:id="41" w:name="_Toc242969392"/>
+      <w:bookmarkStart w:id="39" w:name="_Toc242969392"/>
       <w:r>
         <w:rPr>
           <w:lang w:val="da-DK"/>
         </w:rPr>
         <w:t>Fortolkningen af bytteopgaver</w:t>
       </w:r>
-      <w:bookmarkEnd w:id="41"/>
+      <w:bookmarkEnd w:id="39"/>
     </w:p>
     <w:p>
       <w:pPr>
@@ -17598,14 +19481,14 @@
           <w:lang w:val="da-DK"/>
         </w:rPr>
       </w:pPr>
-      <w:bookmarkStart w:id="42" w:name="_Toc242969393"/>
+      <w:bookmarkStart w:id="40" w:name="_Toc242969393"/>
       <w:r>
         <w:rPr>
           <w:lang w:val="da-DK"/>
         </w:rPr>
         <w:t>Pointlogik i controlleren</w:t>
       </w:r>
-      <w:bookmarkEnd w:id="42"/>
+      <w:bookmarkEnd w:id="40"/>
     </w:p>
     <w:p>
       <w:pPr>
@@ -17630,14 +19513,14 @@
         </w:numPr>
         <w:spacing w:before="300" w:after="120"/>
       </w:pPr>
-      <w:bookmarkStart w:id="43" w:name="_Toc242969394"/>
+      <w:bookmarkStart w:id="41" w:name="_Toc242969394"/>
       <w:r>
         <w:rPr>
           <w:lang w:val="da-DK"/>
         </w:rPr>
         <w:t>Data og opgavernes tilstand</w:t>
       </w:r>
-      <w:bookmarkEnd w:id="43"/>
+      <w:bookmarkEnd w:id="41"/>
     </w:p>
     <w:p>
       <w:pPr>
@@ -17739,7 +19622,7 @@
         <w:rPr>
           <w:lang w:val="da-DK"/>
         </w:rPr>
-        <w:t xml:space="preserve">Hvis en gemning fejler, fx fordi filen er låst, bliver fejlen kun skrevet i konsollen. Koordinatoren får ingen besked og tror, at data er gemt. Programmet burde vise en fejlbesked her, ligesom det gør ved ugyldige indtastninger.</w:t>
+        <w:t>Hvis en gemning fejler, fx fordi filen er låst, bliver fejlen kun skrevet i konsollen. Koordinatoren får ingen besked og tror, at data er gemt. Programmet burde vise en fejlbesked her, ligesom det gør ved ugyldige indtastninger.</w:t>
       </w:r>
     </w:p>
     <w:p>
@@ -17756,7 +19639,7 @@
         <w:rPr>
           <w:lang w:val="da-DK"/>
         </w:rPr>
-        <w:t xml:space="preserve">WebDataManager skriver data.json til stien src/main/resources/web, regnet fra den mappe, programmet startes i. Det virker, når vi starter programmet fra IntelliJ, men ikke hvis programmet pakkes og installeres på Bobs computer. Stien burde kunne indstilles.</w:t>
+        <w:t>WebDataManager skriver data.json til stien src/main/resources/web, regnet fra den mappe, programmet startes i. Det virker, når vi starter programmet fra IntelliJ, men ikke hvis programmet pakkes og installeres på Bobs computer. Stien burde kunne indstilles.</w:t>
       </w:r>
     </w:p>
     <w:p>
@@ -17771,14 +19654,14 @@
           <w:lang w:val="da-DK"/>
         </w:rPr>
       </w:pPr>
-      <w:bookmarkStart w:id="44" w:name="_Toc242969395"/>
+      <w:bookmarkStart w:id="42" w:name="_Toc242969395"/>
       <w:r>
         <w:rPr>
           <w:lang w:val="da-DK"/>
         </w:rPr>
         <w:t>Hvad mangler i forhold til Bobs ønsker</w:t>
       </w:r>
-      <w:bookmarkEnd w:id="44"/>
+      <w:bookmarkEnd w:id="42"/>
     </w:p>
     <w:p>
       <w:pPr>
@@ -17816,12 +19699,15 @@
           <w:numId w:val="0"/>
         </w:numPr>
         <w:spacing w:before="300" w:after="120"/>
-      </w:pPr>
-      <w:r>
-        <w:rPr>
-          <w:lang w:val="da-DK"/>
-        </w:rPr>
-        <w:t xml:space="preserve">Persondata</w:t>
+        <w:rPr>
+          <w:lang w:val="da-DK"/>
+        </w:rPr>
+      </w:pPr>
+      <w:r>
+        <w:rPr>
+          <w:lang w:val="da-DK"/>
+        </w:rPr>
+        <w:t>Persondata</w:t>
       </w:r>
     </w:p>
     <w:p>
@@ -17835,7 +19721,14 @@
         <w:rPr>
           <w:lang w:val="da-DK"/>
         </w:rPr>
-        <w:t xml:space="preserve">Programmet gemmer beboernes fødselsdato (FR01), men fødselsdatoen indgår ikke i nogen af programmets regler eller beregninger, og Bob nævner den ikke i interviewet. Efter princippet om dataminimering i databeskyttelsesforordningen må man kun indsamle de oplysninger, der er nødvendige til formålet (Europa-Parlamentet og Rådet, 2016). Fødselsdatoen kunne bruges til at skelne mellem to beboere med samme navn, men det klarer husnummeret i de fleste tilfælde. Vi burde derfor have spurgt Bob, om han har brug for den, og ellers fjernet feltet.</w:t>
+        <w:t xml:space="preserve">Programmet gemmer beboernes fødselsdato (FR01), men fødselsdatoen indgår ikke i nogen af programmets regler eller beregninger, og Bob nævner den ikke i interviewet. Efter princippet om dataminimering i databeskyttelsesforordningen må man kun </w:t>
+      </w:r>
+      <w:r>
+        <w:rPr>
+          <w:lang w:val="da-DK"/>
+        </w:rPr>
+        <w:lastRenderedPageBreak/>
+        <w:t>indsamle de oplysninger, der er nødvendige til formålet (Europa-Parlamentet og Rådet, 2016). Fødselsdatoen kunne bruges til at skelne mellem to beboere med samme navn, men det klarer husnummeret i de fleste tilfælde. Vi burde derfor have spurgt Bob, om han har brug for den, og ellers fjernet feltet.</w:t>
       </w:r>
     </w:p>
     <w:p>
@@ -17850,14 +19743,14 @@
           <w:lang w:val="da-DK"/>
         </w:rPr>
       </w:pPr>
-      <w:bookmarkStart w:id="45" w:name="_Toc242969396"/>
+      <w:bookmarkStart w:id="43" w:name="_Toc242969396"/>
       <w:r>
         <w:rPr>
           <w:lang w:val="da-DK"/>
         </w:rPr>
         <w:t>Test</w:t>
       </w:r>
-      <w:bookmarkEnd w:id="45"/>
+      <w:bookmarkEnd w:id="43"/>
     </w:p>
     <w:p>
       <w:pPr>
@@ -17884,7 +19777,7 @@
         <w:rPr>
           <w:lang w:val="da-DK"/>
         </w:rPr>
-        <w:t xml:space="preserve">Der er heller ingen automatiske tests af controllerne. Reglerne for at afslutte en opgave er derfor kun testet manuelt gennem brugerfladen (T03, T06 og T07). Testene af hjemmesiden er også manuelle. Hvis koden bliver ændret senere, skal de tests gentages i hånden, og det er let at glemme. Det er endnu en grund til at flytte reglerne for afslutning ind i modelklasserne, så de kan dækkes af unittests.</w:t>
+        <w:t>Der er heller ingen automatiske tests af controllerne. Reglerne for at afslutte en opgave er derfor kun testet manuelt gennem brugerfladen (T03, T06 og T07). Testene af hjemmesiden er også manuelle. Hvis koden bliver ændret senere, skal de tests gentages i hånden, og det er let at glemme. Det er endnu en grund til at flytte reglerne for afslutning ind i modelklasserne, så de kan dækkes af unittests.</w:t>
       </w:r>
     </w:p>
     <w:p>
@@ -17898,7 +19791,7 @@
         <w:rPr>
           <w:lang w:val="da-DK"/>
         </w:rPr>
-        <w:t xml:space="preserve">Testene viste, at alle 20 funktionelle krav og alle 6 ikke-funktionelle krav blev opfyldt i de gennemførte tests. Alle 11 unittests og 15 black box-tests bestod. Der er derfor ikke identificeret krav, som fejlede i testen. En begrænsning er dog, at systemet ikke er brugertestet af Bob eller andre eksterne brugere, så vi kan ikke konkludere, hvor intuitiv brugerfladen er i praksis.</w:t>
+        <w:t>Testene viste, at alle 20 funktionelle krav og alle 6 ikke-funktionelle krav blev opfyldt i de gennemførte tests. Alle 11 unittests og 15 black box-tests bestod. Der er derfor ikke identificeret krav, som fejlede i testen. En begrænsning er dog, at systemet ikke er brugertestet af Bob eller andre eksterne brugere, så vi kan ikke konkludere, hvor intuitiv brugerfladen er i praksis.</w:t>
       </w:r>
     </w:p>
     <w:p>
@@ -17909,12 +19802,15 @@
           <w:numId w:val="0"/>
         </w:numPr>
         <w:spacing w:before="300" w:after="120"/>
-      </w:pPr>
-      <w:r>
-        <w:rPr>
-          <w:lang w:val="da-DK"/>
-        </w:rPr>
-        <w:t xml:space="preserve">Brug af generativ AI</w:t>
+        <w:rPr>
+          <w:lang w:val="da-DK"/>
+        </w:rPr>
+      </w:pPr>
+      <w:r>
+        <w:rPr>
+          <w:lang w:val="da-DK"/>
+        </w:rPr>
+        <w:t>Brug af generativ AI</w:t>
       </w:r>
     </w:p>
     <w:p>
@@ -17928,7 +19824,7 @@
         <w:rPr>
           <w:lang w:val="da-DK"/>
         </w:rPr>
-        <w:t xml:space="preserve">Vi har brugt generativ AI meget i projektet, som beskrevet i kapitel 3. Uden det havde vi ikke nået en fungerende løsning på én uge. Men vi oplevede også flere gange, at det, AI lavede, var forkert eller ikke passede med resten. Tre eksempler:</w:t>
+        <w:t>Vi har brugt generativ AI meget i projektet, som beskrevet i kapitel 3. Uden det havde vi ikke nået en fungerende løsning på én uge. Men vi oplevede også flere gange, at det, AI lavede, var forkert eller ikke passede med resten. Tre eksempler:</w:t>
       </w:r>
     </w:p>
     <w:p>
@@ -17945,7 +19841,7 @@
         <w:rPr>
           <w:lang w:val="da-DK"/>
         </w:rPr>
-        <w:t xml:space="preserve">Unittestene var skrevet efter en tidligere pointregel. Da vi ændrede reglen, så point først gives ved afslutning, fejlede fem af de ti tests, og de måtte skrives om.</w:t>
+        <w:t>Unittestene var skrevet efter en tidligere pointregel. Da vi ændrede reglen, så point først gives ved afslutning, fejlede fem af de ti tests, og de måtte skrives om.</w:t>
       </w:r>
     </w:p>
     <w:p>
@@ -17962,7 +19858,7 @@
         <w:rPr>
           <w:lang w:val="da-DK"/>
         </w:rPr>
-        <w:t xml:space="preserve">I de første sekvensdiagrammer hed livslinjerne noget andet end klasserne i koden, og fragmenterne sad forkert.</w:t>
+        <w:t>I de første sekvensdiagrammer hed livslinjerne noget andet end klasserne i koden, og fragmenterne sad forkert.</w:t>
       </w:r>
     </w:p>
     <w:p>
@@ -17979,7 +19875,7 @@
         <w:rPr>
           <w:lang w:val="da-DK"/>
         </w:rPr>
-        <w:t xml:space="preserve">Klassediagrammet havde forkerte returtyper, fx getOpgaver() : void.</w:t>
+        <w:t>Klassediagrammet havde forkerte returtyper, fx getOpgaver() : void.</w:t>
       </w:r>
     </w:p>
     <w:p>
@@ -17993,7 +19889,8 @@
         <w:rPr>
           <w:lang w:val="da-DK"/>
         </w:rPr>
-        <w:t xml:space="preserve">Vi fandt fejlene, fordi vi sammenlignede diagrammer, kode og rapport og kørte testene. Her fik vi brug for sporbarheden mellem krav, design, kode og test i praksis, for det var den, der fangede fejlene. Den største risiko ved AI er, at noget kan se færdigt ud, før man har forstået det. Derfor har vi gennemgået koden og diagrammerne sammen, så vi begge kan forklare løsningen.</w:t>
+        <w:lastRenderedPageBreak/>
+        <w:t>Vi fandt fejlene, fordi vi sammenlignede diagrammer, kode og rapport og kørte testene. Her fik vi brug for sporbarheden mellem krav, design, kode og test i praksis, for det var den, der fangede fejlene. Den største risiko ved AI er, at noget kan se færdigt ud, før man har forstået det. Derfor har vi gennemgået koden og diagrammerne sammen, så vi begge kan forklare løsningen.</w:t>
       </w:r>
     </w:p>
     <w:p>
@@ -18008,15 +19905,14 @@
           <w:lang w:val="da-DK"/>
         </w:rPr>
       </w:pPr>
-      <w:bookmarkStart w:id="46" w:name="_Toc242969397"/>
-      <w:r>
-        <w:rPr>
-          <w:lang w:val="da-DK"/>
-        </w:rPr>
-        <w:lastRenderedPageBreak/>
-        <w:t xml:space="preserve">Vandfaldsmodellen på en uge</w:t>
-      </w:r>
-      <w:bookmarkEnd w:id="46"/>
+      <w:bookmarkStart w:id="44" w:name="_Toc242969397"/>
+      <w:r>
+        <w:rPr>
+          <w:lang w:val="da-DK"/>
+        </w:rPr>
+        <w:t>Vandfaldsmodellen på en uge</w:t>
+      </w:r>
+      <w:bookmarkEnd w:id="44"/>
     </w:p>
     <w:p>
       <w:pPr>
@@ -18058,8 +19954,7 @@
           <w:lang w:val="da-DK"/>
         </w:rPr>
       </w:pPr>
-      <w:bookmarkStart w:id="48" w:name="_Toc242969398"/>
-      <w:bookmarkEnd w:id="47"/>
+      <w:bookmarkStart w:id="45" w:name="_Toc242969398"/>
       <w:r>
         <w:rPr>
           <w:lang w:val="da-DK"/>
@@ -18067,7 +19962,7 @@
         <w:lastRenderedPageBreak/>
         <w:t>Konklusion og anbefalinger</w:t>
       </w:r>
-      <w:bookmarkEnd w:id="48"/>
+      <w:bookmarkEnd w:id="45"/>
     </w:p>
     <w:p>
       <w:pPr>
@@ -18095,7 +19990,7 @@
           <w:b/>
           <w:lang w:val="da-DK"/>
         </w:rPr>
-        <w:t xml:space="preserve">Hvilke krav kan udledes af interviewet, og hvordan kan de testes?</w:t>
+        <w:t>Hvilke krav kan udledes af interviewet, og hvordan kan de testes?</w:t>
       </w:r>
       <w:r>
         <w:rPr>
@@ -18116,7 +20011,7 @@
           <w:b/>
           <w:lang w:val="da-DK"/>
         </w:rPr>
-        <w:t xml:space="preserve">Hvordan kan pointreglerne modelleres?</w:t>
+        <w:t>Hvordan kan pointreglerne modelleres?</w:t>
       </w:r>
       <w:r>
         <w:rPr>
@@ -18137,7 +20032,7 @@
           <w:b/>
           <w:lang w:val="da-DK"/>
         </w:rPr>
-        <w:t xml:space="preserve">Hvordan kan data vises på hjemmesiden uden personoplysninger?</w:t>
+        <w:t>Hvordan kan data vises på hjemmesiden uden personoplysninger?</w:t>
       </w:r>
       <w:r>
         <w:rPr>
@@ -18158,7 +20053,7 @@
           <w:b/>
           <w:lang w:val="da-DK"/>
         </w:rPr>
-        <w:t xml:space="preserve">Hvordan kan vi dokumentere, at løsningen opfylder kravene?</w:t>
+        <w:t>Hvordan kan vi dokumentere, at løsningen opfylder kravene?</w:t>
       </w:r>
       <w:r>
         <w:rPr>
@@ -18178,7 +20073,7 @@
         <w:rPr>
           <w:lang w:val="da-DK"/>
         </w:rPr>
-        <w:t xml:space="preserve">Testresultaterne viser, at alle 20 funktionelle krav og alle 6 ikke-funktionelle krav blev opfyldt. Desuden bestod alle 11 unittests, alle 15 black box-tests og alle 4 tests af hjemmesiden.</w:t>
+        <w:t>Testresultaterne viser, at alle 20 funktionelle krav og alle 6 ikke-funktionelle krav blev opfyldt. Desuden bestod alle 11 unittests, alle 15 black box-tests og alle 4 tests af hjemmesiden.</w:t>
       </w:r>
     </w:p>
     <w:p>
@@ -18204,14 +20099,14 @@
         </w:numPr>
         <w:spacing w:before="300" w:after="120"/>
       </w:pPr>
-      <w:bookmarkStart w:id="49" w:name="_Toc242969399"/>
+      <w:bookmarkStart w:id="46" w:name="_Toc242969399"/>
       <w:r>
         <w:rPr>
           <w:lang w:val="da-DK"/>
         </w:rPr>
         <w:t>Anbefalinger</w:t>
       </w:r>
-      <w:bookmarkEnd w:id="49"/>
+      <w:bookmarkEnd w:id="46"/>
     </w:p>
     <w:p>
       <w:pPr>
@@ -18261,6 +20156,7 @@
         <w:rPr>
           <w:lang w:val="da-DK"/>
         </w:rPr>
+        <w:lastRenderedPageBreak/>
         <w:t>Tilføj mål for fællespuljen, så hjemmesiden kan vise, hvor tæt landsbyen er på næste fælles aktivitet.</w:t>
       </w:r>
     </w:p>
@@ -18295,7 +20191,7 @@
         <w:rPr>
           <w:lang w:val="da-DK"/>
         </w:rPr>
-        <w:t xml:space="preserve">Afklar med Bob, om fødselsdatoen er nødvendig, og fjern feltet, hvis den ikke er.</w:t>
+        <w:t>Afklar med Bob, om fødselsdatoen er nødvendig, og fjern feltet, hvis den ikke er.</w:t>
       </w:r>
     </w:p>
     <w:p>
@@ -18327,7 +20223,7 @@
           <w:lang w:val="da-DK"/>
         </w:rPr>
       </w:pPr>
-      <w:bookmarkStart w:id="50" w:name="_Toc242969400"/>
+      <w:bookmarkStart w:id="47" w:name="_Toc242969400"/>
       <w:r>
         <w:rPr>
           <w:lang w:val="da-DK"/>
@@ -18335,7 +20231,7 @@
         <w:lastRenderedPageBreak/>
         <w:t>Referencer</w:t>
       </w:r>
-      <w:bookmarkEnd w:id="50"/>
+      <w:bookmarkEnd w:id="47"/>
     </w:p>
     <w:p>
       <w:pPr>
@@ -18350,7 +20246,7 @@
         <w:rPr>
           <w:lang w:val="da-DK"/>
         </w:rPr>
-        <w:t xml:space="preserve">Anthropic. (2026). Claude [Stor sprogmodel]. https://claude.ai/</w:t>
+        <w:t>Anthropic. (2026). Claude [Stor sprogmodel]. https://claude.ai/</w:t>
       </w:r>
     </w:p>
     <w:p>
@@ -18401,7 +20297,7 @@
         <w:rPr>
           <w:lang w:val="da-DK"/>
         </w:rPr>
-        <w:t xml:space="preserve">Nielsen, J. (1994). 10 usability heuristics for user interface design. Nielsen Norman Group. Hentet 15. oktober 2026 fra https://www.nngroup.com/articles/ten-usability-heuristics/</w:t>
+        <w:t>Nielsen, J. (1994). 10 usability heuristics for user interface design. Nielsen Norman Group. Hentet 15. oktober 2026 fra https://www.nngroup.com/articles/ten-usability-heuristics/</w:t>
       </w:r>
     </w:p>
     <w:p>
@@ -18417,7 +20313,7 @@
         <w:rPr>
           <w:lang w:val="da-DK"/>
         </w:rPr>
-        <w:t xml:space="preserve">OpenAI. (2026). ChatGPT [Stor sprogmodel]. https://chatgpt.com/</w:t>
+        <w:t>OpenAI. (2026). ChatGPT [Stor sprogmodel]. https://chatgpt.com/</w:t>
       </w:r>
     </w:p>
     <w:p>
@@ -18538,7 +20434,7 @@
           <w:lang w:val="da-DK"/>
         </w:rPr>
       </w:pPr>
-      <w:bookmarkStart w:id="51" w:name="_Toc242969401"/>
+      <w:bookmarkStart w:id="48" w:name="_Toc242969401"/>
       <w:r>
         <w:rPr>
           <w:lang w:val="da-DK"/>
@@ -18546,7 +20442,7 @@
         <w:lastRenderedPageBreak/>
         <w:t>Bilag</w:t>
       </w:r>
-      <w:bookmarkEnd w:id="51"/>
+      <w:bookmarkEnd w:id="48"/>
     </w:p>
     <w:p>
       <w:pPr>
@@ -18562,7 +20458,7 @@
         <w:rPr>
           <w:lang w:val="da-DK"/>
         </w:rPr>
-        <w:t xml:space="preserve">Bilag 1: Brainstorm og aktører</w:t>
+        <w:t>Bilag 1: Brainstorm og aktører</w:t>
       </w:r>
     </w:p>
     <w:p>
@@ -18579,7 +20475,7 @@
         <w:rPr>
           <w:lang w:val="da-DK"/>
         </w:rPr>
-        <w:t xml:space="preserve">Bilag 2: Kravspecifikation</w:t>
+        <w:t>Bilag 2: Kravspecifikation</w:t>
       </w:r>
     </w:p>
     <w:p>
@@ -18596,7 +20492,7 @@
         <w:rPr>
           <w:lang w:val="da-DK"/>
         </w:rPr>
-        <w:t xml:space="preserve">Bilag 3: Use case-beskrivelser UC01–UC19</w:t>
+        <w:t>Bilag 3: Use case-beskrivelser UC01–UC19</w:t>
       </w:r>
     </w:p>
     <w:p>
@@ -18613,7 +20509,7 @@
         <w:rPr>
           <w:lang w:val="da-DK"/>
         </w:rPr>
-        <w:t xml:space="preserve">Bilag 4: UML-diagrammer (use case-diagram, domænemodel, klassediagram, 19 aktivitetsdiagrammer og 3 sekvensdiagrammer)</w:t>
+        <w:t>Bilag 4: UML-diagrammer (use case-diagram, domænemodel, klassediagram, 19 aktivitetsdiagrammer og 3 sekvensdiagrammer)</w:t>
       </w:r>
     </w:p>
     <w:p>
@@ -18630,7 +20526,7 @@
         <w:rPr>
           <w:lang w:val="da-DK"/>
         </w:rPr>
-        <w:t xml:space="preserve">Bilag 5: Gruppekontrakt</w:t>
+        <w:t>Bilag 5: Gruppekontrakt</w:t>
       </w:r>
     </w:p>
     <w:p>
@@ -18644,7 +20540,7 @@
         <w:rPr>
           <w:lang w:val="da-DK"/>
         </w:rPr>
-        <w:t xml:space="preserve">Kildekoden afleveres separat og findes også på GitHub:</w:t>
+        <w:t>Kildekoden afleveres separat og findes også på GitHub:</w:t>
       </w:r>
     </w:p>
     <w:p>
@@ -18659,7 +20555,7 @@
         <w:rPr>
           <w:lang w:val="da-DK"/>
         </w:rPr>
-        <w:t xml:space="preserve">https://github.com/chadiElKhatib/Sep1_Mehmet_Chadi_Reeksamen</w:t>
+        <w:t>https://github.com/chadiElKhatib/Sep1_Mehmet_Chadi_Reeksamen</w:t>
       </w:r>
     </w:p>
     <w:p>
@@ -18746,7 +20642,6 @@
         <w:docPartUnique/>
       </w:docPartObj>
     </w:sdtPr>
-    <w:sdtEndPr/>
     <w:sdtContent>
       <w:p>
         <w:pPr>
@@ -21618,14 +23513,52 @@
 </file>
 
 <file path=customXml/item1.xml><?xml version="1.0" encoding="utf-8"?>
-<p:properties xmlns:p="http://schemas.microsoft.com/office/2006/metadata/properties" xmlns:xsi="http://www.w3.org/2001/XMLSchema-instance" xmlns:pc="http://schemas.microsoft.com/office/infopath/2007/PartnerControls">
-  <documentManagement>
-    <_activity xmlns="b856de41-ffe9-4ffb-a61e-828c3cd98991" xsi:nil="true"/>
-  </documentManagement>
-</p:properties>
+<?mso-contentType ?>
+<FormTemplates xmlns="http://schemas.microsoft.com/sharepoint/v3/contenttype/forms">
+  <Display>DocumentLibraryForm</Display>
+  <Edit>DocumentLibraryForm</Edit>
+  <New>DocumentLibraryForm</New>
+</FormTemplates>
 </file>
 
 <file path=customXml/item2.xml><?xml version="1.0" encoding="utf-8"?>
+<b:Sources xmlns:b="http://schemas.openxmlformats.org/officeDocument/2006/bibliography" xmlns="http://schemas.openxmlformats.org/officeDocument/2006/bibliography" SelectedStyle="\HarvardAnglia2008OfficeOnline.xsl" StyleName="Harvard - Anglia" Version="2008">
+  <b:Source>
+    <b:Tag>Nat</b:Tag>
+    <b:SourceType>Report</b:SourceType>
+    <b:Guid>{FD74F6E0-8365-42B9-812E-9E81F9564E6D}</b:Guid>
+    <b:Title>Scientific and Technical Reports -</b:Title>
+    <b:Author>
+      <b:Author>
+        <b:Corporate>NISO</b:Corporate>
+      </b:Author>
+    </b:Author>
+    <b:Year>2010</b:Year>
+    <b:Publisher>National Information Standards Oganization</b:Publisher>
+    <b:City>Baltimore</b:City>
+    <b:RefOrder>2</b:RefOrder>
+  </b:Source>
+  <b:Source>
+    <b:Tag>VIAon</b:Tag>
+    <b:SourceType>Report</b:SourceType>
+    <b:Guid>{A48F483B-3911-4639-89D6-9C11B74A3A53}</b:Guid>
+    <b:Title>Confidential Student Reports</b:Title>
+    <b:Year>in preparation</b:Year>
+    <b:Author>
+      <b:Author>
+        <b:NameList>
+          <b:Person>
+            <b:Last>VIA Engineering</b:Last>
+          </b:Person>
+        </b:NameList>
+      </b:Author>
+    </b:Author>
+    <b:RefOrder>1</b:RefOrder>
+  </b:Source>
+</b:Sources>
+</file>
+
+<file path=customXml/item3.xml><?xml version="1.0" encoding="utf-8"?>
 <ct:contentTypeSchema xmlns:ct="http://schemas.microsoft.com/office/2006/metadata/contentType" xmlns:ma="http://schemas.microsoft.com/office/2006/metadata/properties/metaAttributes" ct:_="" ma:_="" ma:contentTypeName="Dokument" ma:contentTypeID="0x0101009AAD82F1B4C2EE4AB7F2E05E744AEC40" ma:contentTypeVersion="17" ma:contentTypeDescription="Opret et nyt dokument." ma:contentTypeScope="" ma:versionID="602bd206a20b6b092909dcf91ac36978">
   <xsd:schema xmlns:xsd="http://www.w3.org/2001/XMLSchema" xmlns:xs="http://www.w3.org/2001/XMLSchema" xmlns:p="http://schemas.microsoft.com/office/2006/metadata/properties" xmlns:ns3="6ca02495-8b62-47f1-9da0-435dec440309" xmlns:ns4="b856de41-ffe9-4ffb-a61e-828c3cd98991" targetNamespace="http://schemas.microsoft.com/office/2006/metadata/properties" ma:root="true" ma:fieldsID="4010509d191229fef63b08c9777d5975" ns3:_="" ns4:_="">
     <xsd:import namespace="6ca02495-8b62-47f1-9da0-435dec440309"/>
@@ -21872,63 +23805,31 @@
 </ct:contentTypeSchema>
 </file>
 
-<file path=customXml/item3.xml><?xml version="1.0" encoding="utf-8"?>
-<b:Sources xmlns:b="http://schemas.openxmlformats.org/officeDocument/2006/bibliography" xmlns="http://schemas.openxmlformats.org/officeDocument/2006/bibliography" SelectedStyle="\HarvardAnglia2008OfficeOnline.xsl" StyleName="Harvard - Anglia" Version="2008">
-  <b:Source>
-    <b:Tag>Nat</b:Tag>
-    <b:SourceType>Report</b:SourceType>
-    <b:Guid>{FD74F6E0-8365-42B9-812E-9E81F9564E6D}</b:Guid>
-    <b:Title>Scientific and Technical Reports -</b:Title>
-    <b:Author>
-      <b:Author>
-        <b:Corporate>NISO</b:Corporate>
-      </b:Author>
-    </b:Author>
-    <b:Year>2010</b:Year>
-    <b:Publisher>National Information Standards Oganization</b:Publisher>
-    <b:City>Baltimore</b:City>
-    <b:RefOrder>2</b:RefOrder>
-  </b:Source>
-  <b:Source>
-    <b:Tag>VIAon</b:Tag>
-    <b:SourceType>Report</b:SourceType>
-    <b:Guid>{A48F483B-3911-4639-89D6-9C11B74A3A53}</b:Guid>
-    <b:Title>Confidential Student Reports</b:Title>
-    <b:Year>in preparation</b:Year>
-    <b:Author>
-      <b:Author>
-        <b:NameList>
-          <b:Person>
-            <b:Last>VIA Engineering</b:Last>
-          </b:Person>
-        </b:NameList>
-      </b:Author>
-    </b:Author>
-    <b:RefOrder>1</b:RefOrder>
-  </b:Source>
-</b:Sources>
-</file>
-
 <file path=customXml/item4.xml><?xml version="1.0" encoding="utf-8"?>
-<?mso-contentType ?>
-<FormTemplates xmlns="http://schemas.microsoft.com/sharepoint/v3/contenttype/forms">
-  <Display>DocumentLibraryForm</Display>
-  <Edit>DocumentLibraryForm</Edit>
-  <New>DocumentLibraryForm</New>
-</FormTemplates>
+<p:properties xmlns:p="http://schemas.microsoft.com/office/2006/metadata/properties" xmlns:xsi="http://www.w3.org/2001/XMLSchema-instance" xmlns:pc="http://schemas.microsoft.com/office/infopath/2007/PartnerControls">
+  <documentManagement>
+    <_activity xmlns="b856de41-ffe9-4ffb-a61e-828c3cd98991" xsi:nil="true"/>
+  </documentManagement>
+</p:properties>
 </file>
 
 <file path=customXml/itemProps1.xml><?xml version="1.0" encoding="utf-8"?>
-<ds:datastoreItem xmlns:ds="http://schemas.openxmlformats.org/officeDocument/2006/customXml" ds:itemID="{B3EBB357-DA60-469A-B5F2-E35DF6FD1B0D}">
+<ds:datastoreItem xmlns:ds="http://schemas.openxmlformats.org/officeDocument/2006/customXml" ds:itemID="{36B18D59-688D-4806-A4EA-B7808C4D834E}">
   <ds:schemaRefs>
-    <ds:schemaRef ds:uri="http://schemas.microsoft.com/office/2006/metadata/properties"/>
-    <ds:schemaRef ds:uri="http://schemas.microsoft.com/office/infopath/2007/PartnerControls"/>
-    <ds:schemaRef ds:uri="b856de41-ffe9-4ffb-a61e-828c3cd98991"/>
+    <ds:schemaRef ds:uri="http://schemas.microsoft.com/sharepoint/v3/contenttype/forms"/>
   </ds:schemaRefs>
 </ds:datastoreItem>
 </file>
 
 <file path=customXml/itemProps2.xml><?xml version="1.0" encoding="utf-8"?>
+<ds:datastoreItem xmlns:ds="http://schemas.openxmlformats.org/officeDocument/2006/customXml" ds:itemID="{EC507CA0-4407-4B6F-98F5-E05659795A92}">
+  <ds:schemaRefs>
+    <ds:schemaRef ds:uri="http://schemas.openxmlformats.org/officeDocument/2006/bibliography"/>
+  </ds:schemaRefs>
+</ds:datastoreItem>
+</file>
+
+<file path=customXml/itemProps3.xml><?xml version="1.0" encoding="utf-8"?>
 <ds:datastoreItem xmlns:ds="http://schemas.openxmlformats.org/officeDocument/2006/customXml" ds:itemID="{532FD32D-98C5-48B3-AC7F-E74690100B8E}">
   <ds:schemaRefs>
     <ds:schemaRef ds:uri="http://schemas.microsoft.com/office/2006/metadata/contentType"/>
@@ -21947,18 +23848,12 @@
 </ds:datastoreItem>
 </file>
 
-<file path=customXml/itemProps3.xml><?xml version="1.0" encoding="utf-8"?>
-<ds:datastoreItem xmlns:ds="http://schemas.openxmlformats.org/officeDocument/2006/customXml" ds:itemID="{EC507CA0-4407-4B6F-98F5-E05659795A92}">
+<file path=customXml/itemProps4.xml><?xml version="1.0" encoding="utf-8"?>
+<ds:datastoreItem xmlns:ds="http://schemas.openxmlformats.org/officeDocument/2006/customXml" ds:itemID="{B3EBB357-DA60-469A-B5F2-E35DF6FD1B0D}">
   <ds:schemaRefs>
-    <ds:schemaRef ds:uri="http://schemas.openxmlformats.org/officeDocument/2006/bibliography"/>
-  </ds:schemaRefs>
-</ds:datastoreItem>
-</file>
-
-<file path=customXml/itemProps4.xml><?xml version="1.0" encoding="utf-8"?>
-<ds:datastoreItem xmlns:ds="http://schemas.openxmlformats.org/officeDocument/2006/customXml" ds:itemID="{36B18D59-688D-4806-A4EA-B7808C4D834E}">
-  <ds:schemaRefs>
-    <ds:schemaRef ds:uri="http://schemas.microsoft.com/sharepoint/v3/contenttype/forms"/>
+    <ds:schemaRef ds:uri="http://schemas.microsoft.com/office/2006/metadata/properties"/>
+    <ds:schemaRef ds:uri="http://schemas.microsoft.com/office/infopath/2007/PartnerControls"/>
+    <ds:schemaRef ds:uri="b856de41-ffe9-4ffb-a61e-828c3cd98991"/>
   </ds:schemaRefs>
 </ds:datastoreItem>
 </file>